--- a/Курсовая работа МеньшиковДЕ.docx
+++ b/Курсовая работа МеньшиковДЕ.docx
@@ -177,7 +177,7 @@
           <w:sz w:val="28"/>
           <w:szCs w:val="28"/>
         </w:rPr>
-        <w:t>Тема «Разработка мобильного приложения</w:t>
+        <w:t>Тема «</w:t>
       </w:r>
       <w:r>
         <w:rPr>
@@ -187,8 +187,9 @@
           <w:sz w:val="28"/>
           <w:szCs w:val="28"/>
         </w:rPr>
-        <w:t xml:space="preserve"> </w:t>
-      </w:r>
+        <w:t xml:space="preserve">Разработка мобильного </w:t>
+      </w:r>
+      <w:proofErr w:type="gramStart"/>
       <w:r>
         <w:rPr>
           <w:rFonts w:ascii="Times New Roman" w:hAnsi="Times New Roman" w:cs="Times New Roman"/>
@@ -197,7 +198,7 @@
           <w:sz w:val="28"/>
           <w:szCs w:val="28"/>
         </w:rPr>
-        <w:t>“</w:t>
+        <w:t>приложения</w:t>
       </w:r>
       <w:r>
         <w:rPr>
@@ -207,7 +208,28 @@
           <w:sz w:val="28"/>
           <w:szCs w:val="28"/>
         </w:rPr>
-        <w:t>Курсы валют</w:t>
+        <w:t xml:space="preserve"> ”</w:t>
+      </w:r>
+      <w:r>
+        <w:rPr>
+          <w:rFonts w:ascii="Times New Roman" w:hAnsi="Times New Roman" w:cs="Times New Roman"/>
+          <w:b/>
+          <w:bCs/>
+          <w:sz w:val="28"/>
+          <w:szCs w:val="28"/>
+        </w:rPr>
+        <w:t>Курсы</w:t>
+      </w:r>
+      <w:proofErr w:type="gramEnd"/>
+      <w:r>
+        <w:rPr>
+          <w:rFonts w:ascii="Times New Roman" w:hAnsi="Times New Roman" w:cs="Times New Roman"/>
+          <w:b/>
+          <w:bCs/>
+          <w:sz w:val="28"/>
+          <w:szCs w:val="28"/>
+        </w:rPr>
+        <w:t xml:space="preserve"> валют</w:t>
       </w:r>
       <w:r>
         <w:rPr>
@@ -569,15 +591,8024 @@
         <w:t>2026</w:t>
       </w:r>
     </w:p>
-    <w:p/>
+    <w:sdt>
+      <w:sdtPr>
+        <w:rPr>
+          <w:rFonts w:asciiTheme="minorHAnsi" w:hAnsiTheme="minorHAnsi"/>
+          <w:b/>
+          <w:sz w:val="24"/>
+        </w:rPr>
+        <w:id w:val="49578646"/>
+        <w:docPartObj>
+          <w:docPartGallery w:val="Table of Contents"/>
+          <w:docPartUnique/>
+        </w:docPartObj>
+      </w:sdtPr>
+      <w:sdtEndPr>
+        <w:rPr>
+          <w:rFonts w:cs="Times New Roman"/>
+          <w:b w:val="0"/>
+          <w:szCs w:val="28"/>
+        </w:rPr>
+      </w:sdtEndPr>
+      <w:sdtContent>
+        <w:p>
+          <w:pPr>
+            <w:pStyle w:val="11"/>
+          </w:pPr>
+          <w:r>
+            <w:t>СОДЕРЖАНИЕ</w:t>
+          </w:r>
+        </w:p>
+        <w:p>
+          <w:pPr>
+            <w:pStyle w:val="13"/>
+            <w:tabs>
+              <w:tab w:val="right" w:leader="dot" w:pos="9344"/>
+            </w:tabs>
+            <w:rPr>
+              <w:rFonts w:ascii="Times New Roman" w:eastAsiaTheme="minorEastAsia" w:hAnsi="Times New Roman" w:cs="Times New Roman"/>
+              <w:noProof/>
+              <w:sz w:val="28"/>
+              <w:szCs w:val="28"/>
+              <w:lang w:eastAsia="ru-RU"/>
+            </w:rPr>
+          </w:pPr>
+          <w:r>
+            <w:rPr>
+              <w:rFonts w:ascii="Times New Roman" w:hAnsi="Times New Roman" w:cs="Times New Roman"/>
+              <w:sz w:val="28"/>
+              <w:szCs w:val="28"/>
+            </w:rPr>
+            <w:fldChar w:fldCharType="begin"/>
+          </w:r>
+          <w:r>
+            <w:rPr>
+              <w:rFonts w:ascii="Times New Roman" w:hAnsi="Times New Roman" w:cs="Times New Roman"/>
+              <w:sz w:val="28"/>
+              <w:szCs w:val="28"/>
+            </w:rPr>
+            <w:instrText xml:space="preserve"> TOC \o "1-3" \h \z \u </w:instrText>
+          </w:r>
+          <w:r>
+            <w:rPr>
+              <w:rFonts w:ascii="Times New Roman" w:hAnsi="Times New Roman" w:cs="Times New Roman"/>
+              <w:sz w:val="28"/>
+              <w:szCs w:val="28"/>
+            </w:rPr>
+            <w:fldChar w:fldCharType="separate"/>
+          </w:r>
+          <w:hyperlink w:anchor="_Toc225978008" w:history="1">
+            <w:r>
+              <w:rPr>
+                <w:rStyle w:val="af2"/>
+                <w:rFonts w:ascii="Times New Roman" w:hAnsi="Times New Roman" w:cs="Times New Roman"/>
+                <w:noProof/>
+                <w:sz w:val="28"/>
+                <w:szCs w:val="28"/>
+              </w:rPr>
+              <w:t>ВВЕДЕНИЕ</w:t>
+            </w:r>
+            <w:r>
+              <w:rPr>
+                <w:rFonts w:ascii="Times New Roman" w:hAnsi="Times New Roman" w:cs="Times New Roman"/>
+                <w:noProof/>
+                <w:webHidden/>
+                <w:sz w:val="28"/>
+                <w:szCs w:val="28"/>
+              </w:rPr>
+              <w:tab/>
+            </w:r>
+            <w:r>
+              <w:rPr>
+                <w:rFonts w:ascii="Times New Roman" w:hAnsi="Times New Roman" w:cs="Times New Roman"/>
+                <w:noProof/>
+                <w:webHidden/>
+                <w:sz w:val="28"/>
+                <w:szCs w:val="28"/>
+              </w:rPr>
+              <w:fldChar w:fldCharType="begin"/>
+            </w:r>
+            <w:r>
+              <w:rPr>
+                <w:rFonts w:ascii="Times New Roman" w:hAnsi="Times New Roman" w:cs="Times New Roman"/>
+                <w:noProof/>
+                <w:webHidden/>
+                <w:sz w:val="28"/>
+                <w:szCs w:val="28"/>
+              </w:rPr>
+              <w:instrText xml:space="preserve"> PAGEREF _Toc225978008 \h </w:instrText>
+            </w:r>
+            <w:r>
+              <w:rPr>
+                <w:rFonts w:ascii="Times New Roman" w:hAnsi="Times New Roman" w:cs="Times New Roman"/>
+                <w:noProof/>
+                <w:webHidden/>
+                <w:sz w:val="28"/>
+                <w:szCs w:val="28"/>
+              </w:rPr>
+            </w:r>
+            <w:r>
+              <w:rPr>
+                <w:rFonts w:ascii="Times New Roman" w:hAnsi="Times New Roman" w:cs="Times New Roman"/>
+                <w:noProof/>
+                <w:webHidden/>
+                <w:sz w:val="28"/>
+                <w:szCs w:val="28"/>
+              </w:rPr>
+              <w:fldChar w:fldCharType="separate"/>
+            </w:r>
+            <w:r>
+              <w:rPr>
+                <w:rFonts w:ascii="Times New Roman" w:hAnsi="Times New Roman" w:cs="Times New Roman"/>
+                <w:noProof/>
+                <w:webHidden/>
+                <w:sz w:val="28"/>
+                <w:szCs w:val="28"/>
+              </w:rPr>
+              <w:t>4</w:t>
+            </w:r>
+            <w:r>
+              <w:rPr>
+                <w:rFonts w:ascii="Times New Roman" w:hAnsi="Times New Roman" w:cs="Times New Roman"/>
+                <w:noProof/>
+                <w:webHidden/>
+                <w:sz w:val="28"/>
+                <w:szCs w:val="28"/>
+              </w:rPr>
+              <w:fldChar w:fldCharType="end"/>
+            </w:r>
+          </w:hyperlink>
+        </w:p>
+        <w:p>
+          <w:pPr>
+            <w:pStyle w:val="13"/>
+            <w:tabs>
+              <w:tab w:val="right" w:leader="dot" w:pos="9344"/>
+            </w:tabs>
+            <w:rPr>
+              <w:rFonts w:ascii="Times New Roman" w:eastAsiaTheme="minorEastAsia" w:hAnsi="Times New Roman" w:cs="Times New Roman"/>
+              <w:noProof/>
+              <w:sz w:val="28"/>
+              <w:szCs w:val="28"/>
+              <w:lang w:eastAsia="ru-RU"/>
+            </w:rPr>
+          </w:pPr>
+          <w:hyperlink w:anchor="_Toc225978009" w:history="1">
+            <w:r>
+              <w:rPr>
+                <w:rStyle w:val="af2"/>
+                <w:rFonts w:ascii="Times New Roman" w:hAnsi="Times New Roman" w:cs="Times New Roman"/>
+                <w:noProof/>
+                <w:sz w:val="28"/>
+                <w:szCs w:val="28"/>
+              </w:rPr>
+              <w:t>ГЛАВА 1. АНАЛИЗ ПРЕДМЕТНОЙ ОБЛАСТИ И ПРОЕКТИРОВАНИЕ МОБИЛЬНОГО ПРИЛОЖЕНИЯ</w:t>
+            </w:r>
+            <w:r>
+              <w:rPr>
+                <w:rFonts w:ascii="Times New Roman" w:hAnsi="Times New Roman" w:cs="Times New Roman"/>
+                <w:noProof/>
+                <w:webHidden/>
+                <w:sz w:val="28"/>
+                <w:szCs w:val="28"/>
+              </w:rPr>
+              <w:tab/>
+            </w:r>
+            <w:r>
+              <w:rPr>
+                <w:rFonts w:ascii="Times New Roman" w:hAnsi="Times New Roman" w:cs="Times New Roman"/>
+                <w:noProof/>
+                <w:webHidden/>
+                <w:sz w:val="28"/>
+                <w:szCs w:val="28"/>
+              </w:rPr>
+              <w:fldChar w:fldCharType="begin"/>
+            </w:r>
+            <w:r>
+              <w:rPr>
+                <w:rFonts w:ascii="Times New Roman" w:hAnsi="Times New Roman" w:cs="Times New Roman"/>
+                <w:noProof/>
+                <w:webHidden/>
+                <w:sz w:val="28"/>
+                <w:szCs w:val="28"/>
+              </w:rPr>
+              <w:instrText xml:space="preserve"> PAGEREF _Toc225978009 \h </w:instrText>
+            </w:r>
+            <w:r>
+              <w:rPr>
+                <w:rFonts w:ascii="Times New Roman" w:hAnsi="Times New Roman" w:cs="Times New Roman"/>
+                <w:noProof/>
+                <w:webHidden/>
+                <w:sz w:val="28"/>
+                <w:szCs w:val="28"/>
+              </w:rPr>
+            </w:r>
+            <w:r>
+              <w:rPr>
+                <w:rFonts w:ascii="Times New Roman" w:hAnsi="Times New Roman" w:cs="Times New Roman"/>
+                <w:noProof/>
+                <w:webHidden/>
+                <w:sz w:val="28"/>
+                <w:szCs w:val="28"/>
+              </w:rPr>
+              <w:fldChar w:fldCharType="separate"/>
+            </w:r>
+            <w:r>
+              <w:rPr>
+                <w:rFonts w:ascii="Times New Roman" w:hAnsi="Times New Roman" w:cs="Times New Roman"/>
+                <w:noProof/>
+                <w:webHidden/>
+                <w:sz w:val="28"/>
+                <w:szCs w:val="28"/>
+              </w:rPr>
+              <w:t>7</w:t>
+            </w:r>
+            <w:r>
+              <w:rPr>
+                <w:rFonts w:ascii="Times New Roman" w:hAnsi="Times New Roman" w:cs="Times New Roman"/>
+                <w:noProof/>
+                <w:webHidden/>
+                <w:sz w:val="28"/>
+                <w:szCs w:val="28"/>
+              </w:rPr>
+              <w:fldChar w:fldCharType="end"/>
+            </w:r>
+          </w:hyperlink>
+        </w:p>
+        <w:p>
+          <w:pPr>
+            <w:pStyle w:val="23"/>
+            <w:tabs>
+              <w:tab w:val="right" w:leader="dot" w:pos="9344"/>
+            </w:tabs>
+            <w:rPr>
+              <w:rFonts w:ascii="Times New Roman" w:eastAsiaTheme="minorEastAsia" w:hAnsi="Times New Roman" w:cs="Times New Roman"/>
+              <w:noProof/>
+              <w:sz w:val="28"/>
+              <w:szCs w:val="28"/>
+              <w:lang w:eastAsia="ru-RU"/>
+            </w:rPr>
+          </w:pPr>
+          <w:hyperlink w:anchor="_Toc225978010" w:history="1">
+            <w:r>
+              <w:rPr>
+                <w:rStyle w:val="af2"/>
+                <w:rFonts w:ascii="Times New Roman" w:hAnsi="Times New Roman" w:cs="Times New Roman"/>
+                <w:noProof/>
+                <w:sz w:val="28"/>
+                <w:szCs w:val="28"/>
+              </w:rPr>
+              <w:t>1.1. Описание предметной области и анализ существующих решений (аналогов)</w:t>
+            </w:r>
+            <w:r>
+              <w:rPr>
+                <w:rFonts w:ascii="Times New Roman" w:hAnsi="Times New Roman" w:cs="Times New Roman"/>
+                <w:noProof/>
+                <w:webHidden/>
+                <w:sz w:val="28"/>
+                <w:szCs w:val="28"/>
+              </w:rPr>
+              <w:tab/>
+            </w:r>
+            <w:r>
+              <w:rPr>
+                <w:rFonts w:ascii="Times New Roman" w:hAnsi="Times New Roman" w:cs="Times New Roman"/>
+                <w:noProof/>
+                <w:webHidden/>
+                <w:sz w:val="28"/>
+                <w:szCs w:val="28"/>
+              </w:rPr>
+              <w:fldChar w:fldCharType="begin"/>
+            </w:r>
+            <w:r>
+              <w:rPr>
+                <w:rFonts w:ascii="Times New Roman" w:hAnsi="Times New Roman" w:cs="Times New Roman"/>
+                <w:noProof/>
+                <w:webHidden/>
+                <w:sz w:val="28"/>
+                <w:szCs w:val="28"/>
+              </w:rPr>
+              <w:instrText xml:space="preserve"> PAGEREF _Toc225978010 \h </w:instrText>
+            </w:r>
+            <w:r>
+              <w:rPr>
+                <w:rFonts w:ascii="Times New Roman" w:hAnsi="Times New Roman" w:cs="Times New Roman"/>
+                <w:noProof/>
+                <w:webHidden/>
+                <w:sz w:val="28"/>
+                <w:szCs w:val="28"/>
+              </w:rPr>
+            </w:r>
+            <w:r>
+              <w:rPr>
+                <w:rFonts w:ascii="Times New Roman" w:hAnsi="Times New Roman" w:cs="Times New Roman"/>
+                <w:noProof/>
+                <w:webHidden/>
+                <w:sz w:val="28"/>
+                <w:szCs w:val="28"/>
+              </w:rPr>
+              <w:fldChar w:fldCharType="separate"/>
+            </w:r>
+            <w:r>
+              <w:rPr>
+                <w:rFonts w:ascii="Times New Roman" w:hAnsi="Times New Roman" w:cs="Times New Roman"/>
+                <w:noProof/>
+                <w:webHidden/>
+                <w:sz w:val="28"/>
+                <w:szCs w:val="28"/>
+              </w:rPr>
+              <w:t>7</w:t>
+            </w:r>
+            <w:r>
+              <w:rPr>
+                <w:rFonts w:ascii="Times New Roman" w:hAnsi="Times New Roman" w:cs="Times New Roman"/>
+                <w:noProof/>
+                <w:webHidden/>
+                <w:sz w:val="28"/>
+                <w:szCs w:val="28"/>
+              </w:rPr>
+              <w:fldChar w:fldCharType="end"/>
+            </w:r>
+          </w:hyperlink>
+        </w:p>
+        <w:p>
+          <w:pPr>
+            <w:pStyle w:val="23"/>
+            <w:tabs>
+              <w:tab w:val="right" w:leader="dot" w:pos="9344"/>
+            </w:tabs>
+            <w:rPr>
+              <w:rFonts w:ascii="Times New Roman" w:eastAsiaTheme="minorEastAsia" w:hAnsi="Times New Roman" w:cs="Times New Roman"/>
+              <w:noProof/>
+              <w:sz w:val="28"/>
+              <w:szCs w:val="28"/>
+              <w:lang w:eastAsia="ru-RU"/>
+            </w:rPr>
+          </w:pPr>
+          <w:hyperlink w:anchor="_Toc225978011" w:history="1">
+            <w:r>
+              <w:rPr>
+                <w:rStyle w:val="af2"/>
+                <w:rFonts w:ascii="Times New Roman" w:hAnsi="Times New Roman" w:cs="Times New Roman"/>
+                <w:noProof/>
+                <w:sz w:val="28"/>
+                <w:szCs w:val="28"/>
+              </w:rPr>
+              <w:t>1.2. Требования к разрабатываемому мобильному приложению</w:t>
+            </w:r>
+            <w:r>
+              <w:rPr>
+                <w:rFonts w:ascii="Times New Roman" w:hAnsi="Times New Roman" w:cs="Times New Roman"/>
+                <w:noProof/>
+                <w:webHidden/>
+                <w:sz w:val="28"/>
+                <w:szCs w:val="28"/>
+              </w:rPr>
+              <w:tab/>
+            </w:r>
+            <w:r>
+              <w:rPr>
+                <w:rFonts w:ascii="Times New Roman" w:hAnsi="Times New Roman" w:cs="Times New Roman"/>
+                <w:noProof/>
+                <w:webHidden/>
+                <w:sz w:val="28"/>
+                <w:szCs w:val="28"/>
+              </w:rPr>
+              <w:fldChar w:fldCharType="begin"/>
+            </w:r>
+            <w:r>
+              <w:rPr>
+                <w:rFonts w:ascii="Times New Roman" w:hAnsi="Times New Roman" w:cs="Times New Roman"/>
+                <w:noProof/>
+                <w:webHidden/>
+                <w:sz w:val="28"/>
+                <w:szCs w:val="28"/>
+              </w:rPr>
+              <w:instrText xml:space="preserve"> PAGEREF _Toc225978011 \h </w:instrText>
+            </w:r>
+            <w:r>
+              <w:rPr>
+                <w:rFonts w:ascii="Times New Roman" w:hAnsi="Times New Roman" w:cs="Times New Roman"/>
+                <w:noProof/>
+                <w:webHidden/>
+                <w:sz w:val="28"/>
+                <w:szCs w:val="28"/>
+              </w:rPr>
+            </w:r>
+            <w:r>
+              <w:rPr>
+                <w:rFonts w:ascii="Times New Roman" w:hAnsi="Times New Roman" w:cs="Times New Roman"/>
+                <w:noProof/>
+                <w:webHidden/>
+                <w:sz w:val="28"/>
+                <w:szCs w:val="28"/>
+              </w:rPr>
+              <w:fldChar w:fldCharType="separate"/>
+            </w:r>
+            <w:r>
+              <w:rPr>
+                <w:rFonts w:ascii="Times New Roman" w:hAnsi="Times New Roman" w:cs="Times New Roman"/>
+                <w:noProof/>
+                <w:webHidden/>
+                <w:sz w:val="28"/>
+                <w:szCs w:val="28"/>
+              </w:rPr>
+              <w:t>8</w:t>
+            </w:r>
+            <w:r>
+              <w:rPr>
+                <w:rFonts w:ascii="Times New Roman" w:hAnsi="Times New Roman" w:cs="Times New Roman"/>
+                <w:noProof/>
+                <w:webHidden/>
+                <w:sz w:val="28"/>
+                <w:szCs w:val="28"/>
+              </w:rPr>
+              <w:fldChar w:fldCharType="end"/>
+            </w:r>
+          </w:hyperlink>
+        </w:p>
+        <w:p>
+          <w:pPr>
+            <w:pStyle w:val="31"/>
+            <w:tabs>
+              <w:tab w:val="right" w:leader="dot" w:pos="9344"/>
+            </w:tabs>
+            <w:rPr>
+              <w:rFonts w:ascii="Times New Roman" w:eastAsiaTheme="minorEastAsia" w:hAnsi="Times New Roman" w:cs="Times New Roman"/>
+              <w:noProof/>
+              <w:sz w:val="28"/>
+              <w:szCs w:val="28"/>
+              <w:lang w:eastAsia="ru-RU"/>
+            </w:rPr>
+          </w:pPr>
+          <w:hyperlink w:anchor="_Toc225978012" w:history="1">
+            <w:r>
+              <w:rPr>
+                <w:rStyle w:val="af2"/>
+                <w:rFonts w:ascii="Times New Roman" w:hAnsi="Times New Roman" w:cs="Times New Roman"/>
+                <w:noProof/>
+                <w:sz w:val="28"/>
+                <w:szCs w:val="28"/>
+              </w:rPr>
+              <w:t>1.2.1. Функциональные требования</w:t>
+            </w:r>
+            <w:r>
+              <w:rPr>
+                <w:rFonts w:ascii="Times New Roman" w:hAnsi="Times New Roman" w:cs="Times New Roman"/>
+                <w:noProof/>
+                <w:webHidden/>
+                <w:sz w:val="28"/>
+                <w:szCs w:val="28"/>
+              </w:rPr>
+              <w:tab/>
+            </w:r>
+            <w:r>
+              <w:rPr>
+                <w:rFonts w:ascii="Times New Roman" w:hAnsi="Times New Roman" w:cs="Times New Roman"/>
+                <w:noProof/>
+                <w:webHidden/>
+                <w:sz w:val="28"/>
+                <w:szCs w:val="28"/>
+              </w:rPr>
+              <w:fldChar w:fldCharType="begin"/>
+            </w:r>
+            <w:r>
+              <w:rPr>
+                <w:rFonts w:ascii="Times New Roman" w:hAnsi="Times New Roman" w:cs="Times New Roman"/>
+                <w:noProof/>
+                <w:webHidden/>
+                <w:sz w:val="28"/>
+                <w:szCs w:val="28"/>
+              </w:rPr>
+              <w:instrText xml:space="preserve"> PAGEREF _Toc225978012 \h </w:instrText>
+            </w:r>
+            <w:r>
+              <w:rPr>
+                <w:rFonts w:ascii="Times New Roman" w:hAnsi="Times New Roman" w:cs="Times New Roman"/>
+                <w:noProof/>
+                <w:webHidden/>
+                <w:sz w:val="28"/>
+                <w:szCs w:val="28"/>
+              </w:rPr>
+            </w:r>
+            <w:r>
+              <w:rPr>
+                <w:rFonts w:ascii="Times New Roman" w:hAnsi="Times New Roman" w:cs="Times New Roman"/>
+                <w:noProof/>
+                <w:webHidden/>
+                <w:sz w:val="28"/>
+                <w:szCs w:val="28"/>
+              </w:rPr>
+              <w:fldChar w:fldCharType="separate"/>
+            </w:r>
+            <w:r>
+              <w:rPr>
+                <w:rFonts w:ascii="Times New Roman" w:hAnsi="Times New Roman" w:cs="Times New Roman"/>
+                <w:noProof/>
+                <w:webHidden/>
+                <w:sz w:val="28"/>
+                <w:szCs w:val="28"/>
+              </w:rPr>
+              <w:t>8</w:t>
+            </w:r>
+            <w:r>
+              <w:rPr>
+                <w:rFonts w:ascii="Times New Roman" w:hAnsi="Times New Roman" w:cs="Times New Roman"/>
+                <w:noProof/>
+                <w:webHidden/>
+                <w:sz w:val="28"/>
+                <w:szCs w:val="28"/>
+              </w:rPr>
+              <w:fldChar w:fldCharType="end"/>
+            </w:r>
+          </w:hyperlink>
+        </w:p>
+        <w:p>
+          <w:pPr>
+            <w:pStyle w:val="31"/>
+            <w:tabs>
+              <w:tab w:val="right" w:leader="dot" w:pos="9344"/>
+            </w:tabs>
+            <w:rPr>
+              <w:rFonts w:ascii="Times New Roman" w:eastAsiaTheme="minorEastAsia" w:hAnsi="Times New Roman" w:cs="Times New Roman"/>
+              <w:noProof/>
+              <w:sz w:val="28"/>
+              <w:szCs w:val="28"/>
+              <w:lang w:eastAsia="ru-RU"/>
+            </w:rPr>
+          </w:pPr>
+          <w:hyperlink w:anchor="_Toc225978013" w:history="1">
+            <w:r>
+              <w:rPr>
+                <w:rStyle w:val="af2"/>
+                <w:rFonts w:ascii="Times New Roman" w:hAnsi="Times New Roman" w:cs="Times New Roman"/>
+                <w:noProof/>
+                <w:sz w:val="28"/>
+                <w:szCs w:val="28"/>
+              </w:rPr>
+              <w:t>1.2.2. Нефункциональные требования</w:t>
+            </w:r>
+            <w:r>
+              <w:rPr>
+                <w:rFonts w:ascii="Times New Roman" w:hAnsi="Times New Roman" w:cs="Times New Roman"/>
+                <w:noProof/>
+                <w:webHidden/>
+                <w:sz w:val="28"/>
+                <w:szCs w:val="28"/>
+              </w:rPr>
+              <w:tab/>
+            </w:r>
+            <w:r>
+              <w:rPr>
+                <w:rFonts w:ascii="Times New Roman" w:hAnsi="Times New Roman" w:cs="Times New Roman"/>
+                <w:noProof/>
+                <w:webHidden/>
+                <w:sz w:val="28"/>
+                <w:szCs w:val="28"/>
+              </w:rPr>
+              <w:fldChar w:fldCharType="begin"/>
+            </w:r>
+            <w:r>
+              <w:rPr>
+                <w:rFonts w:ascii="Times New Roman" w:hAnsi="Times New Roman" w:cs="Times New Roman"/>
+                <w:noProof/>
+                <w:webHidden/>
+                <w:sz w:val="28"/>
+                <w:szCs w:val="28"/>
+              </w:rPr>
+              <w:instrText xml:space="preserve"> PAGEREF _Toc225978013 \h </w:instrText>
+            </w:r>
+            <w:r>
+              <w:rPr>
+                <w:rFonts w:ascii="Times New Roman" w:hAnsi="Times New Roman" w:cs="Times New Roman"/>
+                <w:noProof/>
+                <w:webHidden/>
+                <w:sz w:val="28"/>
+                <w:szCs w:val="28"/>
+              </w:rPr>
+            </w:r>
+            <w:r>
+              <w:rPr>
+                <w:rFonts w:ascii="Times New Roman" w:hAnsi="Times New Roman" w:cs="Times New Roman"/>
+                <w:noProof/>
+                <w:webHidden/>
+                <w:sz w:val="28"/>
+                <w:szCs w:val="28"/>
+              </w:rPr>
+              <w:fldChar w:fldCharType="separate"/>
+            </w:r>
+            <w:r>
+              <w:rPr>
+                <w:rFonts w:ascii="Times New Roman" w:hAnsi="Times New Roman" w:cs="Times New Roman"/>
+                <w:noProof/>
+                <w:webHidden/>
+                <w:sz w:val="28"/>
+                <w:szCs w:val="28"/>
+              </w:rPr>
+              <w:t>9</w:t>
+            </w:r>
+            <w:r>
+              <w:rPr>
+                <w:rFonts w:ascii="Times New Roman" w:hAnsi="Times New Roman" w:cs="Times New Roman"/>
+                <w:noProof/>
+                <w:webHidden/>
+                <w:sz w:val="28"/>
+                <w:szCs w:val="28"/>
+              </w:rPr>
+              <w:fldChar w:fldCharType="end"/>
+            </w:r>
+          </w:hyperlink>
+        </w:p>
+        <w:p>
+          <w:pPr>
+            <w:pStyle w:val="23"/>
+            <w:tabs>
+              <w:tab w:val="right" w:leader="dot" w:pos="9344"/>
+            </w:tabs>
+            <w:rPr>
+              <w:rFonts w:ascii="Times New Roman" w:eastAsiaTheme="minorEastAsia" w:hAnsi="Times New Roman" w:cs="Times New Roman"/>
+              <w:noProof/>
+              <w:sz w:val="28"/>
+              <w:szCs w:val="28"/>
+              <w:lang w:eastAsia="ru-RU"/>
+            </w:rPr>
+          </w:pPr>
+          <w:hyperlink w:anchor="_Toc225978014" w:history="1">
+            <w:r>
+              <w:rPr>
+                <w:rStyle w:val="af2"/>
+                <w:rFonts w:ascii="Times New Roman" w:hAnsi="Times New Roman" w:cs="Times New Roman"/>
+                <w:noProof/>
+                <w:sz w:val="28"/>
+                <w:szCs w:val="28"/>
+              </w:rPr>
+              <w:t>1.3. Проектирование архитектуры и логики приложения</w:t>
+            </w:r>
+            <w:r>
+              <w:rPr>
+                <w:rFonts w:ascii="Times New Roman" w:hAnsi="Times New Roman" w:cs="Times New Roman"/>
+                <w:noProof/>
+                <w:webHidden/>
+                <w:sz w:val="28"/>
+                <w:szCs w:val="28"/>
+              </w:rPr>
+              <w:tab/>
+            </w:r>
+            <w:r>
+              <w:rPr>
+                <w:rFonts w:ascii="Times New Roman" w:hAnsi="Times New Roman" w:cs="Times New Roman"/>
+                <w:noProof/>
+                <w:webHidden/>
+                <w:sz w:val="28"/>
+                <w:szCs w:val="28"/>
+              </w:rPr>
+              <w:fldChar w:fldCharType="begin"/>
+            </w:r>
+            <w:r>
+              <w:rPr>
+                <w:rFonts w:ascii="Times New Roman" w:hAnsi="Times New Roman" w:cs="Times New Roman"/>
+                <w:noProof/>
+                <w:webHidden/>
+                <w:sz w:val="28"/>
+                <w:szCs w:val="28"/>
+              </w:rPr>
+              <w:instrText xml:space="preserve"> PAGEREF _Toc225978014 \h </w:instrText>
+            </w:r>
+            <w:r>
+              <w:rPr>
+                <w:rFonts w:ascii="Times New Roman" w:hAnsi="Times New Roman" w:cs="Times New Roman"/>
+                <w:noProof/>
+                <w:webHidden/>
+                <w:sz w:val="28"/>
+                <w:szCs w:val="28"/>
+              </w:rPr>
+            </w:r>
+            <w:r>
+              <w:rPr>
+                <w:rFonts w:ascii="Times New Roman" w:hAnsi="Times New Roman" w:cs="Times New Roman"/>
+                <w:noProof/>
+                <w:webHidden/>
+                <w:sz w:val="28"/>
+                <w:szCs w:val="28"/>
+              </w:rPr>
+              <w:fldChar w:fldCharType="separate"/>
+            </w:r>
+            <w:r>
+              <w:rPr>
+                <w:rFonts w:ascii="Times New Roman" w:hAnsi="Times New Roman" w:cs="Times New Roman"/>
+                <w:noProof/>
+                <w:webHidden/>
+                <w:sz w:val="28"/>
+                <w:szCs w:val="28"/>
+              </w:rPr>
+              <w:t>10</w:t>
+            </w:r>
+            <w:r>
+              <w:rPr>
+                <w:rFonts w:ascii="Times New Roman" w:hAnsi="Times New Roman" w:cs="Times New Roman"/>
+                <w:noProof/>
+                <w:webHidden/>
+                <w:sz w:val="28"/>
+                <w:szCs w:val="28"/>
+              </w:rPr>
+              <w:fldChar w:fldCharType="end"/>
+            </w:r>
+          </w:hyperlink>
+        </w:p>
+        <w:p>
+          <w:pPr>
+            <w:pStyle w:val="31"/>
+            <w:tabs>
+              <w:tab w:val="right" w:leader="dot" w:pos="9344"/>
+            </w:tabs>
+            <w:rPr>
+              <w:rFonts w:ascii="Times New Roman" w:eastAsiaTheme="minorEastAsia" w:hAnsi="Times New Roman" w:cs="Times New Roman"/>
+              <w:noProof/>
+              <w:sz w:val="28"/>
+              <w:szCs w:val="28"/>
+              <w:lang w:eastAsia="ru-RU"/>
+            </w:rPr>
+          </w:pPr>
+          <w:hyperlink w:anchor="_Toc225978015" w:history="1">
+            <w:r>
+              <w:rPr>
+                <w:rStyle w:val="af2"/>
+                <w:rFonts w:ascii="Times New Roman" w:hAnsi="Times New Roman" w:cs="Times New Roman"/>
+                <w:noProof/>
+                <w:sz w:val="28"/>
+                <w:szCs w:val="28"/>
+              </w:rPr>
+              <w:t>1.3.1. Диаграмма вариантов использования (Use Case)</w:t>
+            </w:r>
+            <w:r>
+              <w:rPr>
+                <w:rFonts w:ascii="Times New Roman" w:hAnsi="Times New Roman" w:cs="Times New Roman"/>
+                <w:noProof/>
+                <w:webHidden/>
+                <w:sz w:val="28"/>
+                <w:szCs w:val="28"/>
+              </w:rPr>
+              <w:tab/>
+            </w:r>
+            <w:r>
+              <w:rPr>
+                <w:rFonts w:ascii="Times New Roman" w:hAnsi="Times New Roman" w:cs="Times New Roman"/>
+                <w:noProof/>
+                <w:webHidden/>
+                <w:sz w:val="28"/>
+                <w:szCs w:val="28"/>
+              </w:rPr>
+              <w:fldChar w:fldCharType="begin"/>
+            </w:r>
+            <w:r>
+              <w:rPr>
+                <w:rFonts w:ascii="Times New Roman" w:hAnsi="Times New Roman" w:cs="Times New Roman"/>
+                <w:noProof/>
+                <w:webHidden/>
+                <w:sz w:val="28"/>
+                <w:szCs w:val="28"/>
+              </w:rPr>
+              <w:instrText xml:space="preserve"> PAGEREF _Toc225978015 \h </w:instrText>
+            </w:r>
+            <w:r>
+              <w:rPr>
+                <w:rFonts w:ascii="Times New Roman" w:hAnsi="Times New Roman" w:cs="Times New Roman"/>
+                <w:noProof/>
+                <w:webHidden/>
+                <w:sz w:val="28"/>
+                <w:szCs w:val="28"/>
+              </w:rPr>
+            </w:r>
+            <w:r>
+              <w:rPr>
+                <w:rFonts w:ascii="Times New Roman" w:hAnsi="Times New Roman" w:cs="Times New Roman"/>
+                <w:noProof/>
+                <w:webHidden/>
+                <w:sz w:val="28"/>
+                <w:szCs w:val="28"/>
+              </w:rPr>
+              <w:fldChar w:fldCharType="separate"/>
+            </w:r>
+            <w:r>
+              <w:rPr>
+                <w:rFonts w:ascii="Times New Roman" w:hAnsi="Times New Roman" w:cs="Times New Roman"/>
+                <w:noProof/>
+                <w:webHidden/>
+                <w:sz w:val="28"/>
+                <w:szCs w:val="28"/>
+              </w:rPr>
+              <w:t>10</w:t>
+            </w:r>
+            <w:r>
+              <w:rPr>
+                <w:rFonts w:ascii="Times New Roman" w:hAnsi="Times New Roman" w:cs="Times New Roman"/>
+                <w:noProof/>
+                <w:webHidden/>
+                <w:sz w:val="28"/>
+                <w:szCs w:val="28"/>
+              </w:rPr>
+              <w:fldChar w:fldCharType="end"/>
+            </w:r>
+          </w:hyperlink>
+        </w:p>
+        <w:p>
+          <w:pPr>
+            <w:pStyle w:val="31"/>
+            <w:tabs>
+              <w:tab w:val="right" w:leader="dot" w:pos="9344"/>
+            </w:tabs>
+            <w:rPr>
+              <w:rFonts w:ascii="Times New Roman" w:eastAsiaTheme="minorEastAsia" w:hAnsi="Times New Roman" w:cs="Times New Roman"/>
+              <w:noProof/>
+              <w:sz w:val="28"/>
+              <w:szCs w:val="28"/>
+              <w:lang w:eastAsia="ru-RU"/>
+            </w:rPr>
+          </w:pPr>
+          <w:hyperlink w:anchor="_Toc225978016" w:history="1">
+            <w:r>
+              <w:rPr>
+                <w:rStyle w:val="af2"/>
+                <w:rFonts w:ascii="Times New Roman" w:hAnsi="Times New Roman" w:cs="Times New Roman"/>
+                <w:noProof/>
+                <w:sz w:val="28"/>
+                <w:szCs w:val="28"/>
+              </w:rPr>
+              <w:t>1.3.2. Диаграмма классов (Class Diagram) и структура базы данных</w:t>
+            </w:r>
+            <w:r>
+              <w:rPr>
+                <w:rFonts w:ascii="Times New Roman" w:hAnsi="Times New Roman" w:cs="Times New Roman"/>
+                <w:noProof/>
+                <w:webHidden/>
+                <w:sz w:val="28"/>
+                <w:szCs w:val="28"/>
+              </w:rPr>
+              <w:tab/>
+            </w:r>
+            <w:r>
+              <w:rPr>
+                <w:rFonts w:ascii="Times New Roman" w:hAnsi="Times New Roman" w:cs="Times New Roman"/>
+                <w:noProof/>
+                <w:webHidden/>
+                <w:sz w:val="28"/>
+                <w:szCs w:val="28"/>
+              </w:rPr>
+              <w:fldChar w:fldCharType="begin"/>
+            </w:r>
+            <w:r>
+              <w:rPr>
+                <w:rFonts w:ascii="Times New Roman" w:hAnsi="Times New Roman" w:cs="Times New Roman"/>
+                <w:noProof/>
+                <w:webHidden/>
+                <w:sz w:val="28"/>
+                <w:szCs w:val="28"/>
+              </w:rPr>
+              <w:instrText xml:space="preserve"> PAGEREF _Toc225978016 \h </w:instrText>
+            </w:r>
+            <w:r>
+              <w:rPr>
+                <w:rFonts w:ascii="Times New Roman" w:hAnsi="Times New Roman" w:cs="Times New Roman"/>
+                <w:noProof/>
+                <w:webHidden/>
+                <w:sz w:val="28"/>
+                <w:szCs w:val="28"/>
+              </w:rPr>
+            </w:r>
+            <w:r>
+              <w:rPr>
+                <w:rFonts w:ascii="Times New Roman" w:hAnsi="Times New Roman" w:cs="Times New Roman"/>
+                <w:noProof/>
+                <w:webHidden/>
+                <w:sz w:val="28"/>
+                <w:szCs w:val="28"/>
+              </w:rPr>
+              <w:fldChar w:fldCharType="separate"/>
+            </w:r>
+            <w:r>
+              <w:rPr>
+                <w:rFonts w:ascii="Times New Roman" w:hAnsi="Times New Roman" w:cs="Times New Roman"/>
+                <w:noProof/>
+                <w:webHidden/>
+                <w:sz w:val="28"/>
+                <w:szCs w:val="28"/>
+              </w:rPr>
+              <w:t>11</w:t>
+            </w:r>
+            <w:r>
+              <w:rPr>
+                <w:rFonts w:ascii="Times New Roman" w:hAnsi="Times New Roman" w:cs="Times New Roman"/>
+                <w:noProof/>
+                <w:webHidden/>
+                <w:sz w:val="28"/>
+                <w:szCs w:val="28"/>
+              </w:rPr>
+              <w:fldChar w:fldCharType="end"/>
+            </w:r>
+          </w:hyperlink>
+        </w:p>
+        <w:p>
+          <w:pPr>
+            <w:pStyle w:val="23"/>
+            <w:tabs>
+              <w:tab w:val="right" w:leader="dot" w:pos="9344"/>
+            </w:tabs>
+            <w:rPr>
+              <w:rFonts w:ascii="Times New Roman" w:eastAsiaTheme="minorEastAsia" w:hAnsi="Times New Roman" w:cs="Times New Roman"/>
+              <w:noProof/>
+              <w:sz w:val="28"/>
+              <w:szCs w:val="28"/>
+              <w:lang w:eastAsia="ru-RU"/>
+            </w:rPr>
+          </w:pPr>
+          <w:hyperlink w:anchor="_Toc225978017" w:history="1">
+            <w:r>
+              <w:rPr>
+                <w:rStyle w:val="af2"/>
+                <w:rFonts w:ascii="Times New Roman" w:hAnsi="Times New Roman" w:cs="Times New Roman"/>
+                <w:noProof/>
+                <w:sz w:val="28"/>
+                <w:szCs w:val="28"/>
+              </w:rPr>
+              <w:t>1.4. Обоснование выбора платформы, среды и средств разработки</w:t>
+            </w:r>
+            <w:r>
+              <w:rPr>
+                <w:rFonts w:ascii="Times New Roman" w:hAnsi="Times New Roman" w:cs="Times New Roman"/>
+                <w:noProof/>
+                <w:webHidden/>
+                <w:sz w:val="28"/>
+                <w:szCs w:val="28"/>
+              </w:rPr>
+              <w:tab/>
+            </w:r>
+            <w:r>
+              <w:rPr>
+                <w:rFonts w:ascii="Times New Roman" w:hAnsi="Times New Roman" w:cs="Times New Roman"/>
+                <w:noProof/>
+                <w:webHidden/>
+                <w:sz w:val="28"/>
+                <w:szCs w:val="28"/>
+              </w:rPr>
+              <w:fldChar w:fldCharType="begin"/>
+            </w:r>
+            <w:r>
+              <w:rPr>
+                <w:rFonts w:ascii="Times New Roman" w:hAnsi="Times New Roman" w:cs="Times New Roman"/>
+                <w:noProof/>
+                <w:webHidden/>
+                <w:sz w:val="28"/>
+                <w:szCs w:val="28"/>
+              </w:rPr>
+              <w:instrText xml:space="preserve"> PAGEREF _Toc225978017 \h </w:instrText>
+            </w:r>
+            <w:r>
+              <w:rPr>
+                <w:rFonts w:ascii="Times New Roman" w:hAnsi="Times New Roman" w:cs="Times New Roman"/>
+                <w:noProof/>
+                <w:webHidden/>
+                <w:sz w:val="28"/>
+                <w:szCs w:val="28"/>
+              </w:rPr>
+            </w:r>
+            <w:r>
+              <w:rPr>
+                <w:rFonts w:ascii="Times New Roman" w:hAnsi="Times New Roman" w:cs="Times New Roman"/>
+                <w:noProof/>
+                <w:webHidden/>
+                <w:sz w:val="28"/>
+                <w:szCs w:val="28"/>
+              </w:rPr>
+              <w:fldChar w:fldCharType="separate"/>
+            </w:r>
+            <w:r>
+              <w:rPr>
+                <w:rFonts w:ascii="Times New Roman" w:hAnsi="Times New Roman" w:cs="Times New Roman"/>
+                <w:noProof/>
+                <w:webHidden/>
+                <w:sz w:val="28"/>
+                <w:szCs w:val="28"/>
+              </w:rPr>
+              <w:t>12</w:t>
+            </w:r>
+            <w:r>
+              <w:rPr>
+                <w:rFonts w:ascii="Times New Roman" w:hAnsi="Times New Roman" w:cs="Times New Roman"/>
+                <w:noProof/>
+                <w:webHidden/>
+                <w:sz w:val="28"/>
+                <w:szCs w:val="28"/>
+              </w:rPr>
+              <w:fldChar w:fldCharType="end"/>
+            </w:r>
+          </w:hyperlink>
+        </w:p>
+        <w:p>
+          <w:pPr>
+            <w:pStyle w:val="23"/>
+            <w:tabs>
+              <w:tab w:val="right" w:leader="dot" w:pos="9344"/>
+            </w:tabs>
+            <w:rPr>
+              <w:rFonts w:ascii="Times New Roman" w:eastAsiaTheme="minorEastAsia" w:hAnsi="Times New Roman" w:cs="Times New Roman"/>
+              <w:noProof/>
+              <w:sz w:val="28"/>
+              <w:szCs w:val="28"/>
+              <w:lang w:eastAsia="ru-RU"/>
+            </w:rPr>
+          </w:pPr>
+          <w:hyperlink w:anchor="_Toc225978018" w:history="1">
+            <w:r>
+              <w:rPr>
+                <w:rStyle w:val="af2"/>
+                <w:rFonts w:ascii="Times New Roman" w:hAnsi="Times New Roman" w:cs="Times New Roman"/>
+                <w:noProof/>
+                <w:sz w:val="28"/>
+                <w:szCs w:val="28"/>
+              </w:rPr>
+              <w:t>1.4.1. Выбор языка программирования (Kotlin) и среды разработки (Android Studio)</w:t>
+            </w:r>
+            <w:r>
+              <w:rPr>
+                <w:rFonts w:ascii="Times New Roman" w:hAnsi="Times New Roman" w:cs="Times New Roman"/>
+                <w:noProof/>
+                <w:webHidden/>
+                <w:sz w:val="28"/>
+                <w:szCs w:val="28"/>
+              </w:rPr>
+              <w:tab/>
+            </w:r>
+            <w:r>
+              <w:rPr>
+                <w:rFonts w:ascii="Times New Roman" w:hAnsi="Times New Roman" w:cs="Times New Roman"/>
+                <w:noProof/>
+                <w:webHidden/>
+                <w:sz w:val="28"/>
+                <w:szCs w:val="28"/>
+              </w:rPr>
+              <w:fldChar w:fldCharType="begin"/>
+            </w:r>
+            <w:r>
+              <w:rPr>
+                <w:rFonts w:ascii="Times New Roman" w:hAnsi="Times New Roman" w:cs="Times New Roman"/>
+                <w:noProof/>
+                <w:webHidden/>
+                <w:sz w:val="28"/>
+                <w:szCs w:val="28"/>
+              </w:rPr>
+              <w:instrText xml:space="preserve"> PAGEREF _Toc225978018 \h </w:instrText>
+            </w:r>
+            <w:r>
+              <w:rPr>
+                <w:rFonts w:ascii="Times New Roman" w:hAnsi="Times New Roman" w:cs="Times New Roman"/>
+                <w:noProof/>
+                <w:webHidden/>
+                <w:sz w:val="28"/>
+                <w:szCs w:val="28"/>
+              </w:rPr>
+            </w:r>
+            <w:r>
+              <w:rPr>
+                <w:rFonts w:ascii="Times New Roman" w:hAnsi="Times New Roman" w:cs="Times New Roman"/>
+                <w:noProof/>
+                <w:webHidden/>
+                <w:sz w:val="28"/>
+                <w:szCs w:val="28"/>
+              </w:rPr>
+              <w:fldChar w:fldCharType="separate"/>
+            </w:r>
+            <w:r>
+              <w:rPr>
+                <w:rFonts w:ascii="Times New Roman" w:hAnsi="Times New Roman" w:cs="Times New Roman"/>
+                <w:noProof/>
+                <w:webHidden/>
+                <w:sz w:val="28"/>
+                <w:szCs w:val="28"/>
+              </w:rPr>
+              <w:t>13</w:t>
+            </w:r>
+            <w:r>
+              <w:rPr>
+                <w:rFonts w:ascii="Times New Roman" w:hAnsi="Times New Roman" w:cs="Times New Roman"/>
+                <w:noProof/>
+                <w:webHidden/>
+                <w:sz w:val="28"/>
+                <w:szCs w:val="28"/>
+              </w:rPr>
+              <w:fldChar w:fldCharType="end"/>
+            </w:r>
+          </w:hyperlink>
+        </w:p>
+        <w:p>
+          <w:pPr>
+            <w:pStyle w:val="31"/>
+            <w:tabs>
+              <w:tab w:val="right" w:leader="dot" w:pos="9344"/>
+            </w:tabs>
+            <w:rPr>
+              <w:rFonts w:ascii="Times New Roman" w:eastAsiaTheme="minorEastAsia" w:hAnsi="Times New Roman" w:cs="Times New Roman"/>
+              <w:noProof/>
+              <w:sz w:val="28"/>
+              <w:szCs w:val="28"/>
+              <w:lang w:eastAsia="ru-RU"/>
+            </w:rPr>
+          </w:pPr>
+          <w:hyperlink w:anchor="_Toc225978019" w:history="1">
+            <w:r>
+              <w:rPr>
+                <w:rStyle w:val="af2"/>
+                <w:rFonts w:ascii="Times New Roman" w:hAnsi="Times New Roman" w:cs="Times New Roman"/>
+                <w:noProof/>
+                <w:sz w:val="28"/>
+                <w:szCs w:val="28"/>
+              </w:rPr>
+              <w:t>1.4.2. Выбор архитектурного паттерна (MVVM)</w:t>
+            </w:r>
+            <w:r>
+              <w:rPr>
+                <w:rFonts w:ascii="Times New Roman" w:hAnsi="Times New Roman" w:cs="Times New Roman"/>
+                <w:noProof/>
+                <w:webHidden/>
+                <w:sz w:val="28"/>
+                <w:szCs w:val="28"/>
+              </w:rPr>
+              <w:tab/>
+            </w:r>
+            <w:r>
+              <w:rPr>
+                <w:rFonts w:ascii="Times New Roman" w:hAnsi="Times New Roman" w:cs="Times New Roman"/>
+                <w:noProof/>
+                <w:webHidden/>
+                <w:sz w:val="28"/>
+                <w:szCs w:val="28"/>
+              </w:rPr>
+              <w:fldChar w:fldCharType="begin"/>
+            </w:r>
+            <w:r>
+              <w:rPr>
+                <w:rFonts w:ascii="Times New Roman" w:hAnsi="Times New Roman" w:cs="Times New Roman"/>
+                <w:noProof/>
+                <w:webHidden/>
+                <w:sz w:val="28"/>
+                <w:szCs w:val="28"/>
+              </w:rPr>
+              <w:instrText xml:space="preserve"> PAGEREF _Toc225978019 \h </w:instrText>
+            </w:r>
+            <w:r>
+              <w:rPr>
+                <w:rFonts w:ascii="Times New Roman" w:hAnsi="Times New Roman" w:cs="Times New Roman"/>
+                <w:noProof/>
+                <w:webHidden/>
+                <w:sz w:val="28"/>
+                <w:szCs w:val="28"/>
+              </w:rPr>
+            </w:r>
+            <w:r>
+              <w:rPr>
+                <w:rFonts w:ascii="Times New Roman" w:hAnsi="Times New Roman" w:cs="Times New Roman"/>
+                <w:noProof/>
+                <w:webHidden/>
+                <w:sz w:val="28"/>
+                <w:szCs w:val="28"/>
+              </w:rPr>
+              <w:fldChar w:fldCharType="separate"/>
+            </w:r>
+            <w:r>
+              <w:rPr>
+                <w:rFonts w:ascii="Times New Roman" w:hAnsi="Times New Roman" w:cs="Times New Roman"/>
+                <w:noProof/>
+                <w:webHidden/>
+                <w:sz w:val="28"/>
+                <w:szCs w:val="28"/>
+              </w:rPr>
+              <w:t>13</w:t>
+            </w:r>
+            <w:r>
+              <w:rPr>
+                <w:rFonts w:ascii="Times New Roman" w:hAnsi="Times New Roman" w:cs="Times New Roman"/>
+                <w:noProof/>
+                <w:webHidden/>
+                <w:sz w:val="28"/>
+                <w:szCs w:val="28"/>
+              </w:rPr>
+              <w:fldChar w:fldCharType="end"/>
+            </w:r>
+          </w:hyperlink>
+        </w:p>
+        <w:p>
+          <w:pPr>
+            <w:pStyle w:val="31"/>
+            <w:tabs>
+              <w:tab w:val="right" w:leader="dot" w:pos="9344"/>
+            </w:tabs>
+            <w:rPr>
+              <w:rFonts w:ascii="Times New Roman" w:eastAsiaTheme="minorEastAsia" w:hAnsi="Times New Roman" w:cs="Times New Roman"/>
+              <w:noProof/>
+              <w:sz w:val="28"/>
+              <w:szCs w:val="28"/>
+              <w:lang w:eastAsia="ru-RU"/>
+            </w:rPr>
+          </w:pPr>
+          <w:hyperlink w:anchor="_Toc225978020" w:history="1">
+            <w:r>
+              <w:rPr>
+                <w:rStyle w:val="af2"/>
+                <w:rFonts w:ascii="Times New Roman" w:hAnsi="Times New Roman" w:cs="Times New Roman"/>
+                <w:noProof/>
+                <w:sz w:val="28"/>
+                <w:szCs w:val="28"/>
+              </w:rPr>
+              <w:t>1.4.3. Выбор инструментов для работы с сетью (Retrofit) и локальной БД (Room)</w:t>
+            </w:r>
+            <w:r>
+              <w:rPr>
+                <w:rFonts w:ascii="Times New Roman" w:hAnsi="Times New Roman" w:cs="Times New Roman"/>
+                <w:noProof/>
+                <w:webHidden/>
+                <w:sz w:val="28"/>
+                <w:szCs w:val="28"/>
+              </w:rPr>
+              <w:tab/>
+            </w:r>
+            <w:r>
+              <w:rPr>
+                <w:rFonts w:ascii="Times New Roman" w:hAnsi="Times New Roman" w:cs="Times New Roman"/>
+                <w:noProof/>
+                <w:webHidden/>
+                <w:sz w:val="28"/>
+                <w:szCs w:val="28"/>
+              </w:rPr>
+              <w:fldChar w:fldCharType="begin"/>
+            </w:r>
+            <w:r>
+              <w:rPr>
+                <w:rFonts w:ascii="Times New Roman" w:hAnsi="Times New Roman" w:cs="Times New Roman"/>
+                <w:noProof/>
+                <w:webHidden/>
+                <w:sz w:val="28"/>
+                <w:szCs w:val="28"/>
+              </w:rPr>
+              <w:instrText xml:space="preserve"> PAGEREF _Toc225978020 \h </w:instrText>
+            </w:r>
+            <w:r>
+              <w:rPr>
+                <w:rFonts w:ascii="Times New Roman" w:hAnsi="Times New Roman" w:cs="Times New Roman"/>
+                <w:noProof/>
+                <w:webHidden/>
+                <w:sz w:val="28"/>
+                <w:szCs w:val="28"/>
+              </w:rPr>
+            </w:r>
+            <w:r>
+              <w:rPr>
+                <w:rFonts w:ascii="Times New Roman" w:hAnsi="Times New Roman" w:cs="Times New Roman"/>
+                <w:noProof/>
+                <w:webHidden/>
+                <w:sz w:val="28"/>
+                <w:szCs w:val="28"/>
+              </w:rPr>
+              <w:fldChar w:fldCharType="separate"/>
+            </w:r>
+            <w:r>
+              <w:rPr>
+                <w:rFonts w:ascii="Times New Roman" w:hAnsi="Times New Roman" w:cs="Times New Roman"/>
+                <w:noProof/>
+                <w:webHidden/>
+                <w:sz w:val="28"/>
+                <w:szCs w:val="28"/>
+              </w:rPr>
+              <w:t>13</w:t>
+            </w:r>
+            <w:r>
+              <w:rPr>
+                <w:rFonts w:ascii="Times New Roman" w:hAnsi="Times New Roman" w:cs="Times New Roman"/>
+                <w:noProof/>
+                <w:webHidden/>
+                <w:sz w:val="28"/>
+                <w:szCs w:val="28"/>
+              </w:rPr>
+              <w:fldChar w:fldCharType="end"/>
+            </w:r>
+          </w:hyperlink>
+        </w:p>
+        <w:p>
+          <w:pPr>
+            <w:pStyle w:val="31"/>
+            <w:tabs>
+              <w:tab w:val="right" w:leader="dot" w:pos="9344"/>
+            </w:tabs>
+            <w:rPr>
+              <w:rFonts w:ascii="Times New Roman" w:eastAsiaTheme="minorEastAsia" w:hAnsi="Times New Roman" w:cs="Times New Roman"/>
+              <w:noProof/>
+              <w:sz w:val="28"/>
+              <w:szCs w:val="28"/>
+              <w:lang w:eastAsia="ru-RU"/>
+            </w:rPr>
+          </w:pPr>
+          <w:hyperlink w:anchor="_Toc225978021" w:history="1">
+            <w:r>
+              <w:rPr>
+                <w:rStyle w:val="af2"/>
+                <w:rFonts w:ascii="Times New Roman" w:hAnsi="Times New Roman" w:cs="Times New Roman"/>
+                <w:noProof/>
+                <w:sz w:val="28"/>
+                <w:szCs w:val="28"/>
+              </w:rPr>
+              <w:t>1.4.4. Инструменты асинхронного программирования (Coroutines) и визуализации (MPAndroidChart)</w:t>
+            </w:r>
+            <w:r>
+              <w:rPr>
+                <w:rFonts w:ascii="Times New Roman" w:hAnsi="Times New Roman" w:cs="Times New Roman"/>
+                <w:noProof/>
+                <w:webHidden/>
+                <w:sz w:val="28"/>
+                <w:szCs w:val="28"/>
+              </w:rPr>
+              <w:tab/>
+            </w:r>
+            <w:r>
+              <w:rPr>
+                <w:rFonts w:ascii="Times New Roman" w:hAnsi="Times New Roman" w:cs="Times New Roman"/>
+                <w:noProof/>
+                <w:webHidden/>
+                <w:sz w:val="28"/>
+                <w:szCs w:val="28"/>
+              </w:rPr>
+              <w:fldChar w:fldCharType="begin"/>
+            </w:r>
+            <w:r>
+              <w:rPr>
+                <w:rFonts w:ascii="Times New Roman" w:hAnsi="Times New Roman" w:cs="Times New Roman"/>
+                <w:noProof/>
+                <w:webHidden/>
+                <w:sz w:val="28"/>
+                <w:szCs w:val="28"/>
+              </w:rPr>
+              <w:instrText xml:space="preserve"> PAGEREF _Toc225978021 \h </w:instrText>
+            </w:r>
+            <w:r>
+              <w:rPr>
+                <w:rFonts w:ascii="Times New Roman" w:hAnsi="Times New Roman" w:cs="Times New Roman"/>
+                <w:noProof/>
+                <w:webHidden/>
+                <w:sz w:val="28"/>
+                <w:szCs w:val="28"/>
+              </w:rPr>
+            </w:r>
+            <w:r>
+              <w:rPr>
+                <w:rFonts w:ascii="Times New Roman" w:hAnsi="Times New Roman" w:cs="Times New Roman"/>
+                <w:noProof/>
+                <w:webHidden/>
+                <w:sz w:val="28"/>
+                <w:szCs w:val="28"/>
+              </w:rPr>
+              <w:fldChar w:fldCharType="separate"/>
+            </w:r>
+            <w:r>
+              <w:rPr>
+                <w:rFonts w:ascii="Times New Roman" w:hAnsi="Times New Roman" w:cs="Times New Roman"/>
+                <w:noProof/>
+                <w:webHidden/>
+                <w:sz w:val="28"/>
+                <w:szCs w:val="28"/>
+              </w:rPr>
+              <w:t>14</w:t>
+            </w:r>
+            <w:r>
+              <w:rPr>
+                <w:rFonts w:ascii="Times New Roman" w:hAnsi="Times New Roman" w:cs="Times New Roman"/>
+                <w:noProof/>
+                <w:webHidden/>
+                <w:sz w:val="28"/>
+                <w:szCs w:val="28"/>
+              </w:rPr>
+              <w:fldChar w:fldCharType="end"/>
+            </w:r>
+          </w:hyperlink>
+        </w:p>
+        <w:p>
+          <w:pPr>
+            <w:pStyle w:val="13"/>
+            <w:tabs>
+              <w:tab w:val="right" w:leader="dot" w:pos="9344"/>
+            </w:tabs>
+            <w:rPr>
+              <w:rFonts w:ascii="Times New Roman" w:eastAsiaTheme="minorEastAsia" w:hAnsi="Times New Roman" w:cs="Times New Roman"/>
+              <w:noProof/>
+              <w:sz w:val="28"/>
+              <w:szCs w:val="28"/>
+              <w:lang w:eastAsia="ru-RU"/>
+            </w:rPr>
+          </w:pPr>
+          <w:hyperlink w:anchor="_Toc225978022" w:history="1">
+            <w:r>
+              <w:rPr>
+                <w:rStyle w:val="af2"/>
+                <w:rFonts w:ascii="Times New Roman" w:hAnsi="Times New Roman" w:cs="Times New Roman"/>
+                <w:noProof/>
+                <w:sz w:val="28"/>
+                <w:szCs w:val="28"/>
+              </w:rPr>
+              <w:t>ГЛАВА 2. РЕАЛИЗАЦИЯ ПРОЕКТА В СРЕДЕ РАЗРАБОТКИ</w:t>
+            </w:r>
+            <w:r>
+              <w:rPr>
+                <w:rFonts w:ascii="Times New Roman" w:hAnsi="Times New Roman" w:cs="Times New Roman"/>
+                <w:noProof/>
+                <w:webHidden/>
+                <w:sz w:val="28"/>
+                <w:szCs w:val="28"/>
+              </w:rPr>
+              <w:tab/>
+            </w:r>
+            <w:r>
+              <w:rPr>
+                <w:rFonts w:ascii="Times New Roman" w:hAnsi="Times New Roman" w:cs="Times New Roman"/>
+                <w:noProof/>
+                <w:webHidden/>
+                <w:sz w:val="28"/>
+                <w:szCs w:val="28"/>
+              </w:rPr>
+              <w:fldChar w:fldCharType="begin"/>
+            </w:r>
+            <w:r>
+              <w:rPr>
+                <w:rFonts w:ascii="Times New Roman" w:hAnsi="Times New Roman" w:cs="Times New Roman"/>
+                <w:noProof/>
+                <w:webHidden/>
+                <w:sz w:val="28"/>
+                <w:szCs w:val="28"/>
+              </w:rPr>
+              <w:instrText xml:space="preserve"> PAGEREF _Toc225978022 \h </w:instrText>
+            </w:r>
+            <w:r>
+              <w:rPr>
+                <w:rFonts w:ascii="Times New Roman" w:hAnsi="Times New Roman" w:cs="Times New Roman"/>
+                <w:noProof/>
+                <w:webHidden/>
+                <w:sz w:val="28"/>
+                <w:szCs w:val="28"/>
+              </w:rPr>
+            </w:r>
+            <w:r>
+              <w:rPr>
+                <w:rFonts w:ascii="Times New Roman" w:hAnsi="Times New Roman" w:cs="Times New Roman"/>
+                <w:noProof/>
+                <w:webHidden/>
+                <w:sz w:val="28"/>
+                <w:szCs w:val="28"/>
+              </w:rPr>
+              <w:fldChar w:fldCharType="separate"/>
+            </w:r>
+            <w:r>
+              <w:rPr>
+                <w:rFonts w:ascii="Times New Roman" w:hAnsi="Times New Roman" w:cs="Times New Roman"/>
+                <w:noProof/>
+                <w:webHidden/>
+                <w:sz w:val="28"/>
+                <w:szCs w:val="28"/>
+              </w:rPr>
+              <w:t>15</w:t>
+            </w:r>
+            <w:r>
+              <w:rPr>
+                <w:rFonts w:ascii="Times New Roman" w:hAnsi="Times New Roman" w:cs="Times New Roman"/>
+                <w:noProof/>
+                <w:webHidden/>
+                <w:sz w:val="28"/>
+                <w:szCs w:val="28"/>
+              </w:rPr>
+              <w:fldChar w:fldCharType="end"/>
+            </w:r>
+          </w:hyperlink>
+        </w:p>
+        <w:p>
+          <w:pPr>
+            <w:pStyle w:val="23"/>
+            <w:tabs>
+              <w:tab w:val="right" w:leader="dot" w:pos="9344"/>
+            </w:tabs>
+            <w:rPr>
+              <w:rFonts w:ascii="Times New Roman" w:eastAsiaTheme="minorEastAsia" w:hAnsi="Times New Roman" w:cs="Times New Roman"/>
+              <w:noProof/>
+              <w:sz w:val="28"/>
+              <w:szCs w:val="28"/>
+              <w:lang w:eastAsia="ru-RU"/>
+            </w:rPr>
+          </w:pPr>
+          <w:hyperlink w:anchor="_Toc225978023" w:history="1">
+            <w:r>
+              <w:rPr>
+                <w:rStyle w:val="af2"/>
+                <w:rFonts w:ascii="Times New Roman" w:hAnsi="Times New Roman" w:cs="Times New Roman"/>
+                <w:noProof/>
+                <w:sz w:val="28"/>
+                <w:szCs w:val="28"/>
+              </w:rPr>
+              <w:t>2.1. Проектирование и разработка пользовательского интерфейса</w:t>
+            </w:r>
+            <w:r>
+              <w:rPr>
+                <w:rFonts w:ascii="Times New Roman" w:hAnsi="Times New Roman" w:cs="Times New Roman"/>
+                <w:noProof/>
+                <w:webHidden/>
+                <w:sz w:val="28"/>
+                <w:szCs w:val="28"/>
+              </w:rPr>
+              <w:tab/>
+            </w:r>
+            <w:r>
+              <w:rPr>
+                <w:rFonts w:ascii="Times New Roman" w:hAnsi="Times New Roman" w:cs="Times New Roman"/>
+                <w:noProof/>
+                <w:webHidden/>
+                <w:sz w:val="28"/>
+                <w:szCs w:val="28"/>
+              </w:rPr>
+              <w:fldChar w:fldCharType="begin"/>
+            </w:r>
+            <w:r>
+              <w:rPr>
+                <w:rFonts w:ascii="Times New Roman" w:hAnsi="Times New Roman" w:cs="Times New Roman"/>
+                <w:noProof/>
+                <w:webHidden/>
+                <w:sz w:val="28"/>
+                <w:szCs w:val="28"/>
+              </w:rPr>
+              <w:instrText xml:space="preserve"> PAGEREF _Toc225978023 \h </w:instrText>
+            </w:r>
+            <w:r>
+              <w:rPr>
+                <w:rFonts w:ascii="Times New Roman" w:hAnsi="Times New Roman" w:cs="Times New Roman"/>
+                <w:noProof/>
+                <w:webHidden/>
+                <w:sz w:val="28"/>
+                <w:szCs w:val="28"/>
+              </w:rPr>
+            </w:r>
+            <w:r>
+              <w:rPr>
+                <w:rFonts w:ascii="Times New Roman" w:hAnsi="Times New Roman" w:cs="Times New Roman"/>
+                <w:noProof/>
+                <w:webHidden/>
+                <w:sz w:val="28"/>
+                <w:szCs w:val="28"/>
+              </w:rPr>
+              <w:fldChar w:fldCharType="separate"/>
+            </w:r>
+            <w:r>
+              <w:rPr>
+                <w:rFonts w:ascii="Times New Roman" w:hAnsi="Times New Roman" w:cs="Times New Roman"/>
+                <w:noProof/>
+                <w:webHidden/>
+                <w:sz w:val="28"/>
+                <w:szCs w:val="28"/>
+              </w:rPr>
+              <w:t>15</w:t>
+            </w:r>
+            <w:r>
+              <w:rPr>
+                <w:rFonts w:ascii="Times New Roman" w:hAnsi="Times New Roman" w:cs="Times New Roman"/>
+                <w:noProof/>
+                <w:webHidden/>
+                <w:sz w:val="28"/>
+                <w:szCs w:val="28"/>
+              </w:rPr>
+              <w:fldChar w:fldCharType="end"/>
+            </w:r>
+          </w:hyperlink>
+        </w:p>
+        <w:p>
+          <w:pPr>
+            <w:pStyle w:val="31"/>
+            <w:tabs>
+              <w:tab w:val="right" w:leader="dot" w:pos="9344"/>
+            </w:tabs>
+            <w:rPr>
+              <w:rFonts w:ascii="Times New Roman" w:eastAsiaTheme="minorEastAsia" w:hAnsi="Times New Roman" w:cs="Times New Roman"/>
+              <w:noProof/>
+              <w:sz w:val="28"/>
+              <w:szCs w:val="28"/>
+              <w:lang w:eastAsia="ru-RU"/>
+            </w:rPr>
+          </w:pPr>
+          <w:hyperlink w:anchor="_Toc225978024" w:history="1">
+            <w:r>
+              <w:rPr>
+                <w:rStyle w:val="af2"/>
+                <w:rFonts w:ascii="Times New Roman" w:hAnsi="Times New Roman" w:cs="Times New Roman"/>
+                <w:noProof/>
+                <w:sz w:val="28"/>
+                <w:szCs w:val="28"/>
+              </w:rPr>
+              <w:t>2.1.1. Концепция визуального оформления</w:t>
+            </w:r>
+            <w:r>
+              <w:rPr>
+                <w:rFonts w:ascii="Times New Roman" w:hAnsi="Times New Roman" w:cs="Times New Roman"/>
+                <w:noProof/>
+                <w:webHidden/>
+                <w:sz w:val="28"/>
+                <w:szCs w:val="28"/>
+              </w:rPr>
+              <w:tab/>
+            </w:r>
+            <w:r>
+              <w:rPr>
+                <w:rFonts w:ascii="Times New Roman" w:hAnsi="Times New Roman" w:cs="Times New Roman"/>
+                <w:noProof/>
+                <w:webHidden/>
+                <w:sz w:val="28"/>
+                <w:szCs w:val="28"/>
+              </w:rPr>
+              <w:fldChar w:fldCharType="begin"/>
+            </w:r>
+            <w:r>
+              <w:rPr>
+                <w:rFonts w:ascii="Times New Roman" w:hAnsi="Times New Roman" w:cs="Times New Roman"/>
+                <w:noProof/>
+                <w:webHidden/>
+                <w:sz w:val="28"/>
+                <w:szCs w:val="28"/>
+              </w:rPr>
+              <w:instrText xml:space="preserve"> PAGEREF _Toc225978024 \h </w:instrText>
+            </w:r>
+            <w:r>
+              <w:rPr>
+                <w:rFonts w:ascii="Times New Roman" w:hAnsi="Times New Roman" w:cs="Times New Roman"/>
+                <w:noProof/>
+                <w:webHidden/>
+                <w:sz w:val="28"/>
+                <w:szCs w:val="28"/>
+              </w:rPr>
+            </w:r>
+            <w:r>
+              <w:rPr>
+                <w:rFonts w:ascii="Times New Roman" w:hAnsi="Times New Roman" w:cs="Times New Roman"/>
+                <w:noProof/>
+                <w:webHidden/>
+                <w:sz w:val="28"/>
+                <w:szCs w:val="28"/>
+              </w:rPr>
+              <w:fldChar w:fldCharType="separate"/>
+            </w:r>
+            <w:r>
+              <w:rPr>
+                <w:rFonts w:ascii="Times New Roman" w:hAnsi="Times New Roman" w:cs="Times New Roman"/>
+                <w:noProof/>
+                <w:webHidden/>
+                <w:sz w:val="28"/>
+                <w:szCs w:val="28"/>
+              </w:rPr>
+              <w:t>15</w:t>
+            </w:r>
+            <w:r>
+              <w:rPr>
+                <w:rFonts w:ascii="Times New Roman" w:hAnsi="Times New Roman" w:cs="Times New Roman"/>
+                <w:noProof/>
+                <w:webHidden/>
+                <w:sz w:val="28"/>
+                <w:szCs w:val="28"/>
+              </w:rPr>
+              <w:fldChar w:fldCharType="end"/>
+            </w:r>
+          </w:hyperlink>
+        </w:p>
+        <w:p>
+          <w:pPr>
+            <w:pStyle w:val="31"/>
+            <w:tabs>
+              <w:tab w:val="right" w:leader="dot" w:pos="9344"/>
+            </w:tabs>
+            <w:rPr>
+              <w:rFonts w:ascii="Times New Roman" w:eastAsiaTheme="minorEastAsia" w:hAnsi="Times New Roman" w:cs="Times New Roman"/>
+              <w:noProof/>
+              <w:sz w:val="28"/>
+              <w:szCs w:val="28"/>
+              <w:lang w:eastAsia="ru-RU"/>
+            </w:rPr>
+          </w:pPr>
+          <w:hyperlink w:anchor="_Toc225978025" w:history="1">
+            <w:r>
+              <w:rPr>
+                <w:rStyle w:val="af2"/>
+                <w:rFonts w:ascii="Times New Roman" w:hAnsi="Times New Roman" w:cs="Times New Roman"/>
+                <w:noProof/>
+                <w:sz w:val="28"/>
+                <w:szCs w:val="28"/>
+              </w:rPr>
+              <w:t>2.1.2. Верстка главного экрана (MainActivity)</w:t>
+            </w:r>
+            <w:r>
+              <w:rPr>
+                <w:rFonts w:ascii="Times New Roman" w:hAnsi="Times New Roman" w:cs="Times New Roman"/>
+                <w:noProof/>
+                <w:webHidden/>
+                <w:sz w:val="28"/>
+                <w:szCs w:val="28"/>
+              </w:rPr>
+              <w:tab/>
+            </w:r>
+            <w:r>
+              <w:rPr>
+                <w:rFonts w:ascii="Times New Roman" w:hAnsi="Times New Roman" w:cs="Times New Roman"/>
+                <w:noProof/>
+                <w:webHidden/>
+                <w:sz w:val="28"/>
+                <w:szCs w:val="28"/>
+              </w:rPr>
+              <w:fldChar w:fldCharType="begin"/>
+            </w:r>
+            <w:r>
+              <w:rPr>
+                <w:rFonts w:ascii="Times New Roman" w:hAnsi="Times New Roman" w:cs="Times New Roman"/>
+                <w:noProof/>
+                <w:webHidden/>
+                <w:sz w:val="28"/>
+                <w:szCs w:val="28"/>
+              </w:rPr>
+              <w:instrText xml:space="preserve"> PAGEREF _Toc225978025 \h </w:instrText>
+            </w:r>
+            <w:r>
+              <w:rPr>
+                <w:rFonts w:ascii="Times New Roman" w:hAnsi="Times New Roman" w:cs="Times New Roman"/>
+                <w:noProof/>
+                <w:webHidden/>
+                <w:sz w:val="28"/>
+                <w:szCs w:val="28"/>
+              </w:rPr>
+            </w:r>
+            <w:r>
+              <w:rPr>
+                <w:rFonts w:ascii="Times New Roman" w:hAnsi="Times New Roman" w:cs="Times New Roman"/>
+                <w:noProof/>
+                <w:webHidden/>
+                <w:sz w:val="28"/>
+                <w:szCs w:val="28"/>
+              </w:rPr>
+              <w:fldChar w:fldCharType="separate"/>
+            </w:r>
+            <w:r>
+              <w:rPr>
+                <w:rFonts w:ascii="Times New Roman" w:hAnsi="Times New Roman" w:cs="Times New Roman"/>
+                <w:noProof/>
+                <w:webHidden/>
+                <w:sz w:val="28"/>
+                <w:szCs w:val="28"/>
+              </w:rPr>
+              <w:t>15</w:t>
+            </w:r>
+            <w:r>
+              <w:rPr>
+                <w:rFonts w:ascii="Times New Roman" w:hAnsi="Times New Roman" w:cs="Times New Roman"/>
+                <w:noProof/>
+                <w:webHidden/>
+                <w:sz w:val="28"/>
+                <w:szCs w:val="28"/>
+              </w:rPr>
+              <w:fldChar w:fldCharType="end"/>
+            </w:r>
+          </w:hyperlink>
+        </w:p>
+        <w:p>
+          <w:pPr>
+            <w:pStyle w:val="31"/>
+            <w:tabs>
+              <w:tab w:val="right" w:leader="dot" w:pos="9344"/>
+            </w:tabs>
+            <w:rPr>
+              <w:rFonts w:ascii="Times New Roman" w:eastAsiaTheme="minorEastAsia" w:hAnsi="Times New Roman" w:cs="Times New Roman"/>
+              <w:noProof/>
+              <w:sz w:val="28"/>
+              <w:szCs w:val="28"/>
+              <w:lang w:eastAsia="ru-RU"/>
+            </w:rPr>
+          </w:pPr>
+          <w:hyperlink w:anchor="_Toc225978026" w:history="1">
+            <w:r>
+              <w:rPr>
+                <w:rStyle w:val="af2"/>
+                <w:rFonts w:ascii="Times New Roman" w:hAnsi="Times New Roman" w:cs="Times New Roman"/>
+                <w:noProof/>
+                <w:sz w:val="28"/>
+                <w:szCs w:val="28"/>
+              </w:rPr>
+              <w:t>2.1.3. Проектирование формы валютного конвертера (ConverterActivity)</w:t>
+            </w:r>
+            <w:r>
+              <w:rPr>
+                <w:rFonts w:ascii="Times New Roman" w:hAnsi="Times New Roman" w:cs="Times New Roman"/>
+                <w:noProof/>
+                <w:webHidden/>
+                <w:sz w:val="28"/>
+                <w:szCs w:val="28"/>
+              </w:rPr>
+              <w:tab/>
+            </w:r>
+            <w:r>
+              <w:rPr>
+                <w:rFonts w:ascii="Times New Roman" w:hAnsi="Times New Roman" w:cs="Times New Roman"/>
+                <w:noProof/>
+                <w:webHidden/>
+                <w:sz w:val="28"/>
+                <w:szCs w:val="28"/>
+              </w:rPr>
+              <w:fldChar w:fldCharType="begin"/>
+            </w:r>
+            <w:r>
+              <w:rPr>
+                <w:rFonts w:ascii="Times New Roman" w:hAnsi="Times New Roman" w:cs="Times New Roman"/>
+                <w:noProof/>
+                <w:webHidden/>
+                <w:sz w:val="28"/>
+                <w:szCs w:val="28"/>
+              </w:rPr>
+              <w:instrText xml:space="preserve"> PAGEREF _Toc225978026 \h </w:instrText>
+            </w:r>
+            <w:r>
+              <w:rPr>
+                <w:rFonts w:ascii="Times New Roman" w:hAnsi="Times New Roman" w:cs="Times New Roman"/>
+                <w:noProof/>
+                <w:webHidden/>
+                <w:sz w:val="28"/>
+                <w:szCs w:val="28"/>
+              </w:rPr>
+            </w:r>
+            <w:r>
+              <w:rPr>
+                <w:rFonts w:ascii="Times New Roman" w:hAnsi="Times New Roman" w:cs="Times New Roman"/>
+                <w:noProof/>
+                <w:webHidden/>
+                <w:sz w:val="28"/>
+                <w:szCs w:val="28"/>
+              </w:rPr>
+              <w:fldChar w:fldCharType="separate"/>
+            </w:r>
+            <w:r>
+              <w:rPr>
+                <w:rFonts w:ascii="Times New Roman" w:hAnsi="Times New Roman" w:cs="Times New Roman"/>
+                <w:noProof/>
+                <w:webHidden/>
+                <w:sz w:val="28"/>
+                <w:szCs w:val="28"/>
+              </w:rPr>
+              <w:t>17</w:t>
+            </w:r>
+            <w:r>
+              <w:rPr>
+                <w:rFonts w:ascii="Times New Roman" w:hAnsi="Times New Roman" w:cs="Times New Roman"/>
+                <w:noProof/>
+                <w:webHidden/>
+                <w:sz w:val="28"/>
+                <w:szCs w:val="28"/>
+              </w:rPr>
+              <w:fldChar w:fldCharType="end"/>
+            </w:r>
+          </w:hyperlink>
+        </w:p>
+        <w:p>
+          <w:pPr>
+            <w:pStyle w:val="31"/>
+            <w:tabs>
+              <w:tab w:val="right" w:leader="dot" w:pos="9344"/>
+            </w:tabs>
+            <w:rPr>
+              <w:rFonts w:ascii="Times New Roman" w:eastAsiaTheme="minorEastAsia" w:hAnsi="Times New Roman" w:cs="Times New Roman"/>
+              <w:noProof/>
+              <w:sz w:val="28"/>
+              <w:szCs w:val="28"/>
+              <w:lang w:eastAsia="ru-RU"/>
+            </w:rPr>
+          </w:pPr>
+          <w:hyperlink w:anchor="_Toc225978027" w:history="1">
+            <w:r>
+              <w:rPr>
+                <w:rStyle w:val="af2"/>
+                <w:rFonts w:ascii="Times New Roman" w:hAnsi="Times New Roman" w:cs="Times New Roman"/>
+                <w:noProof/>
+                <w:sz w:val="28"/>
+                <w:szCs w:val="28"/>
+              </w:rPr>
+              <w:t>2.1.4. Верстка экрана детализации и графиков (DetailsActivity)</w:t>
+            </w:r>
+            <w:r>
+              <w:rPr>
+                <w:rFonts w:ascii="Times New Roman" w:hAnsi="Times New Roman" w:cs="Times New Roman"/>
+                <w:noProof/>
+                <w:webHidden/>
+                <w:sz w:val="28"/>
+                <w:szCs w:val="28"/>
+              </w:rPr>
+              <w:tab/>
+            </w:r>
+            <w:r>
+              <w:rPr>
+                <w:rFonts w:ascii="Times New Roman" w:hAnsi="Times New Roman" w:cs="Times New Roman"/>
+                <w:noProof/>
+                <w:webHidden/>
+                <w:sz w:val="28"/>
+                <w:szCs w:val="28"/>
+              </w:rPr>
+              <w:fldChar w:fldCharType="begin"/>
+            </w:r>
+            <w:r>
+              <w:rPr>
+                <w:rFonts w:ascii="Times New Roman" w:hAnsi="Times New Roman" w:cs="Times New Roman"/>
+                <w:noProof/>
+                <w:webHidden/>
+                <w:sz w:val="28"/>
+                <w:szCs w:val="28"/>
+              </w:rPr>
+              <w:instrText xml:space="preserve"> PAGEREF _Toc225978027 \h </w:instrText>
+            </w:r>
+            <w:r>
+              <w:rPr>
+                <w:rFonts w:ascii="Times New Roman" w:hAnsi="Times New Roman" w:cs="Times New Roman"/>
+                <w:noProof/>
+                <w:webHidden/>
+                <w:sz w:val="28"/>
+                <w:szCs w:val="28"/>
+              </w:rPr>
+            </w:r>
+            <w:r>
+              <w:rPr>
+                <w:rFonts w:ascii="Times New Roman" w:hAnsi="Times New Roman" w:cs="Times New Roman"/>
+                <w:noProof/>
+                <w:webHidden/>
+                <w:sz w:val="28"/>
+                <w:szCs w:val="28"/>
+              </w:rPr>
+              <w:fldChar w:fldCharType="separate"/>
+            </w:r>
+            <w:r>
+              <w:rPr>
+                <w:rFonts w:ascii="Times New Roman" w:hAnsi="Times New Roman" w:cs="Times New Roman"/>
+                <w:noProof/>
+                <w:webHidden/>
+                <w:sz w:val="28"/>
+                <w:szCs w:val="28"/>
+              </w:rPr>
+              <w:t>18</w:t>
+            </w:r>
+            <w:r>
+              <w:rPr>
+                <w:rFonts w:ascii="Times New Roman" w:hAnsi="Times New Roman" w:cs="Times New Roman"/>
+                <w:noProof/>
+                <w:webHidden/>
+                <w:sz w:val="28"/>
+                <w:szCs w:val="28"/>
+              </w:rPr>
+              <w:fldChar w:fldCharType="end"/>
+            </w:r>
+          </w:hyperlink>
+        </w:p>
+        <w:p>
+          <w:pPr>
+            <w:pStyle w:val="23"/>
+            <w:tabs>
+              <w:tab w:val="right" w:leader="dot" w:pos="9344"/>
+            </w:tabs>
+            <w:rPr>
+              <w:rFonts w:ascii="Times New Roman" w:eastAsiaTheme="minorEastAsia" w:hAnsi="Times New Roman" w:cs="Times New Roman"/>
+              <w:noProof/>
+              <w:sz w:val="28"/>
+              <w:szCs w:val="28"/>
+              <w:lang w:eastAsia="ru-RU"/>
+            </w:rPr>
+          </w:pPr>
+          <w:hyperlink w:anchor="_Toc225978028" w:history="1">
+            <w:r>
+              <w:rPr>
+                <w:rStyle w:val="af2"/>
+                <w:rFonts w:ascii="Times New Roman" w:hAnsi="Times New Roman" w:cs="Times New Roman"/>
+                <w:noProof/>
+                <w:sz w:val="28"/>
+                <w:szCs w:val="28"/>
+              </w:rPr>
+              <w:t>2.1.5. Проектирование алгоритма работы конвертера (Блок-схема)</w:t>
+            </w:r>
+            <w:r>
+              <w:rPr>
+                <w:rFonts w:ascii="Times New Roman" w:hAnsi="Times New Roman" w:cs="Times New Roman"/>
+                <w:noProof/>
+                <w:webHidden/>
+                <w:sz w:val="28"/>
+                <w:szCs w:val="28"/>
+              </w:rPr>
+              <w:tab/>
+            </w:r>
+            <w:r>
+              <w:rPr>
+                <w:rFonts w:ascii="Times New Roman" w:hAnsi="Times New Roman" w:cs="Times New Roman"/>
+                <w:noProof/>
+                <w:webHidden/>
+                <w:sz w:val="28"/>
+                <w:szCs w:val="28"/>
+              </w:rPr>
+              <w:fldChar w:fldCharType="begin"/>
+            </w:r>
+            <w:r>
+              <w:rPr>
+                <w:rFonts w:ascii="Times New Roman" w:hAnsi="Times New Roman" w:cs="Times New Roman"/>
+                <w:noProof/>
+                <w:webHidden/>
+                <w:sz w:val="28"/>
+                <w:szCs w:val="28"/>
+              </w:rPr>
+              <w:instrText xml:space="preserve"> PAGEREF _Toc225978028 \h </w:instrText>
+            </w:r>
+            <w:r>
+              <w:rPr>
+                <w:rFonts w:ascii="Times New Roman" w:hAnsi="Times New Roman" w:cs="Times New Roman"/>
+                <w:noProof/>
+                <w:webHidden/>
+                <w:sz w:val="28"/>
+                <w:szCs w:val="28"/>
+              </w:rPr>
+            </w:r>
+            <w:r>
+              <w:rPr>
+                <w:rFonts w:ascii="Times New Roman" w:hAnsi="Times New Roman" w:cs="Times New Roman"/>
+                <w:noProof/>
+                <w:webHidden/>
+                <w:sz w:val="28"/>
+                <w:szCs w:val="28"/>
+              </w:rPr>
+              <w:fldChar w:fldCharType="separate"/>
+            </w:r>
+            <w:r>
+              <w:rPr>
+                <w:rFonts w:ascii="Times New Roman" w:hAnsi="Times New Roman" w:cs="Times New Roman"/>
+                <w:noProof/>
+                <w:webHidden/>
+                <w:sz w:val="28"/>
+                <w:szCs w:val="28"/>
+              </w:rPr>
+              <w:t>18</w:t>
+            </w:r>
+            <w:r>
+              <w:rPr>
+                <w:rFonts w:ascii="Times New Roman" w:hAnsi="Times New Roman" w:cs="Times New Roman"/>
+                <w:noProof/>
+                <w:webHidden/>
+                <w:sz w:val="28"/>
+                <w:szCs w:val="28"/>
+              </w:rPr>
+              <w:fldChar w:fldCharType="end"/>
+            </w:r>
+          </w:hyperlink>
+        </w:p>
+        <w:p>
+          <w:pPr>
+            <w:pStyle w:val="23"/>
+            <w:tabs>
+              <w:tab w:val="right" w:leader="dot" w:pos="9344"/>
+            </w:tabs>
+            <w:rPr>
+              <w:rFonts w:ascii="Times New Roman" w:eastAsiaTheme="minorEastAsia" w:hAnsi="Times New Roman" w:cs="Times New Roman"/>
+              <w:noProof/>
+              <w:sz w:val="28"/>
+              <w:szCs w:val="28"/>
+              <w:lang w:eastAsia="ru-RU"/>
+            </w:rPr>
+          </w:pPr>
+          <w:hyperlink w:anchor="_Toc225978029" w:history="1">
+            <w:r>
+              <w:rPr>
+                <w:rStyle w:val="af2"/>
+                <w:rFonts w:ascii="Times New Roman" w:hAnsi="Times New Roman" w:cs="Times New Roman"/>
+                <w:noProof/>
+                <w:sz w:val="28"/>
+                <w:szCs w:val="28"/>
+              </w:rPr>
+              <w:t>2.2. Разработка программной логики и архитектуры данных</w:t>
+            </w:r>
+            <w:r>
+              <w:rPr>
+                <w:rFonts w:ascii="Times New Roman" w:hAnsi="Times New Roman" w:cs="Times New Roman"/>
+                <w:noProof/>
+                <w:webHidden/>
+                <w:sz w:val="28"/>
+                <w:szCs w:val="28"/>
+              </w:rPr>
+              <w:tab/>
+            </w:r>
+            <w:r>
+              <w:rPr>
+                <w:rFonts w:ascii="Times New Roman" w:hAnsi="Times New Roman" w:cs="Times New Roman"/>
+                <w:noProof/>
+                <w:webHidden/>
+                <w:sz w:val="28"/>
+                <w:szCs w:val="28"/>
+              </w:rPr>
+              <w:fldChar w:fldCharType="begin"/>
+            </w:r>
+            <w:r>
+              <w:rPr>
+                <w:rFonts w:ascii="Times New Roman" w:hAnsi="Times New Roman" w:cs="Times New Roman"/>
+                <w:noProof/>
+                <w:webHidden/>
+                <w:sz w:val="28"/>
+                <w:szCs w:val="28"/>
+              </w:rPr>
+              <w:instrText xml:space="preserve"> PAGEREF _Toc225978029 \h </w:instrText>
+            </w:r>
+            <w:r>
+              <w:rPr>
+                <w:rFonts w:ascii="Times New Roman" w:hAnsi="Times New Roman" w:cs="Times New Roman"/>
+                <w:noProof/>
+                <w:webHidden/>
+                <w:sz w:val="28"/>
+                <w:szCs w:val="28"/>
+              </w:rPr>
+            </w:r>
+            <w:r>
+              <w:rPr>
+                <w:rFonts w:ascii="Times New Roman" w:hAnsi="Times New Roman" w:cs="Times New Roman"/>
+                <w:noProof/>
+                <w:webHidden/>
+                <w:sz w:val="28"/>
+                <w:szCs w:val="28"/>
+              </w:rPr>
+              <w:fldChar w:fldCharType="separate"/>
+            </w:r>
+            <w:r>
+              <w:rPr>
+                <w:rFonts w:ascii="Times New Roman" w:hAnsi="Times New Roman" w:cs="Times New Roman"/>
+                <w:noProof/>
+                <w:webHidden/>
+                <w:sz w:val="28"/>
+                <w:szCs w:val="28"/>
+              </w:rPr>
+              <w:t>19</w:t>
+            </w:r>
+            <w:r>
+              <w:rPr>
+                <w:rFonts w:ascii="Times New Roman" w:hAnsi="Times New Roman" w:cs="Times New Roman"/>
+                <w:noProof/>
+                <w:webHidden/>
+                <w:sz w:val="28"/>
+                <w:szCs w:val="28"/>
+              </w:rPr>
+              <w:fldChar w:fldCharType="end"/>
+            </w:r>
+          </w:hyperlink>
+        </w:p>
+        <w:p>
+          <w:pPr>
+            <w:pStyle w:val="31"/>
+            <w:tabs>
+              <w:tab w:val="right" w:leader="dot" w:pos="9344"/>
+            </w:tabs>
+            <w:rPr>
+              <w:rFonts w:ascii="Times New Roman" w:eastAsiaTheme="minorEastAsia" w:hAnsi="Times New Roman" w:cs="Times New Roman"/>
+              <w:noProof/>
+              <w:sz w:val="28"/>
+              <w:szCs w:val="28"/>
+              <w:lang w:eastAsia="ru-RU"/>
+            </w:rPr>
+          </w:pPr>
+          <w:hyperlink w:anchor="_Toc225978030" w:history="1">
+            <w:r>
+              <w:rPr>
+                <w:rStyle w:val="af2"/>
+                <w:rFonts w:ascii="Times New Roman" w:hAnsi="Times New Roman" w:cs="Times New Roman"/>
+                <w:noProof/>
+                <w:sz w:val="28"/>
+                <w:szCs w:val="28"/>
+              </w:rPr>
+              <w:t>2.2.1. Реализация сетевого взаимодействия (Retrofit)</w:t>
+            </w:r>
+            <w:r>
+              <w:rPr>
+                <w:rFonts w:ascii="Times New Roman" w:hAnsi="Times New Roman" w:cs="Times New Roman"/>
+                <w:noProof/>
+                <w:webHidden/>
+                <w:sz w:val="28"/>
+                <w:szCs w:val="28"/>
+              </w:rPr>
+              <w:tab/>
+            </w:r>
+            <w:r>
+              <w:rPr>
+                <w:rFonts w:ascii="Times New Roman" w:hAnsi="Times New Roman" w:cs="Times New Roman"/>
+                <w:noProof/>
+                <w:webHidden/>
+                <w:sz w:val="28"/>
+                <w:szCs w:val="28"/>
+              </w:rPr>
+              <w:fldChar w:fldCharType="begin"/>
+            </w:r>
+            <w:r>
+              <w:rPr>
+                <w:rFonts w:ascii="Times New Roman" w:hAnsi="Times New Roman" w:cs="Times New Roman"/>
+                <w:noProof/>
+                <w:webHidden/>
+                <w:sz w:val="28"/>
+                <w:szCs w:val="28"/>
+              </w:rPr>
+              <w:instrText xml:space="preserve"> PAGEREF _Toc225978030 \h </w:instrText>
+            </w:r>
+            <w:r>
+              <w:rPr>
+                <w:rFonts w:ascii="Times New Roman" w:hAnsi="Times New Roman" w:cs="Times New Roman"/>
+                <w:noProof/>
+                <w:webHidden/>
+                <w:sz w:val="28"/>
+                <w:szCs w:val="28"/>
+              </w:rPr>
+            </w:r>
+            <w:r>
+              <w:rPr>
+                <w:rFonts w:ascii="Times New Roman" w:hAnsi="Times New Roman" w:cs="Times New Roman"/>
+                <w:noProof/>
+                <w:webHidden/>
+                <w:sz w:val="28"/>
+                <w:szCs w:val="28"/>
+              </w:rPr>
+              <w:fldChar w:fldCharType="separate"/>
+            </w:r>
+            <w:r>
+              <w:rPr>
+                <w:rFonts w:ascii="Times New Roman" w:hAnsi="Times New Roman" w:cs="Times New Roman"/>
+                <w:noProof/>
+                <w:webHidden/>
+                <w:sz w:val="28"/>
+                <w:szCs w:val="28"/>
+              </w:rPr>
+              <w:t>20</w:t>
+            </w:r>
+            <w:r>
+              <w:rPr>
+                <w:rFonts w:ascii="Times New Roman" w:hAnsi="Times New Roman" w:cs="Times New Roman"/>
+                <w:noProof/>
+                <w:webHidden/>
+                <w:sz w:val="28"/>
+                <w:szCs w:val="28"/>
+              </w:rPr>
+              <w:fldChar w:fldCharType="end"/>
+            </w:r>
+          </w:hyperlink>
+        </w:p>
+        <w:p>
+          <w:pPr>
+            <w:pStyle w:val="31"/>
+            <w:tabs>
+              <w:tab w:val="right" w:leader="dot" w:pos="9344"/>
+            </w:tabs>
+            <w:rPr>
+              <w:rFonts w:ascii="Times New Roman" w:eastAsiaTheme="minorEastAsia" w:hAnsi="Times New Roman" w:cs="Times New Roman"/>
+              <w:noProof/>
+              <w:sz w:val="28"/>
+              <w:szCs w:val="28"/>
+              <w:lang w:eastAsia="ru-RU"/>
+            </w:rPr>
+          </w:pPr>
+          <w:hyperlink w:anchor="_Toc225978031" w:history="1">
+            <w:r>
+              <w:rPr>
+                <w:rStyle w:val="af2"/>
+                <w:rFonts w:ascii="Times New Roman" w:hAnsi="Times New Roman" w:cs="Times New Roman"/>
+                <w:noProof/>
+                <w:sz w:val="28"/>
+                <w:szCs w:val="28"/>
+              </w:rPr>
+              <w:t>2.2.2. Реализация локальной базы данных (Room)</w:t>
+            </w:r>
+            <w:r>
+              <w:rPr>
+                <w:rFonts w:ascii="Times New Roman" w:hAnsi="Times New Roman" w:cs="Times New Roman"/>
+                <w:noProof/>
+                <w:webHidden/>
+                <w:sz w:val="28"/>
+                <w:szCs w:val="28"/>
+              </w:rPr>
+              <w:tab/>
+            </w:r>
+            <w:r>
+              <w:rPr>
+                <w:rFonts w:ascii="Times New Roman" w:hAnsi="Times New Roman" w:cs="Times New Roman"/>
+                <w:noProof/>
+                <w:webHidden/>
+                <w:sz w:val="28"/>
+                <w:szCs w:val="28"/>
+              </w:rPr>
+              <w:fldChar w:fldCharType="begin"/>
+            </w:r>
+            <w:r>
+              <w:rPr>
+                <w:rFonts w:ascii="Times New Roman" w:hAnsi="Times New Roman" w:cs="Times New Roman"/>
+                <w:noProof/>
+                <w:webHidden/>
+                <w:sz w:val="28"/>
+                <w:szCs w:val="28"/>
+              </w:rPr>
+              <w:instrText xml:space="preserve"> PAGEREF _Toc225978031 \h </w:instrText>
+            </w:r>
+            <w:r>
+              <w:rPr>
+                <w:rFonts w:ascii="Times New Roman" w:hAnsi="Times New Roman" w:cs="Times New Roman"/>
+                <w:noProof/>
+                <w:webHidden/>
+                <w:sz w:val="28"/>
+                <w:szCs w:val="28"/>
+              </w:rPr>
+            </w:r>
+            <w:r>
+              <w:rPr>
+                <w:rFonts w:ascii="Times New Roman" w:hAnsi="Times New Roman" w:cs="Times New Roman"/>
+                <w:noProof/>
+                <w:webHidden/>
+                <w:sz w:val="28"/>
+                <w:szCs w:val="28"/>
+              </w:rPr>
+              <w:fldChar w:fldCharType="separate"/>
+            </w:r>
+            <w:r>
+              <w:rPr>
+                <w:rFonts w:ascii="Times New Roman" w:hAnsi="Times New Roman" w:cs="Times New Roman"/>
+                <w:noProof/>
+                <w:webHidden/>
+                <w:sz w:val="28"/>
+                <w:szCs w:val="28"/>
+              </w:rPr>
+              <w:t>20</w:t>
+            </w:r>
+            <w:r>
+              <w:rPr>
+                <w:rFonts w:ascii="Times New Roman" w:hAnsi="Times New Roman" w:cs="Times New Roman"/>
+                <w:noProof/>
+                <w:webHidden/>
+                <w:sz w:val="28"/>
+                <w:szCs w:val="28"/>
+              </w:rPr>
+              <w:fldChar w:fldCharType="end"/>
+            </w:r>
+          </w:hyperlink>
+        </w:p>
+        <w:p>
+          <w:pPr>
+            <w:pStyle w:val="31"/>
+            <w:tabs>
+              <w:tab w:val="right" w:leader="dot" w:pos="9344"/>
+            </w:tabs>
+            <w:rPr>
+              <w:rFonts w:ascii="Times New Roman" w:eastAsiaTheme="minorEastAsia" w:hAnsi="Times New Roman" w:cs="Times New Roman"/>
+              <w:noProof/>
+              <w:sz w:val="28"/>
+              <w:szCs w:val="28"/>
+              <w:lang w:eastAsia="ru-RU"/>
+            </w:rPr>
+          </w:pPr>
+          <w:hyperlink w:anchor="_Toc225978032" w:history="1">
+            <w:r>
+              <w:rPr>
+                <w:rStyle w:val="af2"/>
+                <w:rFonts w:ascii="Times New Roman" w:hAnsi="Times New Roman" w:cs="Times New Roman"/>
+                <w:noProof/>
+                <w:sz w:val="28"/>
+                <w:szCs w:val="28"/>
+              </w:rPr>
+              <w:t>2.2.3. Разработка связующей бизнес-логики (ViewModel)</w:t>
+            </w:r>
+            <w:r>
+              <w:rPr>
+                <w:rFonts w:ascii="Times New Roman" w:hAnsi="Times New Roman" w:cs="Times New Roman"/>
+                <w:noProof/>
+                <w:webHidden/>
+                <w:sz w:val="28"/>
+                <w:szCs w:val="28"/>
+              </w:rPr>
+              <w:tab/>
+            </w:r>
+            <w:r>
+              <w:rPr>
+                <w:rFonts w:ascii="Times New Roman" w:hAnsi="Times New Roman" w:cs="Times New Roman"/>
+                <w:noProof/>
+                <w:webHidden/>
+                <w:sz w:val="28"/>
+                <w:szCs w:val="28"/>
+              </w:rPr>
+              <w:fldChar w:fldCharType="begin"/>
+            </w:r>
+            <w:r>
+              <w:rPr>
+                <w:rFonts w:ascii="Times New Roman" w:hAnsi="Times New Roman" w:cs="Times New Roman"/>
+                <w:noProof/>
+                <w:webHidden/>
+                <w:sz w:val="28"/>
+                <w:szCs w:val="28"/>
+              </w:rPr>
+              <w:instrText xml:space="preserve"> PAGEREF _Toc225978032 \h </w:instrText>
+            </w:r>
+            <w:r>
+              <w:rPr>
+                <w:rFonts w:ascii="Times New Roman" w:hAnsi="Times New Roman" w:cs="Times New Roman"/>
+                <w:noProof/>
+                <w:webHidden/>
+                <w:sz w:val="28"/>
+                <w:szCs w:val="28"/>
+              </w:rPr>
+            </w:r>
+            <w:r>
+              <w:rPr>
+                <w:rFonts w:ascii="Times New Roman" w:hAnsi="Times New Roman" w:cs="Times New Roman"/>
+                <w:noProof/>
+                <w:webHidden/>
+                <w:sz w:val="28"/>
+                <w:szCs w:val="28"/>
+              </w:rPr>
+              <w:fldChar w:fldCharType="separate"/>
+            </w:r>
+            <w:r>
+              <w:rPr>
+                <w:rFonts w:ascii="Times New Roman" w:hAnsi="Times New Roman" w:cs="Times New Roman"/>
+                <w:noProof/>
+                <w:webHidden/>
+                <w:sz w:val="28"/>
+                <w:szCs w:val="28"/>
+              </w:rPr>
+              <w:t>20</w:t>
+            </w:r>
+            <w:r>
+              <w:rPr>
+                <w:rFonts w:ascii="Times New Roman" w:hAnsi="Times New Roman" w:cs="Times New Roman"/>
+                <w:noProof/>
+                <w:webHidden/>
+                <w:sz w:val="28"/>
+                <w:szCs w:val="28"/>
+              </w:rPr>
+              <w:fldChar w:fldCharType="end"/>
+            </w:r>
+          </w:hyperlink>
+        </w:p>
+        <w:p>
+          <w:pPr>
+            <w:pStyle w:val="31"/>
+            <w:tabs>
+              <w:tab w:val="right" w:leader="dot" w:pos="9344"/>
+            </w:tabs>
+            <w:rPr>
+              <w:rFonts w:ascii="Times New Roman" w:eastAsiaTheme="minorEastAsia" w:hAnsi="Times New Roman" w:cs="Times New Roman"/>
+              <w:noProof/>
+              <w:sz w:val="28"/>
+              <w:szCs w:val="28"/>
+              <w:lang w:eastAsia="ru-RU"/>
+            </w:rPr>
+          </w:pPr>
+          <w:hyperlink w:anchor="_Toc225978033" w:history="1">
+            <w:r>
+              <w:rPr>
+                <w:rStyle w:val="af2"/>
+                <w:rFonts w:ascii="Times New Roman" w:hAnsi="Times New Roman" w:cs="Times New Roman"/>
+                <w:noProof/>
+                <w:sz w:val="28"/>
+                <w:szCs w:val="28"/>
+              </w:rPr>
+              <w:t>2.2.4. Алгоритмы подготовки данных для графиков</w:t>
+            </w:r>
+            <w:r>
+              <w:rPr>
+                <w:rFonts w:ascii="Times New Roman" w:hAnsi="Times New Roman" w:cs="Times New Roman"/>
+                <w:noProof/>
+                <w:webHidden/>
+                <w:sz w:val="28"/>
+                <w:szCs w:val="28"/>
+              </w:rPr>
+              <w:tab/>
+            </w:r>
+            <w:r>
+              <w:rPr>
+                <w:rFonts w:ascii="Times New Roman" w:hAnsi="Times New Roman" w:cs="Times New Roman"/>
+                <w:noProof/>
+                <w:webHidden/>
+                <w:sz w:val="28"/>
+                <w:szCs w:val="28"/>
+              </w:rPr>
+              <w:fldChar w:fldCharType="begin"/>
+            </w:r>
+            <w:r>
+              <w:rPr>
+                <w:rFonts w:ascii="Times New Roman" w:hAnsi="Times New Roman" w:cs="Times New Roman"/>
+                <w:noProof/>
+                <w:webHidden/>
+                <w:sz w:val="28"/>
+                <w:szCs w:val="28"/>
+              </w:rPr>
+              <w:instrText xml:space="preserve"> PAGEREF _Toc225978033 \h </w:instrText>
+            </w:r>
+            <w:r>
+              <w:rPr>
+                <w:rFonts w:ascii="Times New Roman" w:hAnsi="Times New Roman" w:cs="Times New Roman"/>
+                <w:noProof/>
+                <w:webHidden/>
+                <w:sz w:val="28"/>
+                <w:szCs w:val="28"/>
+              </w:rPr>
+            </w:r>
+            <w:r>
+              <w:rPr>
+                <w:rFonts w:ascii="Times New Roman" w:hAnsi="Times New Roman" w:cs="Times New Roman"/>
+                <w:noProof/>
+                <w:webHidden/>
+                <w:sz w:val="28"/>
+                <w:szCs w:val="28"/>
+              </w:rPr>
+              <w:fldChar w:fldCharType="separate"/>
+            </w:r>
+            <w:r>
+              <w:rPr>
+                <w:rFonts w:ascii="Times New Roman" w:hAnsi="Times New Roman" w:cs="Times New Roman"/>
+                <w:noProof/>
+                <w:webHidden/>
+                <w:sz w:val="28"/>
+                <w:szCs w:val="28"/>
+              </w:rPr>
+              <w:t>21</w:t>
+            </w:r>
+            <w:r>
+              <w:rPr>
+                <w:rFonts w:ascii="Times New Roman" w:hAnsi="Times New Roman" w:cs="Times New Roman"/>
+                <w:noProof/>
+                <w:webHidden/>
+                <w:sz w:val="28"/>
+                <w:szCs w:val="28"/>
+              </w:rPr>
+              <w:fldChar w:fldCharType="end"/>
+            </w:r>
+          </w:hyperlink>
+        </w:p>
+        <w:p>
+          <w:pPr>
+            <w:pStyle w:val="23"/>
+            <w:tabs>
+              <w:tab w:val="right" w:leader="dot" w:pos="9344"/>
+            </w:tabs>
+            <w:rPr>
+              <w:rFonts w:ascii="Times New Roman" w:eastAsiaTheme="minorEastAsia" w:hAnsi="Times New Roman" w:cs="Times New Roman"/>
+              <w:noProof/>
+              <w:sz w:val="28"/>
+              <w:szCs w:val="28"/>
+              <w:lang w:eastAsia="ru-RU"/>
+            </w:rPr>
+          </w:pPr>
+          <w:hyperlink w:anchor="_Toc225978034" w:history="1">
+            <w:r>
+              <w:rPr>
+                <w:rStyle w:val="af2"/>
+                <w:rFonts w:ascii="Times New Roman" w:hAnsi="Times New Roman" w:cs="Times New Roman"/>
+                <w:noProof/>
+                <w:sz w:val="28"/>
+                <w:szCs w:val="28"/>
+              </w:rPr>
+              <w:t>2.3. Тестирование мобильного приложения</w:t>
+            </w:r>
+            <w:r>
+              <w:rPr>
+                <w:rFonts w:ascii="Times New Roman" w:hAnsi="Times New Roman" w:cs="Times New Roman"/>
+                <w:noProof/>
+                <w:webHidden/>
+                <w:sz w:val="28"/>
+                <w:szCs w:val="28"/>
+              </w:rPr>
+              <w:tab/>
+            </w:r>
+            <w:r>
+              <w:rPr>
+                <w:rFonts w:ascii="Times New Roman" w:hAnsi="Times New Roman" w:cs="Times New Roman"/>
+                <w:noProof/>
+                <w:webHidden/>
+                <w:sz w:val="28"/>
+                <w:szCs w:val="28"/>
+              </w:rPr>
+              <w:fldChar w:fldCharType="begin"/>
+            </w:r>
+            <w:r>
+              <w:rPr>
+                <w:rFonts w:ascii="Times New Roman" w:hAnsi="Times New Roman" w:cs="Times New Roman"/>
+                <w:noProof/>
+                <w:webHidden/>
+                <w:sz w:val="28"/>
+                <w:szCs w:val="28"/>
+              </w:rPr>
+              <w:instrText xml:space="preserve"> PAGEREF _Toc225978034 \h </w:instrText>
+            </w:r>
+            <w:r>
+              <w:rPr>
+                <w:rFonts w:ascii="Times New Roman" w:hAnsi="Times New Roman" w:cs="Times New Roman"/>
+                <w:noProof/>
+                <w:webHidden/>
+                <w:sz w:val="28"/>
+                <w:szCs w:val="28"/>
+              </w:rPr>
+            </w:r>
+            <w:r>
+              <w:rPr>
+                <w:rFonts w:ascii="Times New Roman" w:hAnsi="Times New Roman" w:cs="Times New Roman"/>
+                <w:noProof/>
+                <w:webHidden/>
+                <w:sz w:val="28"/>
+                <w:szCs w:val="28"/>
+              </w:rPr>
+              <w:fldChar w:fldCharType="separate"/>
+            </w:r>
+            <w:r>
+              <w:rPr>
+                <w:rFonts w:ascii="Times New Roman" w:hAnsi="Times New Roman" w:cs="Times New Roman"/>
+                <w:noProof/>
+                <w:webHidden/>
+                <w:sz w:val="28"/>
+                <w:szCs w:val="28"/>
+              </w:rPr>
+              <w:t>21</w:t>
+            </w:r>
+            <w:r>
+              <w:rPr>
+                <w:rFonts w:ascii="Times New Roman" w:hAnsi="Times New Roman" w:cs="Times New Roman"/>
+                <w:noProof/>
+                <w:webHidden/>
+                <w:sz w:val="28"/>
+                <w:szCs w:val="28"/>
+              </w:rPr>
+              <w:fldChar w:fldCharType="end"/>
+            </w:r>
+          </w:hyperlink>
+        </w:p>
+        <w:p>
+          <w:pPr>
+            <w:pStyle w:val="31"/>
+            <w:tabs>
+              <w:tab w:val="right" w:leader="dot" w:pos="9344"/>
+            </w:tabs>
+            <w:rPr>
+              <w:rFonts w:ascii="Times New Roman" w:eastAsiaTheme="minorEastAsia" w:hAnsi="Times New Roman" w:cs="Times New Roman"/>
+              <w:noProof/>
+              <w:sz w:val="28"/>
+              <w:szCs w:val="28"/>
+              <w:lang w:eastAsia="ru-RU"/>
+            </w:rPr>
+          </w:pPr>
+          <w:hyperlink w:anchor="_Toc225978035" w:history="1">
+            <w:r>
+              <w:rPr>
+                <w:rStyle w:val="af2"/>
+                <w:rFonts w:ascii="Times New Roman" w:hAnsi="Times New Roman" w:cs="Times New Roman"/>
+                <w:noProof/>
+                <w:sz w:val="28"/>
+                <w:szCs w:val="28"/>
+              </w:rPr>
+              <w:t>2.3.1. Функциональное тестирование алгоритмов и работы с сетью</w:t>
+            </w:r>
+            <w:r>
+              <w:rPr>
+                <w:rFonts w:ascii="Times New Roman" w:hAnsi="Times New Roman" w:cs="Times New Roman"/>
+                <w:noProof/>
+                <w:webHidden/>
+                <w:sz w:val="28"/>
+                <w:szCs w:val="28"/>
+              </w:rPr>
+              <w:tab/>
+            </w:r>
+            <w:r>
+              <w:rPr>
+                <w:rFonts w:ascii="Times New Roman" w:hAnsi="Times New Roman" w:cs="Times New Roman"/>
+                <w:noProof/>
+                <w:webHidden/>
+                <w:sz w:val="28"/>
+                <w:szCs w:val="28"/>
+              </w:rPr>
+              <w:fldChar w:fldCharType="begin"/>
+            </w:r>
+            <w:r>
+              <w:rPr>
+                <w:rFonts w:ascii="Times New Roman" w:hAnsi="Times New Roman" w:cs="Times New Roman"/>
+                <w:noProof/>
+                <w:webHidden/>
+                <w:sz w:val="28"/>
+                <w:szCs w:val="28"/>
+              </w:rPr>
+              <w:instrText xml:space="preserve"> PAGEREF _Toc225978035 \h </w:instrText>
+            </w:r>
+            <w:r>
+              <w:rPr>
+                <w:rFonts w:ascii="Times New Roman" w:hAnsi="Times New Roman" w:cs="Times New Roman"/>
+                <w:noProof/>
+                <w:webHidden/>
+                <w:sz w:val="28"/>
+                <w:szCs w:val="28"/>
+              </w:rPr>
+            </w:r>
+            <w:r>
+              <w:rPr>
+                <w:rFonts w:ascii="Times New Roman" w:hAnsi="Times New Roman" w:cs="Times New Roman"/>
+                <w:noProof/>
+                <w:webHidden/>
+                <w:sz w:val="28"/>
+                <w:szCs w:val="28"/>
+              </w:rPr>
+              <w:fldChar w:fldCharType="separate"/>
+            </w:r>
+            <w:r>
+              <w:rPr>
+                <w:rFonts w:ascii="Times New Roman" w:hAnsi="Times New Roman" w:cs="Times New Roman"/>
+                <w:noProof/>
+                <w:webHidden/>
+                <w:sz w:val="28"/>
+                <w:szCs w:val="28"/>
+              </w:rPr>
+              <w:t>21</w:t>
+            </w:r>
+            <w:r>
+              <w:rPr>
+                <w:rFonts w:ascii="Times New Roman" w:hAnsi="Times New Roman" w:cs="Times New Roman"/>
+                <w:noProof/>
+                <w:webHidden/>
+                <w:sz w:val="28"/>
+                <w:szCs w:val="28"/>
+              </w:rPr>
+              <w:fldChar w:fldCharType="end"/>
+            </w:r>
+          </w:hyperlink>
+        </w:p>
+        <w:p>
+          <w:pPr>
+            <w:pStyle w:val="31"/>
+            <w:tabs>
+              <w:tab w:val="right" w:leader="dot" w:pos="9344"/>
+            </w:tabs>
+            <w:rPr>
+              <w:rFonts w:ascii="Times New Roman" w:eastAsiaTheme="minorEastAsia" w:hAnsi="Times New Roman" w:cs="Times New Roman"/>
+              <w:noProof/>
+              <w:sz w:val="28"/>
+              <w:szCs w:val="28"/>
+              <w:lang w:eastAsia="ru-RU"/>
+            </w:rPr>
+          </w:pPr>
+          <w:hyperlink w:anchor="_Toc225978036" w:history="1">
+            <w:r>
+              <w:rPr>
+                <w:rStyle w:val="af2"/>
+                <w:rFonts w:ascii="Times New Roman" w:hAnsi="Times New Roman" w:cs="Times New Roman"/>
+                <w:noProof/>
+                <w:sz w:val="28"/>
+                <w:szCs w:val="28"/>
+              </w:rPr>
+              <w:t>2.3.2. Тестирование производительности</w:t>
+            </w:r>
+            <w:r>
+              <w:rPr>
+                <w:rFonts w:ascii="Times New Roman" w:hAnsi="Times New Roman" w:cs="Times New Roman"/>
+                <w:noProof/>
+                <w:webHidden/>
+                <w:sz w:val="28"/>
+                <w:szCs w:val="28"/>
+              </w:rPr>
+              <w:tab/>
+            </w:r>
+            <w:r>
+              <w:rPr>
+                <w:rFonts w:ascii="Times New Roman" w:hAnsi="Times New Roman" w:cs="Times New Roman"/>
+                <w:noProof/>
+                <w:webHidden/>
+                <w:sz w:val="28"/>
+                <w:szCs w:val="28"/>
+              </w:rPr>
+              <w:fldChar w:fldCharType="begin"/>
+            </w:r>
+            <w:r>
+              <w:rPr>
+                <w:rFonts w:ascii="Times New Roman" w:hAnsi="Times New Roman" w:cs="Times New Roman"/>
+                <w:noProof/>
+                <w:webHidden/>
+                <w:sz w:val="28"/>
+                <w:szCs w:val="28"/>
+              </w:rPr>
+              <w:instrText xml:space="preserve"> PAGEREF _Toc225978036 \h </w:instrText>
+            </w:r>
+            <w:r>
+              <w:rPr>
+                <w:rFonts w:ascii="Times New Roman" w:hAnsi="Times New Roman" w:cs="Times New Roman"/>
+                <w:noProof/>
+                <w:webHidden/>
+                <w:sz w:val="28"/>
+                <w:szCs w:val="28"/>
+              </w:rPr>
+            </w:r>
+            <w:r>
+              <w:rPr>
+                <w:rFonts w:ascii="Times New Roman" w:hAnsi="Times New Roman" w:cs="Times New Roman"/>
+                <w:noProof/>
+                <w:webHidden/>
+                <w:sz w:val="28"/>
+                <w:szCs w:val="28"/>
+              </w:rPr>
+              <w:fldChar w:fldCharType="separate"/>
+            </w:r>
+            <w:r>
+              <w:rPr>
+                <w:rFonts w:ascii="Times New Roman" w:hAnsi="Times New Roman" w:cs="Times New Roman"/>
+                <w:noProof/>
+                <w:webHidden/>
+                <w:sz w:val="28"/>
+                <w:szCs w:val="28"/>
+              </w:rPr>
+              <w:t>21</w:t>
+            </w:r>
+            <w:r>
+              <w:rPr>
+                <w:rFonts w:ascii="Times New Roman" w:hAnsi="Times New Roman" w:cs="Times New Roman"/>
+                <w:noProof/>
+                <w:webHidden/>
+                <w:sz w:val="28"/>
+                <w:szCs w:val="28"/>
+              </w:rPr>
+              <w:fldChar w:fldCharType="end"/>
+            </w:r>
+          </w:hyperlink>
+        </w:p>
+        <w:p>
+          <w:pPr>
+            <w:pStyle w:val="13"/>
+            <w:tabs>
+              <w:tab w:val="right" w:leader="dot" w:pos="9344"/>
+            </w:tabs>
+            <w:rPr>
+              <w:rFonts w:ascii="Times New Roman" w:eastAsiaTheme="minorEastAsia" w:hAnsi="Times New Roman" w:cs="Times New Roman"/>
+              <w:noProof/>
+              <w:sz w:val="28"/>
+              <w:szCs w:val="28"/>
+              <w:lang w:eastAsia="ru-RU"/>
+            </w:rPr>
+          </w:pPr>
+          <w:hyperlink w:anchor="_Toc225978037" w:history="1">
+            <w:r>
+              <w:rPr>
+                <w:rStyle w:val="af2"/>
+                <w:rFonts w:ascii="Times New Roman" w:hAnsi="Times New Roman" w:cs="Times New Roman"/>
+                <w:noProof/>
+                <w:sz w:val="28"/>
+                <w:szCs w:val="28"/>
+              </w:rPr>
+              <w:t>ЗАКЛЮЧЕНИЕ</w:t>
+            </w:r>
+            <w:r>
+              <w:rPr>
+                <w:rFonts w:ascii="Times New Roman" w:hAnsi="Times New Roman" w:cs="Times New Roman"/>
+                <w:noProof/>
+                <w:webHidden/>
+                <w:sz w:val="28"/>
+                <w:szCs w:val="28"/>
+              </w:rPr>
+              <w:tab/>
+            </w:r>
+            <w:r>
+              <w:rPr>
+                <w:rFonts w:ascii="Times New Roman" w:hAnsi="Times New Roman" w:cs="Times New Roman"/>
+                <w:noProof/>
+                <w:webHidden/>
+                <w:sz w:val="28"/>
+                <w:szCs w:val="28"/>
+              </w:rPr>
+              <w:fldChar w:fldCharType="begin"/>
+            </w:r>
+            <w:r>
+              <w:rPr>
+                <w:rFonts w:ascii="Times New Roman" w:hAnsi="Times New Roman" w:cs="Times New Roman"/>
+                <w:noProof/>
+                <w:webHidden/>
+                <w:sz w:val="28"/>
+                <w:szCs w:val="28"/>
+              </w:rPr>
+              <w:instrText xml:space="preserve"> PAGEREF _Toc225978037 \h </w:instrText>
+            </w:r>
+            <w:r>
+              <w:rPr>
+                <w:rFonts w:ascii="Times New Roman" w:hAnsi="Times New Roman" w:cs="Times New Roman"/>
+                <w:noProof/>
+                <w:webHidden/>
+                <w:sz w:val="28"/>
+                <w:szCs w:val="28"/>
+              </w:rPr>
+            </w:r>
+            <w:r>
+              <w:rPr>
+                <w:rFonts w:ascii="Times New Roman" w:hAnsi="Times New Roman" w:cs="Times New Roman"/>
+                <w:noProof/>
+                <w:webHidden/>
+                <w:sz w:val="28"/>
+                <w:szCs w:val="28"/>
+              </w:rPr>
+              <w:fldChar w:fldCharType="separate"/>
+            </w:r>
+            <w:r>
+              <w:rPr>
+                <w:rFonts w:ascii="Times New Roman" w:hAnsi="Times New Roman" w:cs="Times New Roman"/>
+                <w:noProof/>
+                <w:webHidden/>
+                <w:sz w:val="28"/>
+                <w:szCs w:val="28"/>
+              </w:rPr>
+              <w:t>23</w:t>
+            </w:r>
+            <w:r>
+              <w:rPr>
+                <w:rFonts w:ascii="Times New Roman" w:hAnsi="Times New Roman" w:cs="Times New Roman"/>
+                <w:noProof/>
+                <w:webHidden/>
+                <w:sz w:val="28"/>
+                <w:szCs w:val="28"/>
+              </w:rPr>
+              <w:fldChar w:fldCharType="end"/>
+            </w:r>
+          </w:hyperlink>
+        </w:p>
+        <w:p>
+          <w:pPr>
+            <w:pStyle w:val="13"/>
+            <w:tabs>
+              <w:tab w:val="right" w:leader="dot" w:pos="9344"/>
+            </w:tabs>
+            <w:rPr>
+              <w:rFonts w:ascii="Times New Roman" w:eastAsiaTheme="minorEastAsia" w:hAnsi="Times New Roman" w:cs="Times New Roman"/>
+              <w:noProof/>
+              <w:sz w:val="28"/>
+              <w:szCs w:val="28"/>
+              <w:lang w:eastAsia="ru-RU"/>
+            </w:rPr>
+          </w:pPr>
+          <w:hyperlink w:anchor="_Toc225978038" w:history="1">
+            <w:r>
+              <w:rPr>
+                <w:rStyle w:val="af2"/>
+                <w:rFonts w:ascii="Times New Roman" w:hAnsi="Times New Roman" w:cs="Times New Roman"/>
+                <w:noProof/>
+                <w:sz w:val="28"/>
+                <w:szCs w:val="28"/>
+              </w:rPr>
+              <w:t>СПИСОК ЛИТЕРАТУРЫ</w:t>
+            </w:r>
+            <w:r>
+              <w:rPr>
+                <w:rFonts w:ascii="Times New Roman" w:hAnsi="Times New Roman" w:cs="Times New Roman"/>
+                <w:noProof/>
+                <w:webHidden/>
+                <w:sz w:val="28"/>
+                <w:szCs w:val="28"/>
+              </w:rPr>
+              <w:tab/>
+            </w:r>
+            <w:r>
+              <w:rPr>
+                <w:rFonts w:ascii="Times New Roman" w:hAnsi="Times New Roman" w:cs="Times New Roman"/>
+                <w:noProof/>
+                <w:webHidden/>
+                <w:sz w:val="28"/>
+                <w:szCs w:val="28"/>
+              </w:rPr>
+              <w:fldChar w:fldCharType="begin"/>
+            </w:r>
+            <w:r>
+              <w:rPr>
+                <w:rFonts w:ascii="Times New Roman" w:hAnsi="Times New Roman" w:cs="Times New Roman"/>
+                <w:noProof/>
+                <w:webHidden/>
+                <w:sz w:val="28"/>
+                <w:szCs w:val="28"/>
+              </w:rPr>
+              <w:instrText xml:space="preserve"> PAGEREF _Toc225978038 \h </w:instrText>
+            </w:r>
+            <w:r>
+              <w:rPr>
+                <w:rFonts w:ascii="Times New Roman" w:hAnsi="Times New Roman" w:cs="Times New Roman"/>
+                <w:noProof/>
+                <w:webHidden/>
+                <w:sz w:val="28"/>
+                <w:szCs w:val="28"/>
+              </w:rPr>
+            </w:r>
+            <w:r>
+              <w:rPr>
+                <w:rFonts w:ascii="Times New Roman" w:hAnsi="Times New Roman" w:cs="Times New Roman"/>
+                <w:noProof/>
+                <w:webHidden/>
+                <w:sz w:val="28"/>
+                <w:szCs w:val="28"/>
+              </w:rPr>
+              <w:fldChar w:fldCharType="separate"/>
+            </w:r>
+            <w:r>
+              <w:rPr>
+                <w:rFonts w:ascii="Times New Roman" w:hAnsi="Times New Roman" w:cs="Times New Roman"/>
+                <w:noProof/>
+                <w:webHidden/>
+                <w:sz w:val="28"/>
+                <w:szCs w:val="28"/>
+              </w:rPr>
+              <w:t>25</w:t>
+            </w:r>
+            <w:r>
+              <w:rPr>
+                <w:rFonts w:ascii="Times New Roman" w:hAnsi="Times New Roman" w:cs="Times New Roman"/>
+                <w:noProof/>
+                <w:webHidden/>
+                <w:sz w:val="28"/>
+                <w:szCs w:val="28"/>
+              </w:rPr>
+              <w:fldChar w:fldCharType="end"/>
+            </w:r>
+          </w:hyperlink>
+        </w:p>
+        <w:p>
+          <w:pPr>
+            <w:pStyle w:val="13"/>
+            <w:tabs>
+              <w:tab w:val="right" w:leader="dot" w:pos="9344"/>
+            </w:tabs>
+            <w:rPr>
+              <w:rFonts w:ascii="Times New Roman" w:eastAsiaTheme="minorEastAsia" w:hAnsi="Times New Roman" w:cs="Times New Roman"/>
+              <w:noProof/>
+              <w:sz w:val="28"/>
+              <w:szCs w:val="28"/>
+              <w:lang w:eastAsia="ru-RU"/>
+            </w:rPr>
+          </w:pPr>
+          <w:hyperlink w:anchor="_Toc225978039" w:history="1">
+            <w:r>
+              <w:rPr>
+                <w:rStyle w:val="af2"/>
+                <w:rFonts w:ascii="Times New Roman" w:hAnsi="Times New Roman" w:cs="Times New Roman"/>
+                <w:noProof/>
+                <w:sz w:val="28"/>
+                <w:szCs w:val="28"/>
+              </w:rPr>
+              <w:t>ПРИЛОЖЕНИЕ</w:t>
+            </w:r>
+            <w:r>
+              <w:rPr>
+                <w:rFonts w:ascii="Times New Roman" w:hAnsi="Times New Roman" w:cs="Times New Roman"/>
+                <w:noProof/>
+                <w:webHidden/>
+                <w:sz w:val="28"/>
+                <w:szCs w:val="28"/>
+              </w:rPr>
+              <w:tab/>
+            </w:r>
+            <w:r>
+              <w:rPr>
+                <w:rFonts w:ascii="Times New Roman" w:hAnsi="Times New Roman" w:cs="Times New Roman"/>
+                <w:noProof/>
+                <w:webHidden/>
+                <w:sz w:val="28"/>
+                <w:szCs w:val="28"/>
+              </w:rPr>
+              <w:fldChar w:fldCharType="begin"/>
+            </w:r>
+            <w:r>
+              <w:rPr>
+                <w:rFonts w:ascii="Times New Roman" w:hAnsi="Times New Roman" w:cs="Times New Roman"/>
+                <w:noProof/>
+                <w:webHidden/>
+                <w:sz w:val="28"/>
+                <w:szCs w:val="28"/>
+              </w:rPr>
+              <w:instrText xml:space="preserve"> PAGEREF _Toc225978039 \h </w:instrText>
+            </w:r>
+            <w:r>
+              <w:rPr>
+                <w:rFonts w:ascii="Times New Roman" w:hAnsi="Times New Roman" w:cs="Times New Roman"/>
+                <w:noProof/>
+                <w:webHidden/>
+                <w:sz w:val="28"/>
+                <w:szCs w:val="28"/>
+              </w:rPr>
+            </w:r>
+            <w:r>
+              <w:rPr>
+                <w:rFonts w:ascii="Times New Roman" w:hAnsi="Times New Roman" w:cs="Times New Roman"/>
+                <w:noProof/>
+                <w:webHidden/>
+                <w:sz w:val="28"/>
+                <w:szCs w:val="28"/>
+              </w:rPr>
+              <w:fldChar w:fldCharType="separate"/>
+            </w:r>
+            <w:r>
+              <w:rPr>
+                <w:rFonts w:ascii="Times New Roman" w:hAnsi="Times New Roman" w:cs="Times New Roman"/>
+                <w:noProof/>
+                <w:webHidden/>
+                <w:sz w:val="28"/>
+                <w:szCs w:val="28"/>
+              </w:rPr>
+              <w:t>27</w:t>
+            </w:r>
+            <w:r>
+              <w:rPr>
+                <w:rFonts w:ascii="Times New Roman" w:hAnsi="Times New Roman" w:cs="Times New Roman"/>
+                <w:noProof/>
+                <w:webHidden/>
+                <w:sz w:val="28"/>
+                <w:szCs w:val="28"/>
+              </w:rPr>
+              <w:fldChar w:fldCharType="end"/>
+            </w:r>
+          </w:hyperlink>
+        </w:p>
+        <w:p>
+          <w:pPr>
+            <w:rPr>
+              <w:rFonts w:ascii="Times New Roman" w:hAnsi="Times New Roman" w:cs="Times New Roman"/>
+              <w:sz w:val="28"/>
+              <w:szCs w:val="28"/>
+            </w:rPr>
+          </w:pPr>
+          <w:r>
+            <w:rPr>
+              <w:rFonts w:ascii="Times New Roman" w:hAnsi="Times New Roman" w:cs="Times New Roman"/>
+              <w:b/>
+              <w:bCs/>
+              <w:sz w:val="28"/>
+              <w:szCs w:val="28"/>
+            </w:rPr>
+            <w:fldChar w:fldCharType="end"/>
+          </w:r>
+        </w:p>
+      </w:sdtContent>
+    </w:sdt>
+    <w:p>
+      <w:pPr>
+        <w:pStyle w:val="11"/>
+      </w:pPr>
+    </w:p>
+    <w:p>
+      <w:pPr>
+        <w:rPr>
+          <w:rFonts w:ascii="Times New Roman" w:hAnsi="Times New Roman"/>
+          <w:b/>
+          <w:sz w:val="28"/>
+        </w:rPr>
+      </w:pPr>
+      <w:r>
+        <w:br w:type="page"/>
+      </w:r>
+    </w:p>
+    <w:p>
+      <w:pPr>
+        <w:pStyle w:val="1"/>
+      </w:pPr>
+      <w:bookmarkStart w:id="0" w:name="_Toc225978008"/>
+      <w:r>
+        <w:lastRenderedPageBreak/>
+        <w:t>ВВЕДЕНИЕ</w:t>
+      </w:r>
+      <w:bookmarkEnd w:id="0"/>
+    </w:p>
+    <w:p>
+      <w:pPr>
+        <w:pStyle w:val="11"/>
+        <w:rPr>
+          <w:b/>
+        </w:rPr>
+      </w:pPr>
+      <w:r>
+        <w:t xml:space="preserve">Актуальность темы. </w:t>
+      </w:r>
+      <w:r>
+        <w:t xml:space="preserve">В условиях современной </w:t>
+      </w:r>
+      <w:proofErr w:type="spellStart"/>
+      <w:r>
+        <w:t>глобализированной</w:t>
+      </w:r>
+      <w:proofErr w:type="spellEnd"/>
+      <w:r>
+        <w:t xml:space="preserve"> экономики, активного развития электронной коммерции и трансграничных переводов, информация об актуальных курсах валют является критически важной не только для профессиональных финансистов, но и для рядовых пользователей. Ежедневно миллионы людей совершают покупки в зарубежных интернет-магазинах, планируют туристические поездки, анализируют личные инвестиции или отправляют денежные переводы за рубеж. Все эти действия требуют точного и быстрого пересчета одной валюты в другую.</w:t>
+      </w:r>
+    </w:p>
+    <w:p>
+      <w:pPr>
+        <w:pStyle w:val="11"/>
+        <w:rPr>
+          <w:b/>
+        </w:rPr>
+      </w:pPr>
+      <w:r>
+        <w:t>Рынок мобильных приложений предлагает множество финансовых трекеров и конвертеров. Однако большинство существующих решений обладают рядом существенных недостатков: перегруженность избыточным функционалом (новости экономики, биржевые сводки), навязчивая реклама, требование оформления платных подписок для доступа к базовым функциям (например, к историческим графикам), а также зависимость от нестабильных или неофициальных источников данных. Возникает потребность в легковесном, быстром и эстетически приятном инструменте, который предоставляет точные данные из официального источника (Центрального банка РФ), поддерживает локальное кэширование для работы в оффлайн-режиме и позволяет мгновенно производить математическую конвертацию. Вышеизложенные факторы обуславливают высокую актуальность разработки данного мобильного приложения.</w:t>
+      </w:r>
+    </w:p>
+    <w:p>
+      <w:pPr>
+        <w:pStyle w:val="11"/>
+        <w:rPr>
+          <w:b/>
+        </w:rPr>
+      </w:pPr>
+      <w:r>
+        <w:t xml:space="preserve">Цель курсовой работы: проектирование и разработка локального мобильного приложения под операционную систему </w:t>
+      </w:r>
+      <w:proofErr w:type="spellStart"/>
+      <w:r>
+        <w:t>Android</w:t>
+      </w:r>
+      <w:proofErr w:type="spellEnd"/>
+      <w:r>
+        <w:t xml:space="preserve"> для мониторинга актуальных курсов валют, визуального анализа исторической динамики котировок и осуществления быстрых конвертационных расчетов.</w:t>
+      </w:r>
+    </w:p>
+    <w:p>
+      <w:pPr>
+        <w:pStyle w:val="11"/>
+        <w:rPr>
+          <w:b/>
+        </w:rPr>
+      </w:pPr>
+      <w:r>
+        <w:t>Для достижения поставленной цели были сформулированы и решены следующие задачи:</w:t>
+      </w:r>
+    </w:p>
+    <w:p>
+      <w:pPr>
+        <w:pStyle w:val="11"/>
+        <w:numPr>
+          <w:ilvl w:val="0"/>
+          <w:numId w:val="1"/>
+        </w:numPr>
+        <w:rPr>
+          <w:b/>
+        </w:rPr>
+      </w:pPr>
+      <w:r>
+        <w:t>Провести детальный анализ предметной области, рассмотреть существующие программные аналоги и выявить их недостатки.</w:t>
+      </w:r>
+    </w:p>
+    <w:p>
+      <w:pPr>
+        <w:pStyle w:val="11"/>
+        <w:numPr>
+          <w:ilvl w:val="0"/>
+          <w:numId w:val="1"/>
+        </w:numPr>
+        <w:rPr>
+          <w:b/>
+        </w:rPr>
+      </w:pPr>
+      <w:r>
+        <w:lastRenderedPageBreak/>
+        <w:t>Сформировать перечень функциональных и нефункциональных требований к разрабатываемому мобильному продукту.</w:t>
+      </w:r>
+    </w:p>
+    <w:p>
+      <w:pPr>
+        <w:pStyle w:val="11"/>
+        <w:numPr>
+          <w:ilvl w:val="0"/>
+          <w:numId w:val="1"/>
+        </w:numPr>
+        <w:rPr>
+          <w:b/>
+        </w:rPr>
+      </w:pPr>
+      <w:r>
+        <w:t>Осуществить проектирование системы с использованием языка UML (построение диаграмм вариантов использования и классов).</w:t>
+      </w:r>
+    </w:p>
+    <w:p>
+      <w:pPr>
+        <w:pStyle w:val="11"/>
+        <w:numPr>
+          <w:ilvl w:val="0"/>
+          <w:numId w:val="1"/>
+        </w:numPr>
+        <w:rPr>
+          <w:b/>
+        </w:rPr>
+      </w:pPr>
+      <w:r>
+        <w:t>Обосновать выбор языка программирования, архитектурного паттерна и сторонних библиотек.</w:t>
+      </w:r>
+    </w:p>
+    <w:p>
+      <w:pPr>
+        <w:pStyle w:val="11"/>
+        <w:numPr>
+          <w:ilvl w:val="0"/>
+          <w:numId w:val="1"/>
+        </w:numPr>
+        <w:rPr>
+          <w:b/>
+        </w:rPr>
+      </w:pPr>
+      <w:r>
+        <w:t>Спроектировать современный и эргономичный пользовательский интерфейс.</w:t>
+      </w:r>
+    </w:p>
+    <w:p>
+      <w:pPr>
+        <w:pStyle w:val="11"/>
+        <w:numPr>
+          <w:ilvl w:val="0"/>
+          <w:numId w:val="1"/>
+        </w:numPr>
+        <w:rPr>
+          <w:b/>
+        </w:rPr>
+      </w:pPr>
+      <w:r>
+        <w:t>Разработать программную логику, включая интеграцию с открытым API ЦБ РФ, локальную базу данных и математические алгоритмы конвертера.</w:t>
+      </w:r>
+    </w:p>
+    <w:p>
+      <w:pPr>
+        <w:pStyle w:val="11"/>
+        <w:numPr>
+          <w:ilvl w:val="0"/>
+          <w:numId w:val="1"/>
+        </w:numPr>
+        <w:rPr>
+          <w:b/>
+        </w:rPr>
+      </w:pPr>
+      <w:r>
+        <w:t>Провести тестирование разработанного мобильного приложения.</w:t>
+      </w:r>
+    </w:p>
+    <w:p>
+      <w:pPr>
+        <w:pStyle w:val="11"/>
+        <w:rPr>
+          <w:b/>
+        </w:rPr>
+      </w:pPr>
+      <w:r>
+        <w:t>Объект исследования: процесс получения, алгоритмической обработки и визуализации финансовых данных о курсах иностранных валют.</w:t>
+      </w:r>
+    </w:p>
+    <w:p>
+      <w:pPr>
+        <w:pStyle w:val="11"/>
+        <w:rPr>
+          <w:b/>
+        </w:rPr>
+      </w:pPr>
+      <w:r>
+        <w:t xml:space="preserve">Предмет исследования: программные методы, инструменты, архитектурные паттерны (MVVM) и технологии, применяемые при разработке мобильного приложения для платформы </w:t>
+      </w:r>
+      <w:proofErr w:type="spellStart"/>
+      <w:r>
+        <w:t>Android</w:t>
+      </w:r>
+      <w:proofErr w:type="spellEnd"/>
+      <w:r>
+        <w:t>.</w:t>
+      </w:r>
+    </w:p>
+    <w:p>
+      <w:pPr>
+        <w:pStyle w:val="11"/>
+        <w:rPr>
+          <w:b/>
+        </w:rPr>
+      </w:pPr>
+      <w:r>
+        <w:t>Практическая значимость: разработанный программный продукт представляет собой готовое к эксплуатации (MVP) мобильное приложение. Оно может быть использовано широким кругом лиц в повседневной жизни для получения достоверных данных о валютных котировках Центробанка РФ. Использование локальной базы данных гарантирует доступность сохраненных курсов даже при отсутствии подключения к сети Интернет, а продуманный интерфейс минимизирует время на выполнение конвертационных операций.</w:t>
+      </w:r>
+    </w:p>
+    <w:p>
+      <w:pPr>
+        <w:pStyle w:val="11"/>
+        <w:rPr>
+          <w:b/>
+        </w:rPr>
+      </w:pPr>
+      <w:r>
+        <w:t xml:space="preserve">Структура работы: курсовая работа состоит из введения, двух глав, заключения, списка использованной литературы и приложения. В первой главе проводится теоретический анализ предметной области, разрабатываются требования, UML-модели и обосновывается выбор стека технологий. Во второй главе подробно описывается практический процесс программной </w:t>
+      </w:r>
+      <w:r>
+        <w:lastRenderedPageBreak/>
+        <w:t>реализации пользовательского интерфейса, сетевого взаимодействия, базы данных и бизнес-логики, а также проводится тестирование системы.</w:t>
+      </w:r>
+    </w:p>
+    <w:p>
+      <w:pPr>
+        <w:rPr>
+          <w:rFonts w:ascii="Times New Roman" w:hAnsi="Times New Roman"/>
+          <w:bCs/>
+          <w:sz w:val="28"/>
+        </w:rPr>
+      </w:pPr>
+      <w:r>
+        <w:rPr>
+          <w:b/>
+          <w:bCs/>
+        </w:rPr>
+        <w:br w:type="page"/>
+      </w:r>
+    </w:p>
+    <w:p>
+      <w:pPr>
+        <w:pStyle w:val="1"/>
+      </w:pPr>
+      <w:bookmarkStart w:id="1" w:name="_Toc225978009"/>
+      <w:r>
+        <w:lastRenderedPageBreak/>
+        <w:t>ГЛАВА 1. АНАЛИЗ ПРЕДМЕТНОЙ ОБЛАСТИ И ПРОЕКТИРОВАНИЕ МОБИЛЬНОГО ПРИЛОЖЕНИЯ</w:t>
+      </w:r>
+      <w:bookmarkEnd w:id="1"/>
+    </w:p>
+    <w:p>
+      <w:pPr>
+        <w:pStyle w:val="2"/>
+      </w:pPr>
+      <w:bookmarkStart w:id="2" w:name="_Toc225978010"/>
+      <w:r>
+        <w:t>1.1. Описание предметной области и анализ существующих решений (аналогов)</w:t>
+      </w:r>
+      <w:bookmarkEnd w:id="2"/>
+    </w:p>
+    <w:p>
+      <w:pPr>
+        <w:pStyle w:val="11"/>
+        <w:rPr>
+          <w:b/>
+        </w:rPr>
+      </w:pPr>
+      <w:r>
+        <w:t>Предметной областью разрабатываемого программного продукта является сфера финансового мониторинга и валютных конвертаций. Данная область охватывает процессы получения актуальных котировок из официальных источников, их систематизацию, кэширование для обеспечения автономной работы, а также предоставление пользователю математического инструментария для пересчета стоимости одной валюты в другую по кросс-курсу.</w:t>
+      </w:r>
+    </w:p>
+    <w:p>
+      <w:pPr>
+        <w:pStyle w:val="11"/>
+        <w:rPr>
+          <w:b/>
+        </w:rPr>
+      </w:pPr>
+      <w:r>
+        <w:t>В настоящее время рынок мобильных приложений предлагает широкий спектр программных решений для отслеживания курсов валют. Для выявления достоинств и недостатков конкурентов был проведен анализ наиболее популярных аналогов:</w:t>
+      </w:r>
+    </w:p>
+    <w:p>
+      <w:pPr>
+        <w:pStyle w:val="11"/>
+        <w:numPr>
+          <w:ilvl w:val="0"/>
+          <w:numId w:val="2"/>
+        </w:numPr>
+        <w:rPr>
+          <w:b/>
+        </w:rPr>
+      </w:pPr>
+      <w:r>
+        <w:t>Банковские приложения (например, «Сбербанк Онлайн», «Т-Банк»). Данные приложения обладают высокой степенью защиты и надежности. Однако их существенным недостатком является то, что они отображают внутренние коммерческие курсы покупки и продажи конкретного банка, которые включают банковский спред и отличаются от официального курса Центрального банка РФ. Кроме того, доступ к конвертеру часто требует авторизации.</w:t>
+      </w:r>
+    </w:p>
+    <w:p>
+      <w:pPr>
+        <w:pStyle w:val="11"/>
+        <w:numPr>
+          <w:ilvl w:val="0"/>
+          <w:numId w:val="2"/>
+        </w:numPr>
+        <w:rPr>
+          <w:b/>
+        </w:rPr>
+      </w:pPr>
+      <w:r>
+        <w:t>Универсальные конвертеры (например, «</w:t>
+      </w:r>
+      <w:proofErr w:type="spellStart"/>
+      <w:r>
+        <w:t>Xe</w:t>
+      </w:r>
+      <w:proofErr w:type="spellEnd"/>
+      <w:r>
+        <w:t xml:space="preserve"> </w:t>
+      </w:r>
+      <w:proofErr w:type="spellStart"/>
+      <w:r>
+        <w:t>Currency</w:t>
+      </w:r>
+      <w:proofErr w:type="spellEnd"/>
+      <w:r>
+        <w:t xml:space="preserve">», «Easy </w:t>
+      </w:r>
+      <w:proofErr w:type="spellStart"/>
+      <w:r>
+        <w:t>Currency</w:t>
+      </w:r>
+      <w:proofErr w:type="spellEnd"/>
+      <w:r>
+        <w:t xml:space="preserve"> </w:t>
+      </w:r>
+      <w:proofErr w:type="spellStart"/>
+      <w:r>
+        <w:t>Converter</w:t>
+      </w:r>
+      <w:proofErr w:type="spellEnd"/>
+      <w:r>
+        <w:t>»). Данные приложения предоставляют глобальные данные, однако перегружены рекламными баннерами в бесплатных версиях. Графики исторической динамики курсов часто доступны только по платной подписке. Более того, многие из них не адаптированы под российские реалии и используют данные зарубежных бирж, что может давать погрешность по отношению к официальным данным ЦБ РФ.</w:t>
+      </w:r>
+    </w:p>
+    <w:p>
+      <w:pPr>
+        <w:pStyle w:val="11"/>
+        <w:numPr>
+          <w:ilvl w:val="0"/>
+          <w:numId w:val="2"/>
+        </w:numPr>
+        <w:rPr>
+          <w:b/>
+        </w:rPr>
+      </w:pPr>
+      <w:r>
+        <w:lastRenderedPageBreak/>
+        <w:t>Встроенные системные конвертеры смартфонов. Обладают минималистичным интерфейсом, но имеют критический недостаток: отсутствие детализированной статистики (графиков), невозможность добавления валют в «Избранное» и отсутствие информации о времени последнего обновления котировок.</w:t>
+      </w:r>
+    </w:p>
+    <w:p>
+      <w:pPr>
+        <w:pStyle w:val="11"/>
+        <w:rPr>
+          <w:b/>
+        </w:rPr>
+      </w:pPr>
+      <w:r>
+        <w:t>На основе проведенного анализа можно сделать вывод, что разработка легковесного, бесплатного мобильного приложения, ориентированного на получение официальных данных от ЦБ РФ, обладающего локальной базой данных для работы без интернета и встроенной системой визуальной аналитики (графиков), является обоснованной и востребованной задачей.</w:t>
+      </w:r>
+    </w:p>
+    <w:p>
+      <w:pPr>
+        <w:pStyle w:val="2"/>
+      </w:pPr>
+      <w:bookmarkStart w:id="3" w:name="_Toc225978011"/>
+      <w:r>
+        <w:t>1.2. Требования к разрабатываемому мобильному приложению</w:t>
+      </w:r>
+      <w:bookmarkEnd w:id="3"/>
+    </w:p>
+    <w:p>
+      <w:pPr>
+        <w:pStyle w:val="11"/>
+        <w:rPr>
+          <w:b/>
+        </w:rPr>
+      </w:pPr>
+      <w:r>
+        <w:t>Разработка качественного программного обеспечения невозможна без четко сформулированных требований. Требования определяют функциональность системы и ограничения, накладываемые на ее архитектуру.</w:t>
+      </w:r>
+    </w:p>
+    <w:p>
+      <w:pPr>
+        <w:pStyle w:val="3"/>
+      </w:pPr>
+      <w:bookmarkStart w:id="4" w:name="_Toc225978012"/>
+      <w:r>
+        <w:t>1.2.1. Функциональные требования</w:t>
+      </w:r>
+      <w:bookmarkEnd w:id="4"/>
+    </w:p>
+    <w:p>
+      <w:pPr>
+        <w:pStyle w:val="11"/>
+        <w:rPr>
+          <w:b/>
+        </w:rPr>
+      </w:pPr>
+      <w:r>
+        <w:t>Функциональные требования описывают поведение системы и действия, которые она должна уметь выполнять по запросу пользователя. К разрабатываемому приложению предъявляются следующие функциональные требования:</w:t>
+      </w:r>
+    </w:p>
+    <w:p>
+      <w:pPr>
+        <w:pStyle w:val="11"/>
+        <w:rPr>
+          <w:b/>
+        </w:rPr>
+      </w:pPr>
+      <w:r>
+        <w:t>Приложение должно загружать и отображать актуальный список валют и их курсы по отношению к российскому рублю (RUB), используя официальный XML-шлюз Центрального банка РФ.</w:t>
+      </w:r>
+    </w:p>
+    <w:p>
+      <w:pPr>
+        <w:pStyle w:val="11"/>
+        <w:rPr>
+          <w:b/>
+        </w:rPr>
+      </w:pPr>
+      <w:r>
+        <w:t>Система должна предоставлять функцию поиска по списку валют (по текстовому коду или наименованию).</w:t>
+      </w:r>
+    </w:p>
+    <w:p>
+      <w:pPr>
+        <w:pStyle w:val="11"/>
+        <w:rPr>
+          <w:b/>
+        </w:rPr>
+      </w:pPr>
+      <w:r>
+        <w:t>Пользователь должен иметь возможность добавлять часто используемые валюты в список «Избранное» для их приоритетного отображения в верхней части списка.</w:t>
+      </w:r>
+    </w:p>
+    <w:p>
+      <w:pPr>
+        <w:pStyle w:val="11"/>
+        <w:rPr>
+          <w:b/>
+        </w:rPr>
+      </w:pPr>
+      <w:r>
+        <w:lastRenderedPageBreak/>
+        <w:t>Приложение должно содержать модуль «Конвертер», позволяющий выбрать валюту списания и валюту зачисления, а также ввести числовую сумму для мгновенного математического расчета по актуальному кросс-курсу.</w:t>
+      </w:r>
+    </w:p>
+    <w:p>
+      <w:pPr>
+        <w:pStyle w:val="11"/>
+        <w:rPr>
+          <w:b/>
+        </w:rPr>
+      </w:pPr>
+      <w:r>
+        <w:t>В конвертере должна быть предусмотрена кнопка быстрой смены валют местами (</w:t>
+      </w:r>
+      <w:proofErr w:type="spellStart"/>
+      <w:r>
+        <w:t>swap</w:t>
+      </w:r>
+      <w:proofErr w:type="spellEnd"/>
+      <w:r>
+        <w:t>).</w:t>
+      </w:r>
+    </w:p>
+    <w:p>
+      <w:pPr>
+        <w:pStyle w:val="11"/>
+        <w:rPr>
+          <w:b/>
+        </w:rPr>
+      </w:pPr>
+      <w:r>
+        <w:t xml:space="preserve">При выборе конкретной валюты система должна открывать экран детализации с интерактивным линейным графиком (Line </w:t>
+      </w:r>
+      <w:proofErr w:type="spellStart"/>
+      <w:r>
+        <w:t>Chart</w:t>
+      </w:r>
+      <w:proofErr w:type="spellEnd"/>
+      <w:r>
+        <w:t>), отображающим историческую динамику изменения курса.</w:t>
+      </w:r>
+    </w:p>
+    <w:p>
+      <w:pPr>
+        <w:pStyle w:val="11"/>
+        <w:rPr>
+          <w:b/>
+        </w:rPr>
+      </w:pPr>
+      <w:r>
+        <w:t>Пользователь должен иметь возможность переключать период отображения исторического графика (за последние 7 или 30 дней).</w:t>
+      </w:r>
+    </w:p>
+    <w:p>
+      <w:pPr>
+        <w:pStyle w:val="11"/>
+        <w:rPr>
+          <w:b/>
+        </w:rPr>
+      </w:pPr>
+      <w:r>
+        <w:t>Система должна рассчитывать и выводить минимальное и максимальное значение курса за выбранный исторический период.</w:t>
+      </w:r>
+    </w:p>
+    <w:p>
+      <w:pPr>
+        <w:pStyle w:val="3"/>
+      </w:pPr>
+      <w:bookmarkStart w:id="5" w:name="_Toc225978013"/>
+      <w:r>
+        <w:t>1.2.2. Нефункциональные требования</w:t>
+      </w:r>
+      <w:bookmarkEnd w:id="5"/>
+    </w:p>
+    <w:p>
+      <w:pPr>
+        <w:pStyle w:val="11"/>
+        <w:rPr>
+          <w:b/>
+        </w:rPr>
+      </w:pPr>
+      <w:r>
+        <w:t>Нефункциональные требования определяют атрибуты качества системы, такие как производительность, надежность и визуальные стандарты.</w:t>
+      </w:r>
+    </w:p>
+    <w:p>
+      <w:pPr>
+        <w:pStyle w:val="11"/>
+        <w:numPr>
+          <w:ilvl w:val="0"/>
+          <w:numId w:val="3"/>
+        </w:numPr>
+        <w:rPr>
+          <w:b/>
+        </w:rPr>
+      </w:pPr>
+      <w:r>
+        <w:t xml:space="preserve">Приложение предназначено для устройств под управлением операционной системы </w:t>
+      </w:r>
+      <w:proofErr w:type="spellStart"/>
+      <w:r>
+        <w:t>Android</w:t>
+      </w:r>
+      <w:proofErr w:type="spellEnd"/>
+      <w:r>
+        <w:t xml:space="preserve"> (минимальная поддерживаемая версия — </w:t>
+      </w:r>
+      <w:proofErr w:type="spellStart"/>
+      <w:r>
+        <w:t>Android</w:t>
+      </w:r>
+      <w:proofErr w:type="spellEnd"/>
+      <w:r>
+        <w:t xml:space="preserve"> 7.0 / API Level 24).</w:t>
+      </w:r>
+    </w:p>
+    <w:p>
+      <w:pPr>
+        <w:pStyle w:val="11"/>
+        <w:numPr>
+          <w:ilvl w:val="0"/>
+          <w:numId w:val="3"/>
+        </w:numPr>
+        <w:rPr>
+          <w:b/>
+        </w:rPr>
+      </w:pPr>
+      <w:r>
+        <w:t>Приложение должно функционировать преимущественно в портретной ориентации экрана.</w:t>
+      </w:r>
+    </w:p>
+    <w:p>
+      <w:pPr>
+        <w:pStyle w:val="11"/>
+        <w:numPr>
+          <w:ilvl w:val="0"/>
+          <w:numId w:val="3"/>
+        </w:numPr>
+        <w:rPr>
+          <w:b/>
+        </w:rPr>
+      </w:pPr>
+      <w:r>
+        <w:t>Система должна обладать локальной базой данных (кэшем). При отсутствии подключения к сети интернет-приложение должно корректно запускаться и отображать последние загруженные данные.</w:t>
+      </w:r>
+    </w:p>
+    <w:p>
+      <w:pPr>
+        <w:pStyle w:val="11"/>
+        <w:numPr>
+          <w:ilvl w:val="0"/>
+          <w:numId w:val="3"/>
+        </w:numPr>
+        <w:rPr>
+          <w:b/>
+        </w:rPr>
+      </w:pPr>
+      <w:r>
+        <w:t>Пользовательский интерфейс должен быть выполнен в современном стиле «</w:t>
+      </w:r>
+      <w:proofErr w:type="spellStart"/>
+      <w:r>
+        <w:t>Glassmorphism</w:t>
+      </w:r>
+      <w:proofErr w:type="spellEnd"/>
+      <w:r>
+        <w:t>» (эффект матового стекла) с использованием темной темы оформления (Dark Mode) по умолчанию для снижения нагрузки на зрение пользователя и экономии заряда батареи на OLED-дисплеях.</w:t>
+      </w:r>
+    </w:p>
+    <w:p>
+      <w:pPr>
+        <w:pStyle w:val="11"/>
+        <w:numPr>
+          <w:ilvl w:val="0"/>
+          <w:numId w:val="3"/>
+        </w:numPr>
+        <w:rPr>
+          <w:b/>
+        </w:rPr>
+      </w:pPr>
+      <w:r>
+        <w:lastRenderedPageBreak/>
+        <w:t>Сетевые запросы и операции чтения/записи в базу данных должны выполняться строго в фоновых потоках (асинхронно) для предотвращения блокировки пользовательского интерфейса.</w:t>
+      </w:r>
+    </w:p>
+    <w:p>
+      <w:pPr>
+        <w:pStyle w:val="2"/>
+      </w:pPr>
+      <w:bookmarkStart w:id="6" w:name="_Toc225978014"/>
+      <w:r>
+        <w:t>1.3. Проектирование архитектуры и логики приложения</w:t>
+      </w:r>
+      <w:bookmarkEnd w:id="6"/>
+    </w:p>
+    <w:p>
+      <w:pPr>
+        <w:pStyle w:val="11"/>
+        <w:rPr>
+          <w:b/>
+        </w:rPr>
+      </w:pPr>
+      <w:r>
+        <w:t>Для наглядного представления функционала и внутренней структуры разрабатываемого мобильного приложения на этапе проектирования применяется унифицированный язык моделирования (UML). Построение визуальных моделей позволяет минимизировать логические ошибки до начала этапа программной реализации.</w:t>
+      </w:r>
+    </w:p>
+    <w:p>
+      <w:pPr>
+        <w:pStyle w:val="3"/>
+      </w:pPr>
+      <w:bookmarkStart w:id="7" w:name="_Toc225978015"/>
+      <w:r>
+        <w:t>1.3.1. Диаграмма вариантов использования (</w:t>
+      </w:r>
+      <w:proofErr w:type="spellStart"/>
+      <w:r>
+        <w:t>Use</w:t>
+      </w:r>
+      <w:proofErr w:type="spellEnd"/>
+      <w:r>
+        <w:t xml:space="preserve"> Case)</w:t>
+      </w:r>
+      <w:bookmarkEnd w:id="7"/>
+    </w:p>
+    <w:p>
+      <w:pPr>
+        <w:pStyle w:val="11"/>
+        <w:rPr>
+          <w:b/>
+        </w:rPr>
+      </w:pPr>
+      <w:r>
+        <w:t>Диаграмма вариантов использования описывает типичные сценарии взаимодействия пользователя (</w:t>
+      </w:r>
+      <w:proofErr w:type="spellStart"/>
+      <w:r>
+        <w:t>Actor</w:t>
+      </w:r>
+      <w:proofErr w:type="spellEnd"/>
+      <w:r>
+        <w:t>) с системой. В рамках разрабатываемого приложения основным и единственным актором является «Пользователь».</w:t>
+      </w:r>
+    </w:p>
+    <w:p>
+      <w:pPr>
+        <w:pStyle w:val="11"/>
+        <w:rPr>
+          <w:b/>
+        </w:rPr>
+      </w:pPr>
+      <w:r>
+        <w:t>Главная цель пользователя — получение актуальной финансовой информации и конвертация валют.</w:t>
+      </w:r>
+    </w:p>
+    <w:p>
+      <w:pPr>
+        <w:pStyle w:val="11"/>
+        <w:rPr>
+          <w:b/>
+        </w:rPr>
+      </w:pPr>
+      <w:r>
+        <w:t>К основным прецедентам (сценариям) системы относятся:</w:t>
+      </w:r>
+    </w:p>
+    <w:p>
+      <w:pPr>
+        <w:pStyle w:val="11"/>
+        <w:numPr>
+          <w:ilvl w:val="0"/>
+          <w:numId w:val="4"/>
+        </w:numPr>
+        <w:rPr>
+          <w:b/>
+        </w:rPr>
+      </w:pPr>
+      <w:r>
+        <w:t>«Просмотр списка валют» — базовый сценарий, отображающий курсы на главном экране. Включает в себя внутренний сценарий (</w:t>
+      </w:r>
+      <w:proofErr w:type="spellStart"/>
+      <w:r>
+        <w:t>include</w:t>
+      </w:r>
+      <w:proofErr w:type="spellEnd"/>
+      <w:r>
+        <w:t>) «Загрузка данных из БД», если нет сети, или «Обновление данных с сервера ЦБ РФ».</w:t>
+      </w:r>
+    </w:p>
+    <w:p>
+      <w:pPr>
+        <w:pStyle w:val="11"/>
+        <w:numPr>
+          <w:ilvl w:val="0"/>
+          <w:numId w:val="4"/>
+        </w:numPr>
+        <w:rPr>
+          <w:b/>
+        </w:rPr>
+      </w:pPr>
+      <w:r>
+        <w:t>«Управление избранным» — пользователь может отмечать приоритетные валюты для быстрого доступа.</w:t>
+      </w:r>
+    </w:p>
+    <w:p>
+      <w:pPr>
+        <w:pStyle w:val="11"/>
+        <w:numPr>
+          <w:ilvl w:val="0"/>
+          <w:numId w:val="4"/>
+        </w:numPr>
+        <w:rPr>
+          <w:b/>
+        </w:rPr>
+      </w:pPr>
+      <w:r>
+        <w:t>«Конвертация валют» — переход на отдельный экран для математического расчета.</w:t>
+      </w:r>
+    </w:p>
+    <w:p>
+      <w:pPr>
+        <w:pStyle w:val="11"/>
+        <w:numPr>
+          <w:ilvl w:val="0"/>
+          <w:numId w:val="4"/>
+        </w:numPr>
+        <w:rPr>
+          <w:b/>
+        </w:rPr>
+      </w:pPr>
+      <w:r>
+        <w:t>«Просмотр исторического графика» — выбор валюты для детального анализа ее динамики за выбранный период (7 или 30 дней).</w:t>
+      </w:r>
+    </w:p>
+    <w:p>
+      <w:pPr>
+        <w:pStyle w:val="11"/>
+        <w:rPr>
+          <w:b/>
+        </w:rPr>
+      </w:pPr>
+      <w:r>
+        <w:t>Ниже на рисунке 1.1 представлена спроектированная диаграмма вариантов использования.</w:t>
+      </w:r>
+    </w:p>
+    <w:p>
+      <w:pPr>
+        <w:pStyle w:val="11"/>
+        <w:jc w:val="center"/>
+        <w:rPr>
+          <w:b/>
+        </w:rPr>
+      </w:pPr>
+      <w:r>
+        <w:rPr>
+          <w:noProof/>
+        </w:rPr>
+        <w:lastRenderedPageBreak/>
+        <w:drawing>
+          <wp:inline distT="0" distB="0" distL="0" distR="0" wp14:anchorId="572E5DB3" wp14:editId="118788C6">
+            <wp:extent cx="5939790" cy="3131185"/>
+            <wp:effectExtent l="0" t="0" r="3810" b="0"/>
+            <wp:docPr id="95006322" name="Рисунок 1"/>
+            <wp:cNvGraphicFramePr>
+              <a:graphicFrameLocks xmlns:a="http://schemas.openxmlformats.org/drawingml/2006/main" noChangeAspect="1"/>
+            </wp:cNvGraphicFramePr>
+            <a:graphic xmlns:a="http://schemas.openxmlformats.org/drawingml/2006/main">
+              <a:graphicData uri="http://schemas.openxmlformats.org/drawingml/2006/picture">
+                <pic:pic xmlns:pic="http://schemas.openxmlformats.org/drawingml/2006/picture">
+                  <pic:nvPicPr>
+                    <pic:cNvPr id="0" name="Picture 1"/>
+                    <pic:cNvPicPr>
+                      <a:picLocks noChangeAspect="1" noChangeArrowheads="1"/>
+                    </pic:cNvPicPr>
+                  </pic:nvPicPr>
+                  <pic:blipFill>
+                    <a:blip r:embed="rId7">
+                      <a:extLst>
+                        <a:ext uri="{28A0092B-C50C-407E-A947-70E740481C1C}">
+                          <a14:useLocalDpi xmlns:a14="http://schemas.microsoft.com/office/drawing/2010/main" val="0"/>
+                        </a:ext>
+                      </a:extLst>
+                    </a:blip>
+                    <a:srcRect/>
+                    <a:stretch>
+                      <a:fillRect/>
+                    </a:stretch>
+                  </pic:blipFill>
+                  <pic:spPr bwMode="auto">
+                    <a:xfrm>
+                      <a:off x="0" y="0"/>
+                      <a:ext cx="5939790" cy="3131185"/>
+                    </a:xfrm>
+                    <a:prstGeom prst="rect">
+                      <a:avLst/>
+                    </a:prstGeom>
+                    <a:noFill/>
+                    <a:ln>
+                      <a:noFill/>
+                    </a:ln>
+                  </pic:spPr>
+                </pic:pic>
+              </a:graphicData>
+            </a:graphic>
+          </wp:inline>
+        </w:drawing>
+      </w:r>
+      <w:r>
+        <w:t>Рис. 1.1. Диаграмма вариантов использования (</w:t>
+      </w:r>
+      <w:proofErr w:type="spellStart"/>
+      <w:r>
+        <w:t>Use</w:t>
+      </w:r>
+      <w:proofErr w:type="spellEnd"/>
+      <w:r>
+        <w:t xml:space="preserve"> Case)</w:t>
+      </w:r>
+    </w:p>
+    <w:p>
+      <w:pPr>
+        <w:pStyle w:val="3"/>
+      </w:pPr>
+      <w:bookmarkStart w:id="8" w:name="_Toc225978016"/>
+      <w:r>
+        <w:t xml:space="preserve">1.3.2. Диаграмма классов (Class </w:t>
+      </w:r>
+      <w:proofErr w:type="spellStart"/>
+      <w:r>
+        <w:t>Diagram</w:t>
+      </w:r>
+      <w:proofErr w:type="spellEnd"/>
+      <w:r>
+        <w:t>) и структура базы данных</w:t>
+      </w:r>
+      <w:bookmarkEnd w:id="8"/>
+    </w:p>
+    <w:p>
+      <w:pPr>
+        <w:pStyle w:val="11"/>
+        <w:rPr>
+          <w:b/>
+        </w:rPr>
+      </w:pPr>
+      <w:r>
+        <w:t>Диаграмма классов демонстрирует статическую структуру системы, описывая основные сущности, их атрибуты (поля) и взаимосвязи. Архитектура приложения строится на паттерне MVVM, что напрямую отражается на структуре классов.</w:t>
+      </w:r>
+    </w:p>
+    <w:p>
+      <w:pPr>
+        <w:pStyle w:val="11"/>
+        <w:rPr>
+          <w:b/>
+        </w:rPr>
+      </w:pPr>
+      <w:r>
+        <w:t>Основными компонентами системы являются:</w:t>
+      </w:r>
+    </w:p>
+    <w:p>
+      <w:pPr>
+        <w:pStyle w:val="11"/>
+        <w:numPr>
+          <w:ilvl w:val="0"/>
+          <w:numId w:val="5"/>
+        </w:numPr>
+        <w:rPr>
+          <w:b/>
+        </w:rPr>
+      </w:pPr>
+      <w:r>
+        <w:t>Классы данных (</w:t>
+      </w:r>
+      <w:proofErr w:type="spellStart"/>
+      <w:r>
+        <w:t>Entities</w:t>
+      </w:r>
+      <w:proofErr w:type="spellEnd"/>
+      <w:r>
+        <w:t xml:space="preserve">): </w:t>
+      </w:r>
+      <w:proofErr w:type="spellStart"/>
+      <w:r>
+        <w:rPr>
+          <w:rStyle w:val="af1"/>
+        </w:rPr>
+        <w:t>CurrencyEntity</w:t>
+      </w:r>
+      <w:proofErr w:type="spellEnd"/>
+      <w:r>
+        <w:t xml:space="preserve"> (содержит поля: текстовый код валюты, наименование, текущий курс, номинал и флаг избранного) и </w:t>
+      </w:r>
+      <w:proofErr w:type="spellStart"/>
+      <w:r>
+        <w:rPr>
+          <w:rStyle w:val="af1"/>
+        </w:rPr>
+        <w:t>HistoricalRateEntity</w:t>
+      </w:r>
+      <w:proofErr w:type="spellEnd"/>
+      <w:r>
+        <w:t xml:space="preserve"> (хранит дату и значение курса для построения графика).</w:t>
+      </w:r>
+    </w:p>
+    <w:p>
+      <w:pPr>
+        <w:pStyle w:val="11"/>
+        <w:numPr>
+          <w:ilvl w:val="0"/>
+          <w:numId w:val="5"/>
+        </w:numPr>
+        <w:rPr>
+          <w:b/>
+        </w:rPr>
+      </w:pPr>
+      <w:r>
+        <w:t xml:space="preserve">Интерфейсы доступа к данным (DAO): </w:t>
+      </w:r>
+      <w:proofErr w:type="spellStart"/>
+      <w:r>
+        <w:rPr>
+          <w:rStyle w:val="af1"/>
+        </w:rPr>
+        <w:t>CurrencyDao</w:t>
+      </w:r>
+      <w:proofErr w:type="spellEnd"/>
+      <w:r>
+        <w:t xml:space="preserve"> обеспечивает набор SQL-запросов (SELECT, INSERT, UPDATE) для взаимодействия с локальной базой данных.</w:t>
+      </w:r>
+    </w:p>
+    <w:p>
+      <w:pPr>
+        <w:pStyle w:val="11"/>
+        <w:numPr>
+          <w:ilvl w:val="0"/>
+          <w:numId w:val="5"/>
+        </w:numPr>
+        <w:rPr>
+          <w:b/>
+        </w:rPr>
+      </w:pPr>
+      <w:r>
+        <w:t xml:space="preserve">Сетевые компоненты: </w:t>
+      </w:r>
+      <w:proofErr w:type="spellStart"/>
+      <w:r>
+        <w:rPr>
+          <w:rStyle w:val="af1"/>
+        </w:rPr>
+        <w:t>CbrApi</w:t>
+      </w:r>
+      <w:proofErr w:type="spellEnd"/>
+      <w:r>
+        <w:t xml:space="preserve"> (описывает GET-запросы к серверу Центробанка) и </w:t>
+      </w:r>
+      <w:proofErr w:type="spellStart"/>
+      <w:r>
+        <w:rPr>
+          <w:rStyle w:val="af1"/>
+        </w:rPr>
+        <w:t>CbrXmlModels</w:t>
+      </w:r>
+      <w:proofErr w:type="spellEnd"/>
+      <w:r>
+        <w:rPr>
+          <w:rStyle w:val="af1"/>
+        </w:rPr>
+        <w:t xml:space="preserve"> </w:t>
+      </w:r>
+      <w:r>
+        <w:t xml:space="preserve">(классы для </w:t>
+      </w:r>
+      <w:proofErr w:type="spellStart"/>
+      <w:r>
+        <w:t>парсинга</w:t>
+      </w:r>
+      <w:proofErr w:type="spellEnd"/>
+      <w:r>
+        <w:t xml:space="preserve"> входящего XML-документа).</w:t>
+      </w:r>
+    </w:p>
+    <w:p>
+      <w:pPr>
+        <w:pStyle w:val="11"/>
+        <w:numPr>
+          <w:ilvl w:val="0"/>
+          <w:numId w:val="5"/>
+        </w:numPr>
+        <w:rPr>
+          <w:b/>
+        </w:rPr>
+      </w:pPr>
+      <w:r>
+        <w:lastRenderedPageBreak/>
+        <w:t xml:space="preserve">Репозиторий: </w:t>
+      </w:r>
+      <w:proofErr w:type="spellStart"/>
+      <w:r>
+        <w:rPr>
+          <w:rStyle w:val="af1"/>
+        </w:rPr>
+        <w:t>CurrencyRepository</w:t>
+      </w:r>
+      <w:proofErr w:type="spellEnd"/>
+      <w:r>
+        <w:t xml:space="preserve"> выступает единым источником истины (Single Source </w:t>
+      </w:r>
+      <w:proofErr w:type="spellStart"/>
+      <w:r>
+        <w:t>of</w:t>
+      </w:r>
+      <w:proofErr w:type="spellEnd"/>
+      <w:r>
+        <w:t xml:space="preserve"> </w:t>
+      </w:r>
+      <w:proofErr w:type="spellStart"/>
+      <w:r>
+        <w:t>Truth</w:t>
+      </w:r>
+      <w:proofErr w:type="spellEnd"/>
+      <w:r>
+        <w:t>), маршрутизируя потоки данных между локальной базой (</w:t>
+      </w:r>
+      <w:proofErr w:type="spellStart"/>
+      <w:r>
+        <w:t>Room</w:t>
+      </w:r>
+      <w:proofErr w:type="spellEnd"/>
+      <w:r>
+        <w:t>) и сетью (</w:t>
+      </w:r>
+      <w:proofErr w:type="spellStart"/>
+      <w:r>
+        <w:t>Retrofit</w:t>
+      </w:r>
+      <w:proofErr w:type="spellEnd"/>
+      <w:r>
+        <w:t>).</w:t>
+      </w:r>
+    </w:p>
+    <w:p>
+      <w:pPr>
+        <w:pStyle w:val="11"/>
+        <w:numPr>
+          <w:ilvl w:val="0"/>
+          <w:numId w:val="5"/>
+        </w:numPr>
+        <w:rPr>
+          <w:b/>
+        </w:rPr>
+      </w:pPr>
+      <w:r>
+        <w:t>Бизнес-логика (</w:t>
+      </w:r>
+      <w:proofErr w:type="spellStart"/>
+      <w:r>
+        <w:t>ViewModel</w:t>
+      </w:r>
+      <w:proofErr w:type="spellEnd"/>
+      <w:r>
+        <w:t xml:space="preserve">): </w:t>
+      </w:r>
+      <w:proofErr w:type="spellStart"/>
+      <w:r>
+        <w:rPr>
+          <w:rStyle w:val="af1"/>
+        </w:rPr>
+        <w:t>MainViewModel</w:t>
+      </w:r>
+      <w:proofErr w:type="spellEnd"/>
+      <w:r>
+        <w:t xml:space="preserve">, </w:t>
+      </w:r>
+      <w:proofErr w:type="spellStart"/>
+      <w:r>
+        <w:rPr>
+          <w:rStyle w:val="af1"/>
+        </w:rPr>
+        <w:t>ConverterViewModel</w:t>
+      </w:r>
+      <w:proofErr w:type="spellEnd"/>
+      <w:r>
+        <w:t xml:space="preserve"> и </w:t>
+      </w:r>
+      <w:proofErr w:type="spellStart"/>
+      <w:r>
+        <w:rPr>
+          <w:rStyle w:val="af1"/>
+        </w:rPr>
+        <w:t>DetailsViewModel</w:t>
+      </w:r>
+      <w:proofErr w:type="spellEnd"/>
+      <w:r>
+        <w:t xml:space="preserve"> подготавливают данные для отображения в пользовательском интерфейсе.</w:t>
+      </w:r>
+    </w:p>
+    <w:p>
+      <w:pPr>
+        <w:pStyle w:val="11"/>
+        <w:rPr>
+          <w:b/>
+        </w:rPr>
+      </w:pPr>
+      <w:r>
+        <w:t>Данная структура обеспечивает слабую связность компонентов и высокую тестируемость программного кода. Диаграмма классов разрабатываемого приложения представлена на рисунке 1.2.</w:t>
+      </w:r>
+    </w:p>
+    <w:p>
+      <w:pPr>
+        <w:pStyle w:val="11"/>
+        <w:jc w:val="center"/>
+      </w:pPr>
+      <w:r>
+        <w:rPr>
+          <w:noProof/>
+        </w:rPr>
+        <w:drawing>
+          <wp:inline distT="0" distB="0" distL="0" distR="0" wp14:anchorId="57A26217" wp14:editId="2A57EA57">
+            <wp:extent cx="4490085" cy="3889375"/>
+            <wp:effectExtent l="0" t="0" r="5715" b="0"/>
+            <wp:docPr id="1049622853" name="Рисунок 2"/>
+            <wp:cNvGraphicFramePr>
+              <a:graphicFrameLocks xmlns:a="http://schemas.openxmlformats.org/drawingml/2006/main" noChangeAspect="1"/>
+            </wp:cNvGraphicFramePr>
+            <a:graphic xmlns:a="http://schemas.openxmlformats.org/drawingml/2006/main">
+              <a:graphicData uri="http://schemas.openxmlformats.org/drawingml/2006/picture">
+                <pic:pic xmlns:pic="http://schemas.openxmlformats.org/drawingml/2006/picture">
+                  <pic:nvPicPr>
+                    <pic:cNvPr id="0" name="Picture 3"/>
+                    <pic:cNvPicPr>
+                      <a:picLocks noChangeAspect="1" noChangeArrowheads="1"/>
+                    </pic:cNvPicPr>
+                  </pic:nvPicPr>
+                  <pic:blipFill>
+                    <a:blip r:embed="rId8">
+                      <a:extLst>
+                        <a:ext uri="{28A0092B-C50C-407E-A947-70E740481C1C}">
+                          <a14:useLocalDpi xmlns:a14="http://schemas.microsoft.com/office/drawing/2010/main" val="0"/>
+                        </a:ext>
+                      </a:extLst>
+                    </a:blip>
+                    <a:srcRect/>
+                    <a:stretch>
+                      <a:fillRect/>
+                    </a:stretch>
+                  </pic:blipFill>
+                  <pic:spPr bwMode="auto">
+                    <a:xfrm>
+                      <a:off x="0" y="0"/>
+                      <a:ext cx="4490085" cy="3889375"/>
+                    </a:xfrm>
+                    <a:prstGeom prst="rect">
+                      <a:avLst/>
+                    </a:prstGeom>
+                    <a:noFill/>
+                    <a:ln>
+                      <a:noFill/>
+                    </a:ln>
+                  </pic:spPr>
+                </pic:pic>
+              </a:graphicData>
+            </a:graphic>
+          </wp:inline>
+        </w:drawing>
+      </w:r>
+    </w:p>
+    <w:p>
+      <w:pPr>
+        <w:pStyle w:val="11"/>
+        <w:jc w:val="center"/>
+        <w:rPr>
+          <w:b/>
+        </w:rPr>
+      </w:pPr>
+      <w:r>
+        <w:t>Рис. 1.2. Диаграмма классов приложения</w:t>
+      </w:r>
+    </w:p>
+    <w:p>
+      <w:pPr>
+        <w:pStyle w:val="2"/>
+      </w:pPr>
+      <w:bookmarkStart w:id="9" w:name="_Toc225978017"/>
+      <w:r>
+        <w:t>1.4. Обоснование выбора платформы, среды и средств разработки</w:t>
+      </w:r>
+      <w:bookmarkEnd w:id="9"/>
+    </w:p>
+    <w:p>
+      <w:pPr>
+        <w:pStyle w:val="11"/>
+        <w:rPr>
+          <w:b/>
+        </w:rPr>
+      </w:pPr>
+      <w:r>
+        <w:t xml:space="preserve">Для реализации поставленных задач был выбран технологический стек, соответствующий современным стандартам </w:t>
+      </w:r>
+      <w:proofErr w:type="spellStart"/>
+      <w:r>
+        <w:t>Android</w:t>
+      </w:r>
+      <w:proofErr w:type="spellEnd"/>
+      <w:r>
+        <w:t>-разработки.</w:t>
+      </w:r>
+    </w:p>
+    <w:p>
+      <w:pPr>
+        <w:pStyle w:val="2"/>
+      </w:pPr>
+      <w:bookmarkStart w:id="10" w:name="_Toc225978018"/>
+      <w:r>
+        <w:lastRenderedPageBreak/>
+        <w:t>1.4.1. Выбор языка программирования (</w:t>
+      </w:r>
+      <w:proofErr w:type="spellStart"/>
+      <w:r>
+        <w:t>Kotlin</w:t>
+      </w:r>
+      <w:proofErr w:type="spellEnd"/>
+      <w:r>
+        <w:t>) и среды разработки (</w:t>
+      </w:r>
+      <w:proofErr w:type="spellStart"/>
+      <w:r>
+        <w:t>Android</w:t>
+      </w:r>
+      <w:proofErr w:type="spellEnd"/>
+      <w:r>
+        <w:t xml:space="preserve"> Studio)</w:t>
+      </w:r>
+      <w:bookmarkEnd w:id="10"/>
+    </w:p>
+    <w:p>
+      <w:pPr>
+        <w:pStyle w:val="11"/>
+        <w:rPr>
+          <w:b/>
+        </w:rPr>
+      </w:pPr>
+      <w:r>
+        <w:t xml:space="preserve">В качестве основного языка программирования был выбран </w:t>
+      </w:r>
+      <w:proofErr w:type="spellStart"/>
+      <w:r>
+        <w:t>Kotlin</w:t>
+      </w:r>
+      <w:proofErr w:type="spellEnd"/>
+      <w:r>
+        <w:t>. Его выбор обусловлен тем, что на сегодняшний день он является официально рекомендованным (Google-</w:t>
+      </w:r>
+      <w:proofErr w:type="spellStart"/>
+      <w:r>
+        <w:t>first</w:t>
+      </w:r>
+      <w:proofErr w:type="spellEnd"/>
+      <w:r>
+        <w:t xml:space="preserve">) языком для платформы </w:t>
+      </w:r>
+      <w:proofErr w:type="spellStart"/>
+      <w:r>
+        <w:t>Android</w:t>
+      </w:r>
+      <w:proofErr w:type="spellEnd"/>
+      <w:r>
+        <w:t xml:space="preserve">. </w:t>
+      </w:r>
+      <w:proofErr w:type="spellStart"/>
+      <w:r>
+        <w:t>Kotlin</w:t>
+      </w:r>
+      <w:proofErr w:type="spellEnd"/>
+      <w:r>
+        <w:t xml:space="preserve"> обладает лаконичным синтаксисом, обеспечивает защиту от критических ошибок (в частности, </w:t>
+      </w:r>
+      <w:proofErr w:type="spellStart"/>
+      <w:r>
+        <w:t>NullPointerException</w:t>
+      </w:r>
+      <w:proofErr w:type="spellEnd"/>
+      <w:r>
+        <w:t>) и полностью совместим с Java.</w:t>
+      </w:r>
+    </w:p>
+    <w:p>
+      <w:pPr>
+        <w:pStyle w:val="11"/>
+        <w:rPr>
+          <w:b/>
+        </w:rPr>
+      </w:pPr>
+      <w:r>
+        <w:t xml:space="preserve">Среда разработки </w:t>
+      </w:r>
+      <w:proofErr w:type="spellStart"/>
+      <w:r>
+        <w:t>Android</w:t>
+      </w:r>
+      <w:proofErr w:type="spellEnd"/>
+      <w:r>
+        <w:t xml:space="preserve"> Studio (на базе </w:t>
+      </w:r>
+      <w:proofErr w:type="spellStart"/>
+      <w:r>
+        <w:t>IntelliJ</w:t>
+      </w:r>
+      <w:proofErr w:type="spellEnd"/>
+      <w:r>
+        <w:t xml:space="preserve"> IDEA) выбрана как наиболее мощный и функциональный инструмент, содержащий встроенные профилировщики памяти, визуальные редакторы макетов и эмуляторы устройств для тестирования.</w:t>
+      </w:r>
+    </w:p>
+    <w:p>
+      <w:pPr>
+        <w:pStyle w:val="3"/>
+      </w:pPr>
+      <w:bookmarkStart w:id="11" w:name="_Toc225978019"/>
+      <w:r>
+        <w:t>1.4.2. Выбор архитектурного паттерна (MVVM)</w:t>
+      </w:r>
+      <w:bookmarkEnd w:id="11"/>
+    </w:p>
+    <w:p>
+      <w:pPr>
+        <w:pStyle w:val="11"/>
+        <w:rPr>
+          <w:b/>
+        </w:rPr>
+      </w:pPr>
+      <w:r>
+        <w:t>В работе используется архитектурный паттерн MVVM (Model-View-</w:t>
+      </w:r>
+      <w:proofErr w:type="spellStart"/>
+      <w:r>
+        <w:t>ViewModel</w:t>
+      </w:r>
+      <w:proofErr w:type="spellEnd"/>
+      <w:r>
+        <w:t>). Данный подход позволяет разделить логику отображения (View) и бизнес-логику (</w:t>
+      </w:r>
+      <w:proofErr w:type="spellStart"/>
+      <w:r>
+        <w:t>ViewModel</w:t>
+      </w:r>
+      <w:proofErr w:type="spellEnd"/>
+      <w:r>
+        <w:t xml:space="preserve">). Использование MVVM критически важно для </w:t>
+      </w:r>
+      <w:proofErr w:type="spellStart"/>
+      <w:r>
+        <w:t>Android</w:t>
+      </w:r>
+      <w:proofErr w:type="spellEnd"/>
+      <w:r>
+        <w:t>-разработки, так как позволяет сохранять состояние данных (например, при повороте экрана устройства) и облегчает модульное тестирование отдельных компонентов.</w:t>
+      </w:r>
+    </w:p>
+    <w:p>
+      <w:pPr>
+        <w:pStyle w:val="3"/>
+      </w:pPr>
+      <w:bookmarkStart w:id="12" w:name="_Toc225978020"/>
+      <w:r>
+        <w:t>1.4.3. Выбор инструментов для работы с сетью (</w:t>
+      </w:r>
+      <w:proofErr w:type="spellStart"/>
+      <w:r>
+        <w:t>Retrofit</w:t>
+      </w:r>
+      <w:proofErr w:type="spellEnd"/>
+      <w:r>
+        <w:t>) и локальной БД (</w:t>
+      </w:r>
+      <w:proofErr w:type="spellStart"/>
+      <w:r>
+        <w:t>Room</w:t>
+      </w:r>
+      <w:proofErr w:type="spellEnd"/>
+      <w:r>
+        <w:t>)</w:t>
+      </w:r>
+      <w:bookmarkEnd w:id="12"/>
+    </w:p>
+    <w:p>
+      <w:pPr>
+        <w:pStyle w:val="11"/>
+        <w:rPr>
+          <w:b/>
+        </w:rPr>
+      </w:pPr>
+      <w:r>
+        <w:t xml:space="preserve">Для сетевого взаимодействия выбрана библиотека </w:t>
+      </w:r>
+      <w:proofErr w:type="spellStart"/>
+      <w:r>
+        <w:t>Retrofit</w:t>
+      </w:r>
+      <w:proofErr w:type="spellEnd"/>
+      <w:r>
+        <w:t>. Она позволяет описывать HTTP-запросы в виде интерфейсов, автоматически конвертируя XML-ответы сервера ЦБ РФ в объекты данных (</w:t>
+      </w:r>
+      <w:proofErr w:type="spellStart"/>
+      <w:r>
+        <w:t>Kotlin</w:t>
+      </w:r>
+      <w:proofErr w:type="spellEnd"/>
+      <w:r>
+        <w:t xml:space="preserve"> Data </w:t>
+      </w:r>
+      <w:proofErr w:type="spellStart"/>
+      <w:r>
+        <w:t>Classes</w:t>
+      </w:r>
+      <w:proofErr w:type="spellEnd"/>
+      <w:r>
+        <w:t>).</w:t>
+      </w:r>
+    </w:p>
+    <w:p>
+      <w:pPr>
+        <w:pStyle w:val="11"/>
+        <w:rPr>
+          <w:b/>
+        </w:rPr>
+      </w:pPr>
+      <w:r>
+        <w:t xml:space="preserve">Для реализации локального кэширования используется библиотека </w:t>
+      </w:r>
+      <w:proofErr w:type="spellStart"/>
+      <w:r>
+        <w:t>Room</w:t>
+      </w:r>
+      <w:proofErr w:type="spellEnd"/>
+      <w:r>
+        <w:t xml:space="preserve"> (ORM-надстройка над </w:t>
+      </w:r>
+      <w:proofErr w:type="spellStart"/>
+      <w:r>
+        <w:t>SQLite</w:t>
+      </w:r>
+      <w:proofErr w:type="spellEnd"/>
+      <w:r>
+        <w:t xml:space="preserve">). </w:t>
+      </w:r>
+      <w:proofErr w:type="spellStart"/>
+      <w:r>
+        <w:t>Room</w:t>
+      </w:r>
+      <w:proofErr w:type="spellEnd"/>
+      <w:r>
+        <w:t xml:space="preserve"> проверяет корректность SQL-запросов на этапе компиляции, что исключает ошибки выполнения приложения и обеспечивает реактивное обновление UI через механизм </w:t>
+      </w:r>
+      <w:proofErr w:type="spellStart"/>
+      <w:r>
+        <w:t>LiveData</w:t>
+      </w:r>
+      <w:proofErr w:type="spellEnd"/>
+      <w:r>
+        <w:t>/</w:t>
+      </w:r>
+      <w:proofErr w:type="spellStart"/>
+      <w:r>
+        <w:t>Flow</w:t>
+      </w:r>
+      <w:proofErr w:type="spellEnd"/>
+      <w:r>
+        <w:t>.</w:t>
+      </w:r>
+    </w:p>
+    <w:p>
+      <w:pPr>
+        <w:pStyle w:val="3"/>
+      </w:pPr>
+      <w:bookmarkStart w:id="13" w:name="_Toc225978021"/>
+      <w:r>
+        <w:lastRenderedPageBreak/>
+        <w:t>1.4.4. Инструменты асинхронного программирования (</w:t>
+      </w:r>
+      <w:proofErr w:type="spellStart"/>
+      <w:r>
+        <w:t>Coroutines</w:t>
+      </w:r>
+      <w:proofErr w:type="spellEnd"/>
+      <w:r>
+        <w:t>) и визуализации (</w:t>
+      </w:r>
+      <w:proofErr w:type="spellStart"/>
+      <w:r>
+        <w:t>MPAndroidChart</w:t>
+      </w:r>
+      <w:proofErr w:type="spellEnd"/>
+      <w:r>
+        <w:t>)</w:t>
+      </w:r>
+      <w:bookmarkEnd w:id="13"/>
+    </w:p>
+    <w:p>
+      <w:pPr>
+        <w:pStyle w:val="11"/>
+        <w:rPr>
+          <w:b/>
+        </w:rPr>
+      </w:pPr>
+      <w:r>
+        <w:t xml:space="preserve">В проекте активно применяются </w:t>
+      </w:r>
+      <w:proofErr w:type="spellStart"/>
+      <w:r>
+        <w:t>Kotlin</w:t>
+      </w:r>
+      <w:proofErr w:type="spellEnd"/>
+      <w:r>
+        <w:t xml:space="preserve"> </w:t>
+      </w:r>
+      <w:proofErr w:type="spellStart"/>
+      <w:r>
+        <w:t>Coroutines</w:t>
+      </w:r>
+      <w:proofErr w:type="spellEnd"/>
+      <w:r>
+        <w:t>.</w:t>
+      </w:r>
+      <w:r>
+        <w:t xml:space="preserve"> Это механизм, позволяющий выполнять «тяжелые» операции (запрос к сети или запись в БД) в фоновых потоках без блокировки основного UI-потока. Это гарантирует отсутствие ошибок типа ANR (Application </w:t>
+      </w:r>
+      <w:proofErr w:type="spellStart"/>
+      <w:r>
+        <w:t>Not</w:t>
+      </w:r>
+      <w:proofErr w:type="spellEnd"/>
+      <w:r>
+        <w:t xml:space="preserve"> </w:t>
+      </w:r>
+      <w:proofErr w:type="spellStart"/>
+      <w:r>
+        <w:t>Responding</w:t>
+      </w:r>
+      <w:proofErr w:type="spellEnd"/>
+      <w:r>
+        <w:t>).</w:t>
+      </w:r>
+    </w:p>
+    <w:p>
+      <w:pPr>
+        <w:pStyle w:val="11"/>
+        <w:rPr>
+          <w:b/>
+        </w:rPr>
+      </w:pPr>
+      <w:r>
+        <w:t xml:space="preserve">Для отрисовки графиков истории курсов используется библиотека </w:t>
+      </w:r>
+      <w:proofErr w:type="spellStart"/>
+      <w:r>
+        <w:t>MPAndroidChart</w:t>
+      </w:r>
+      <w:proofErr w:type="spellEnd"/>
+      <w:r>
+        <w:t>, обеспечивающая высокую производительность и гибкость настройки визуальных параметров.</w:t>
+      </w:r>
+    </w:p>
+    <w:p>
+      <w:pPr>
+        <w:rPr>
+          <w:rFonts w:ascii="Times New Roman" w:hAnsi="Times New Roman"/>
+          <w:bCs/>
+          <w:sz w:val="28"/>
+        </w:rPr>
+      </w:pPr>
+      <w:r>
+        <w:rPr>
+          <w:b/>
+          <w:bCs/>
+        </w:rPr>
+        <w:br w:type="page"/>
+      </w:r>
+    </w:p>
+    <w:p>
+      <w:pPr>
+        <w:pStyle w:val="1"/>
+      </w:pPr>
+      <w:bookmarkStart w:id="14" w:name="_Toc225978022"/>
+      <w:r>
+        <w:lastRenderedPageBreak/>
+        <w:t>ГЛАВА 2. РЕАЛИЗАЦИЯ ПРОЕКТА В СРЕДЕ РАЗРАБОТКИ</w:t>
+      </w:r>
+      <w:bookmarkEnd w:id="14"/>
+    </w:p>
+    <w:p>
+      <w:pPr>
+        <w:pStyle w:val="11"/>
+        <w:rPr>
+          <w:b/>
+        </w:rPr>
+      </w:pPr>
+      <w:r>
+        <w:t>Во второй главе подробно описывается процесс разработки программного продукта: от верстки пользовательского интерфейса с применением современных дизайнерских паттернов до реализации бизнес-логики и интеграции с удаленными источниками данных.</w:t>
+      </w:r>
+    </w:p>
+    <w:p>
+      <w:pPr>
+        <w:pStyle w:val="2"/>
+      </w:pPr>
+      <w:bookmarkStart w:id="15" w:name="_Toc225978023"/>
+      <w:r>
+        <w:t>2.1. Проектирование и разработка пользовательского интерфейса</w:t>
+      </w:r>
+      <w:bookmarkEnd w:id="15"/>
+    </w:p>
+    <w:p>
+      <w:pPr>
+        <w:pStyle w:val="11"/>
+        <w:rPr>
+          <w:b/>
+        </w:rPr>
+      </w:pPr>
+      <w:r>
+        <w:t xml:space="preserve">Пользовательский интерфейс (UI) был спроектирован с учетом актуальных гайдлайнов </w:t>
+      </w:r>
+      <w:proofErr w:type="spellStart"/>
+      <w:r>
+        <w:t>Material</w:t>
+      </w:r>
+      <w:proofErr w:type="spellEnd"/>
+      <w:r>
+        <w:t xml:space="preserve"> Design 3. Ключевой особенностью дизайна стал стиль «</w:t>
+      </w:r>
+      <w:proofErr w:type="spellStart"/>
+      <w:r>
+        <w:t>Glassmorphism</w:t>
+      </w:r>
+      <w:proofErr w:type="spellEnd"/>
+      <w:r>
+        <w:t>» — эффект полупрозрачных стеклянных поверхностей, который придает приложению современный и «легкий» внешний вид.</w:t>
+      </w:r>
+    </w:p>
+    <w:p>
+      <w:pPr>
+        <w:pStyle w:val="3"/>
+      </w:pPr>
+      <w:bookmarkStart w:id="16" w:name="_Toc225978024"/>
+      <w:r>
+        <w:t>2.1.1. Концепция визуального оформления</w:t>
+      </w:r>
+      <w:bookmarkEnd w:id="16"/>
+    </w:p>
+    <w:p>
+      <w:pPr>
+        <w:pStyle w:val="11"/>
+        <w:rPr>
+          <w:b/>
+        </w:rPr>
+      </w:pPr>
+      <w:r>
+        <w:t xml:space="preserve">Реализация эффекта «стекла» в </w:t>
+      </w:r>
+      <w:proofErr w:type="spellStart"/>
+      <w:r>
+        <w:t>Android</w:t>
+      </w:r>
+      <w:proofErr w:type="spellEnd"/>
+      <w:r>
+        <w:t xml:space="preserve"> достигается путем использования полупрозрачных фоновых цветов </w:t>
+      </w:r>
+      <w:r>
+        <w:rPr>
+          <w:rStyle w:val="af1"/>
+        </w:rPr>
+        <w:t>(#1AFFFFFF</w:t>
+      </w:r>
+      <w:r>
+        <w:t>) в сочетании с тонкими светлыми границами. Данный стиль визуально выделяет карточки курсов на фоне темного градиента общего фона (</w:t>
+      </w:r>
+      <w:proofErr w:type="spellStart"/>
+      <w:r>
+        <w:rPr>
+          <w:rStyle w:val="af1"/>
+          <w:szCs w:val="28"/>
+        </w:rPr>
+        <w:t>main_gradient_bg</w:t>
+      </w:r>
+      <w:proofErr w:type="spellEnd"/>
+      <w:r>
+        <w:t xml:space="preserve">), создавая иерархию элементов. Для обеспечения читаемости текста в условиях темного оформления использованы высококонтрастные цвета: </w:t>
+      </w:r>
+      <w:proofErr w:type="spellStart"/>
+      <w:r>
+        <w:rPr>
+          <w:rStyle w:val="af1"/>
+        </w:rPr>
+        <w:t>text_primary</w:t>
+      </w:r>
+      <w:proofErr w:type="spellEnd"/>
+      <w:r>
+        <w:t xml:space="preserve"> (белый) и </w:t>
+      </w:r>
+      <w:proofErr w:type="spellStart"/>
+      <w:r>
+        <w:rPr>
+          <w:rStyle w:val="af1"/>
+        </w:rPr>
+        <w:t>text_secondary</w:t>
+      </w:r>
+      <w:proofErr w:type="spellEnd"/>
+      <w:r>
+        <w:t xml:space="preserve"> (светло-серый).</w:t>
+      </w:r>
+    </w:p>
+    <w:p>
+      <w:pPr>
+        <w:pStyle w:val="3"/>
+      </w:pPr>
+      <w:bookmarkStart w:id="17" w:name="_Toc225978025"/>
+      <w:r>
+        <w:t>2.1.2. Верстка главного экрана (</w:t>
+      </w:r>
+      <w:proofErr w:type="spellStart"/>
+      <w:r>
+        <w:t>MainActivity</w:t>
+      </w:r>
+      <w:proofErr w:type="spellEnd"/>
+      <w:r>
+        <w:t>)</w:t>
+      </w:r>
+      <w:bookmarkEnd w:id="17"/>
+    </w:p>
+    <w:p>
+      <w:pPr>
+        <w:pStyle w:val="11"/>
+        <w:rPr>
+          <w:b/>
+        </w:rPr>
+      </w:pPr>
+      <w:r>
+        <w:t xml:space="preserve">Главный экран приложения представляет собой контейнер, построенный на базе </w:t>
+      </w:r>
+      <w:proofErr w:type="spellStart"/>
+      <w:r>
+        <w:rPr>
+          <w:rStyle w:val="af1"/>
+        </w:rPr>
+        <w:t>ConstraintLayout</w:t>
+      </w:r>
+      <w:proofErr w:type="spellEnd"/>
+      <w:r>
+        <w:t xml:space="preserve">. В верхней части размещен заголовок и индикатор последнего обновления данных. Основным компонентом для отображения списка является </w:t>
+      </w:r>
+      <w:proofErr w:type="spellStart"/>
+      <w:r>
+        <w:rPr>
+          <w:rStyle w:val="af1"/>
+        </w:rPr>
+        <w:t>RecyclerView</w:t>
+      </w:r>
+      <w:proofErr w:type="spellEnd"/>
+      <w:r>
+        <w:t xml:space="preserve">. В отличие от устаревших подходов, </w:t>
+      </w:r>
+      <w:proofErr w:type="spellStart"/>
+      <w:r>
+        <w:rPr>
+          <w:rStyle w:val="af1"/>
+        </w:rPr>
+        <w:t>RecyclerView</w:t>
+      </w:r>
+      <w:proofErr w:type="spellEnd"/>
+      <w:r>
+        <w:t xml:space="preserve"> позволяет эффективно отображать длинные списки валют, </w:t>
+      </w:r>
+      <w:proofErr w:type="spellStart"/>
+      <w:r>
+        <w:t>переиспользуя</w:t>
+      </w:r>
+      <w:proofErr w:type="spellEnd"/>
+      <w:r>
+        <w:t xml:space="preserve"> объекты </w:t>
+      </w:r>
+      <w:proofErr w:type="spellStart"/>
+      <w:r>
+        <w:rPr>
+          <w:rStyle w:val="af1"/>
+        </w:rPr>
+        <w:t>ViewHolder</w:t>
+      </w:r>
+      <w:proofErr w:type="spellEnd"/>
+      <w:r>
+        <w:rPr>
+          <w:rStyle w:val="af1"/>
+        </w:rPr>
+        <w:t>,</w:t>
+      </w:r>
+      <w:r>
+        <w:t xml:space="preserve"> что обеспечивает плавную прокрутку (60 FPS) даже при большом количестве записей.</w:t>
+      </w:r>
+    </w:p>
+    <w:p>
+      <w:pPr>
+        <w:pStyle w:val="11"/>
+        <w:jc w:val="center"/>
+        <w:rPr>
+          <w:lang w:val="en-US"/>
+        </w:rPr>
+      </w:pPr>
+      <w:r>
+        <w:rPr>
+          <w:noProof/>
+          <w:lang w:val="en-US"/>
+        </w:rPr>
+        <w:lastRenderedPageBreak/>
+        <w:drawing>
+          <wp:inline distT="0" distB="0" distL="0" distR="0" wp14:anchorId="3762EB61" wp14:editId="68ECBC3B">
+            <wp:extent cx="3762900" cy="7973538"/>
+            <wp:effectExtent l="0" t="0" r="9525" b="8890"/>
+            <wp:docPr id="1603177682" name="Рисунок 1"/>
+            <wp:cNvGraphicFramePr>
+              <a:graphicFrameLocks xmlns:a="http://schemas.openxmlformats.org/drawingml/2006/main" noChangeAspect="1"/>
+            </wp:cNvGraphicFramePr>
+            <a:graphic xmlns:a="http://schemas.openxmlformats.org/drawingml/2006/main">
+              <a:graphicData uri="http://schemas.openxmlformats.org/drawingml/2006/picture">
+                <pic:pic xmlns:pic="http://schemas.openxmlformats.org/drawingml/2006/picture">
+                  <pic:nvPicPr>
+                    <pic:cNvPr id="1603177682" name=""/>
+                    <pic:cNvPicPr/>
+                  </pic:nvPicPr>
+                  <pic:blipFill>
+                    <a:blip r:embed="rId9"/>
+                    <a:stretch>
+                      <a:fillRect/>
+                    </a:stretch>
+                  </pic:blipFill>
+                  <pic:spPr>
+                    <a:xfrm>
+                      <a:off x="0" y="0"/>
+                      <a:ext cx="3762900" cy="7973538"/>
+                    </a:xfrm>
+                    <a:prstGeom prst="rect">
+                      <a:avLst/>
+                    </a:prstGeom>
+                  </pic:spPr>
+                </pic:pic>
+              </a:graphicData>
+            </a:graphic>
+          </wp:inline>
+        </w:drawing>
+      </w:r>
+    </w:p>
+    <w:p>
+      <w:pPr>
+        <w:pStyle w:val="11"/>
+        <w:jc w:val="center"/>
+        <w:rPr>
+          <w:b/>
+        </w:rPr>
+      </w:pPr>
+      <w:r>
+        <w:t xml:space="preserve">Рис. 2.1. Главный экран приложения: список валют с эффектом </w:t>
+      </w:r>
+      <w:proofErr w:type="spellStart"/>
+      <w:r>
+        <w:rPr>
+          <w:rStyle w:val="af1"/>
+          <w:lang w:val="en-US"/>
+        </w:rPr>
+        <w:t>Glassmorphism</w:t>
+      </w:r>
+      <w:proofErr w:type="spellEnd"/>
+      <w:r>
+        <w:t>.</w:t>
+      </w:r>
+    </w:p>
+    <w:p>
+      <w:pPr>
+        <w:pStyle w:val="3"/>
+      </w:pPr>
+      <w:bookmarkStart w:id="18" w:name="_Toc225978026"/>
+      <w:r>
+        <w:lastRenderedPageBreak/>
+        <w:t>2.1.3. Проектирование формы валютного конвертера (</w:t>
+      </w:r>
+      <w:proofErr w:type="spellStart"/>
+      <w:r>
+        <w:t>ConverterActivity</w:t>
+      </w:r>
+      <w:proofErr w:type="spellEnd"/>
+      <w:r>
+        <w:t>)</w:t>
+      </w:r>
+      <w:bookmarkEnd w:id="18"/>
+    </w:p>
+    <w:p>
+      <w:pPr>
+        <w:pStyle w:val="11"/>
+        <w:rPr>
+          <w:b/>
+          <w:lang w:val="en-US"/>
+        </w:rPr>
+      </w:pPr>
+      <w:r>
+        <w:t>Экран конвертера спроектирован для минимизации действий пользователя. Он включает два блока: «Отдаете» и «Получаете». Для повышения UX (User Experience) добавлена анимация при нажатии на кнопку «</w:t>
+      </w:r>
+      <w:proofErr w:type="spellStart"/>
+      <w:r>
+        <w:t>Swap</w:t>
+      </w:r>
+      <w:proofErr w:type="spellEnd"/>
+      <w:r>
+        <w:t xml:space="preserve">» (смена валют местами), реализованная с помощью библиотеки </w:t>
+      </w:r>
+      <w:proofErr w:type="spellStart"/>
+      <w:r>
+        <w:rPr>
+          <w:rStyle w:val="af1"/>
+        </w:rPr>
+        <w:t>DynamicAnimation</w:t>
+      </w:r>
+      <w:proofErr w:type="spellEnd"/>
+      <w:r>
+        <w:t xml:space="preserve"> (пружинная анимация </w:t>
+      </w:r>
+      <w:proofErr w:type="spellStart"/>
+      <w:r>
+        <w:rPr>
+          <w:rStyle w:val="af1"/>
+        </w:rPr>
+        <w:t>SpringAnimation</w:t>
+      </w:r>
+      <w:proofErr w:type="spellEnd"/>
+      <w:r>
+        <w:t>). Это делает интерфейс «живым» и тактильно приятным.</w:t>
+      </w:r>
+    </w:p>
+    <w:p>
+      <w:pPr>
+        <w:pStyle w:val="11"/>
+        <w:jc w:val="center"/>
+        <w:rPr>
+          <w:lang w:val="en-US"/>
+        </w:rPr>
+      </w:pPr>
+      <w:r>
+        <w:rPr>
+          <w:noProof/>
+          <w:lang w:val="en-US"/>
+        </w:rPr>
+        <w:drawing>
+          <wp:inline distT="0" distB="0" distL="0" distR="0" wp14:anchorId="2BD46A50" wp14:editId="0EFF3E61">
+            <wp:extent cx="3772426" cy="5144218"/>
+            <wp:effectExtent l="0" t="0" r="0" b="0"/>
+            <wp:docPr id="1793514767" name="Рисунок 1"/>
+            <wp:cNvGraphicFramePr>
+              <a:graphicFrameLocks xmlns:a="http://schemas.openxmlformats.org/drawingml/2006/main" noChangeAspect="1"/>
+            </wp:cNvGraphicFramePr>
+            <a:graphic xmlns:a="http://schemas.openxmlformats.org/drawingml/2006/main">
+              <a:graphicData uri="http://schemas.openxmlformats.org/drawingml/2006/picture">
+                <pic:pic xmlns:pic="http://schemas.openxmlformats.org/drawingml/2006/picture">
+                  <pic:nvPicPr>
+                    <pic:cNvPr id="1793514767" name=""/>
+                    <pic:cNvPicPr/>
+                  </pic:nvPicPr>
+                  <pic:blipFill>
+                    <a:blip r:embed="rId10"/>
+                    <a:stretch>
+                      <a:fillRect/>
+                    </a:stretch>
+                  </pic:blipFill>
+                  <pic:spPr>
+                    <a:xfrm>
+                      <a:off x="0" y="0"/>
+                      <a:ext cx="3772426" cy="5144218"/>
+                    </a:xfrm>
+                    <a:prstGeom prst="rect">
+                      <a:avLst/>
+                    </a:prstGeom>
+                  </pic:spPr>
+                </pic:pic>
+              </a:graphicData>
+            </a:graphic>
+          </wp:inline>
+        </w:drawing>
+      </w:r>
+    </w:p>
+    <w:p>
+      <w:pPr>
+        <w:pStyle w:val="11"/>
+        <w:jc w:val="center"/>
+        <w:rPr>
+          <w:b/>
+        </w:rPr>
+      </w:pPr>
+      <w:r>
+        <w:t>Рис. 2.2. Экран валютного конвертера с реализованной анимацией смены валют.</w:t>
+      </w:r>
+    </w:p>
+    <w:p>
+      <w:pPr>
+        <w:rPr>
+          <w:b/>
+          <w:bCs/>
+        </w:rPr>
+      </w:pPr>
+    </w:p>
+    <w:p>
+      <w:pPr>
+        <w:rPr>
+          <w:b/>
+          <w:bCs/>
+        </w:rPr>
+      </w:pPr>
+    </w:p>
+    <w:p>
+      <w:pPr>
+        <w:rPr>
+          <w:b/>
+          <w:bCs/>
+        </w:rPr>
+      </w:pPr>
+    </w:p>
+    <w:p>
+      <w:pPr>
+        <w:rPr>
+          <w:rFonts w:ascii="Times New Roman" w:hAnsi="Times New Roman"/>
+          <w:bCs/>
+          <w:sz w:val="28"/>
+        </w:rPr>
+      </w:pPr>
+    </w:p>
+    <w:p>
+      <w:pPr>
+        <w:pStyle w:val="3"/>
+      </w:pPr>
+      <w:bookmarkStart w:id="19" w:name="_Toc225978027"/>
+      <w:r>
+        <w:t>2.1.4. Верстка экрана детализации и графиков (</w:t>
+      </w:r>
+      <w:proofErr w:type="spellStart"/>
+      <w:r>
+        <w:t>DetailsActivity</w:t>
+      </w:r>
+      <w:proofErr w:type="spellEnd"/>
+      <w:r>
+        <w:t>)</w:t>
+      </w:r>
+      <w:bookmarkEnd w:id="19"/>
+    </w:p>
+    <w:p>
+      <w:pPr>
+        <w:pStyle w:val="11"/>
+        <w:rPr>
+          <w:b/>
+        </w:rPr>
+      </w:pPr>
+      <w:r>
+        <w:t xml:space="preserve">Экран детализации спроектирован для глубокого анализа динамики выбранной валюты. Макет activity_details.xml реализован с использованием </w:t>
+      </w:r>
+      <w:proofErr w:type="spellStart"/>
+      <w:r>
+        <w:t>ConstraintLayout</w:t>
+      </w:r>
+      <w:proofErr w:type="spellEnd"/>
+      <w:r>
+        <w:t xml:space="preserve">. В верхней части экрана расположены информационные блоки с текущим курсом, минимальным и максимальным значением за период. Центральное место занимает компонент </w:t>
+      </w:r>
+      <w:proofErr w:type="spellStart"/>
+      <w:r>
+        <w:t>LineChart</w:t>
+      </w:r>
+      <w:proofErr w:type="spellEnd"/>
+      <w:r>
+        <w:t xml:space="preserve"> из библиотеки </w:t>
+      </w:r>
+      <w:proofErr w:type="spellStart"/>
+      <w:r>
+        <w:t>MPAndroidChart</w:t>
+      </w:r>
+      <w:proofErr w:type="spellEnd"/>
+      <w:r>
+        <w:t xml:space="preserve">. Для интерактивности реализован </w:t>
+      </w:r>
+      <w:proofErr w:type="spellStart"/>
+      <w:r>
+        <w:t>CustomMarkerView</w:t>
+      </w:r>
+      <w:proofErr w:type="spellEnd"/>
+      <w:r>
+        <w:t xml:space="preserve"> — всплывающее окно, которое появляется при нажатии на точку графика и отображает точную дату и курс. Переключение периодов (7 и 30 дней) реализовано через стилизованные кнопки в стиле «</w:t>
+      </w:r>
+      <w:proofErr w:type="spellStart"/>
+      <w:r>
+        <w:t>Glassmorphism</w:t>
+      </w:r>
+      <w:proofErr w:type="spellEnd"/>
+      <w:r>
+        <w:t>», которые динамически меняют свой цвет при выборе.</w:t>
+      </w:r>
+    </w:p>
+    <w:p>
+      <w:pPr>
+        <w:pStyle w:val="11"/>
+        <w:jc w:val="center"/>
+      </w:pPr>
+      <w:r>
+        <w:rPr>
+          <w:noProof/>
+        </w:rPr>
+        <w:drawing>
+          <wp:inline distT="0" distB="0" distL="0" distR="0" wp14:anchorId="49AF9137" wp14:editId="6F62BA07">
+            <wp:extent cx="3676190" cy="3457143"/>
+            <wp:effectExtent l="0" t="0" r="635" b="0"/>
+            <wp:docPr id="1096304485" name="Рисунок 1"/>
+            <wp:cNvGraphicFramePr>
+              <a:graphicFrameLocks xmlns:a="http://schemas.openxmlformats.org/drawingml/2006/main" noChangeAspect="1"/>
+            </wp:cNvGraphicFramePr>
+            <a:graphic xmlns:a="http://schemas.openxmlformats.org/drawingml/2006/main">
+              <a:graphicData uri="http://schemas.openxmlformats.org/drawingml/2006/picture">
+                <pic:pic xmlns:pic="http://schemas.openxmlformats.org/drawingml/2006/picture">
+                  <pic:nvPicPr>
+                    <pic:cNvPr id="1096304485" name=""/>
+                    <pic:cNvPicPr/>
+                  </pic:nvPicPr>
+                  <pic:blipFill>
+                    <a:blip r:embed="rId11"/>
+                    <a:stretch>
+                      <a:fillRect/>
+                    </a:stretch>
+                  </pic:blipFill>
+                  <pic:spPr>
+                    <a:xfrm>
+                      <a:off x="0" y="0"/>
+                      <a:ext cx="3676190" cy="3457143"/>
+                    </a:xfrm>
+                    <a:prstGeom prst="rect">
+                      <a:avLst/>
+                    </a:prstGeom>
+                  </pic:spPr>
+                </pic:pic>
+              </a:graphicData>
+            </a:graphic>
+          </wp:inline>
+        </w:drawing>
+      </w:r>
+    </w:p>
+    <w:p>
+      <w:pPr>
+        <w:pStyle w:val="11"/>
+        <w:jc w:val="center"/>
+        <w:rPr>
+          <w:b/>
+        </w:rPr>
+      </w:pPr>
+      <w:r>
+        <w:t>Рис. 2.3. Экран детализации с интерактивным графиком истории курсов.</w:t>
+      </w:r>
+    </w:p>
+    <w:p>
+      <w:pPr>
+        <w:pStyle w:val="2"/>
+      </w:pPr>
+      <w:bookmarkStart w:id="20" w:name="_Toc225978028"/>
+      <w:r>
+        <w:t>2.1.5. Проектирование алгоритма работы конвертера (Блок-схема)</w:t>
+      </w:r>
+      <w:bookmarkEnd w:id="20"/>
+    </w:p>
+    <w:p>
+      <w:pPr>
+        <w:pStyle w:val="11"/>
+        <w:rPr>
+          <w:b/>
+        </w:rPr>
+      </w:pPr>
+      <w:r>
+        <w:t xml:space="preserve">Для обеспечения точности расчетов и исключения ошибок при делении на ноль или вводе некорректных символов, был разработан алгоритм обработки пользовательского ввода. Логика алгоритма включает проверку </w:t>
+      </w:r>
+      <w:r>
+        <w:lastRenderedPageBreak/>
+        <w:t>строки на пустоту, замену запятых на точки (локализация ввода) и выполнение кросс-курсового расчета через базовую валюту (RUB). Визуальное представление алгоритма в виде блок-схемы приведено на рисунке 2.4.</w:t>
+      </w:r>
+    </w:p>
+    <w:p>
+      <w:pPr>
+        <w:pStyle w:val="11"/>
+        <w:jc w:val="center"/>
+      </w:pPr>
+      <w:r>
+        <w:rPr>
+          <w:noProof/>
+        </w:rPr>
+        <w:drawing>
+          <wp:inline distT="0" distB="0" distL="0" distR="0" wp14:anchorId="6E21FDD2" wp14:editId="039A60E2">
+            <wp:extent cx="4991100" cy="6143625"/>
+            <wp:effectExtent l="0" t="0" r="0" b="9525"/>
+            <wp:docPr id="302288706" name="Рисунок 4"/>
+            <wp:cNvGraphicFramePr>
+              <a:graphicFrameLocks xmlns:a="http://schemas.openxmlformats.org/drawingml/2006/main" noChangeAspect="1"/>
+            </wp:cNvGraphicFramePr>
+            <a:graphic xmlns:a="http://schemas.openxmlformats.org/drawingml/2006/main">
+              <a:graphicData uri="http://schemas.openxmlformats.org/drawingml/2006/picture">
+                <pic:pic xmlns:pic="http://schemas.openxmlformats.org/drawingml/2006/picture">
+                  <pic:nvPicPr>
+                    <pic:cNvPr id="0" name="Picture 10"/>
+                    <pic:cNvPicPr>
+                      <a:picLocks noChangeAspect="1" noChangeArrowheads="1"/>
+                    </pic:cNvPicPr>
+                  </pic:nvPicPr>
+                  <pic:blipFill>
+                    <a:blip r:embed="rId12">
+                      <a:extLst>
+                        <a:ext uri="{28A0092B-C50C-407E-A947-70E740481C1C}">
+                          <a14:useLocalDpi xmlns:a14="http://schemas.microsoft.com/office/drawing/2010/main" val="0"/>
+                        </a:ext>
+                      </a:extLst>
+                    </a:blip>
+                    <a:srcRect/>
+                    <a:stretch>
+                      <a:fillRect/>
+                    </a:stretch>
+                  </pic:blipFill>
+                  <pic:spPr bwMode="auto">
+                    <a:xfrm>
+                      <a:off x="0" y="0"/>
+                      <a:ext cx="4991100" cy="6143625"/>
+                    </a:xfrm>
+                    <a:prstGeom prst="rect">
+                      <a:avLst/>
+                    </a:prstGeom>
+                    <a:noFill/>
+                    <a:ln>
+                      <a:noFill/>
+                    </a:ln>
+                  </pic:spPr>
+                </pic:pic>
+              </a:graphicData>
+            </a:graphic>
+          </wp:inline>
+        </w:drawing>
+      </w:r>
+    </w:p>
+    <w:p>
+      <w:pPr>
+        <w:pStyle w:val="11"/>
+        <w:jc w:val="center"/>
+        <w:rPr>
+          <w:b/>
+        </w:rPr>
+      </w:pPr>
+      <w:r>
+        <w:t>Рис. 2.4. Блок-схема алгоритма конвертации валют.</w:t>
+      </w:r>
+    </w:p>
+    <w:p>
+      <w:pPr>
+        <w:pStyle w:val="2"/>
+      </w:pPr>
+      <w:bookmarkStart w:id="21" w:name="_Toc225978029"/>
+      <w:r>
+        <w:t>2.2. Разработка программной логики и архитектуры данных</w:t>
+      </w:r>
+      <w:bookmarkEnd w:id="21"/>
+    </w:p>
+    <w:p>
+      <w:pPr>
+        <w:pStyle w:val="11"/>
+        <w:rPr>
+          <w:b/>
+        </w:rPr>
+      </w:pPr>
+      <w:r>
+        <w:t>Программная логика приложения строго отделена от представлений (View) с помощью паттерна MVVM, что обеспечивает чистоту и тестируемость кода.</w:t>
+      </w:r>
+    </w:p>
+    <w:p>
+      <w:pPr>
+        <w:pStyle w:val="3"/>
+      </w:pPr>
+      <w:bookmarkStart w:id="22" w:name="_Toc225978030"/>
+      <w:r>
+        <w:lastRenderedPageBreak/>
+        <w:t>2.2.1. Реализация сетевого взаимодействия (</w:t>
+      </w:r>
+      <w:proofErr w:type="spellStart"/>
+      <w:r>
+        <w:t>Retrofit</w:t>
+      </w:r>
+      <w:proofErr w:type="spellEnd"/>
+      <w:r>
+        <w:t>)</w:t>
+      </w:r>
+      <w:bookmarkEnd w:id="22"/>
+    </w:p>
+    <w:p>
+      <w:pPr>
+        <w:pStyle w:val="11"/>
+        <w:rPr>
+          <w:b/>
+        </w:rPr>
+      </w:pPr>
+      <w:r>
+        <w:t xml:space="preserve">Для получения актуальных курсов используется клиент </w:t>
+      </w:r>
+      <w:proofErr w:type="spellStart"/>
+      <w:r>
+        <w:rPr>
+          <w:rStyle w:val="af1"/>
+        </w:rPr>
+        <w:t>Retrofit</w:t>
+      </w:r>
+      <w:proofErr w:type="spellEnd"/>
+      <w:r>
+        <w:t xml:space="preserve">. Поскольку сервер ЦБ РФ предоставляет данные в формате XML, в проекте настроен </w:t>
+      </w:r>
+      <w:proofErr w:type="spellStart"/>
+      <w:r>
+        <w:rPr>
+          <w:rStyle w:val="af1"/>
+        </w:rPr>
+        <w:t>SimpleXmlConverterFactory</w:t>
+      </w:r>
+      <w:proofErr w:type="spellEnd"/>
+      <w:r>
+        <w:t>. Основной интерфейс запроса выглядит следующим образом:</w:t>
+      </w:r>
+    </w:p>
+    <w:p>
+      <w:pPr>
+        <w:pStyle w:val="af0"/>
+        <w:rPr>
+          <w:lang w:val="en-US"/>
+        </w:rPr>
+      </w:pPr>
+      <w:r>
+        <w:rPr>
+          <w:lang w:val="en-US"/>
+        </w:rPr>
+        <w:t xml:space="preserve">@GET("scripts/XML_daily.asp") suspend fun </w:t>
+      </w:r>
+      <w:proofErr w:type="spellStart"/>
+      <w:proofErr w:type="gramStart"/>
+      <w:r>
+        <w:rPr>
+          <w:lang w:val="en-US"/>
+        </w:rPr>
+        <w:t>getDailyCurrencies</w:t>
+      </w:r>
+      <w:proofErr w:type="spellEnd"/>
+      <w:r>
+        <w:rPr>
+          <w:lang w:val="en-US"/>
+        </w:rPr>
+        <w:t>(</w:t>
+      </w:r>
+      <w:proofErr w:type="gramEnd"/>
+      <w:r>
+        <w:rPr>
+          <w:lang w:val="en-US"/>
+        </w:rPr>
+        <w:t xml:space="preserve">): </w:t>
+      </w:r>
+      <w:proofErr w:type="spellStart"/>
+      <w:r>
+        <w:rPr>
+          <w:lang w:val="en-US"/>
+        </w:rPr>
+        <w:t>ValCurs</w:t>
+      </w:r>
+      <w:proofErr w:type="spellEnd"/>
+      <w:r>
+        <w:rPr>
+          <w:lang w:val="en-US"/>
+        </w:rPr>
+        <w:t>.</w:t>
+      </w:r>
+    </w:p>
+    <w:p>
+      <w:pPr>
+        <w:pStyle w:val="11"/>
+        <w:rPr>
+          <w:b/>
+        </w:rPr>
+      </w:pPr>
+      <w:r>
+        <w:t xml:space="preserve">Использование ключевого слова </w:t>
+      </w:r>
+      <w:proofErr w:type="spellStart"/>
+      <w:r>
+        <w:t>suspend</w:t>
+      </w:r>
+      <w:proofErr w:type="spellEnd"/>
+      <w:r>
+        <w:t xml:space="preserve"> указывает на то, что сетевой запрос выполняется в фоновом режиме в рамках </w:t>
+      </w:r>
+      <w:proofErr w:type="spellStart"/>
+      <w:r>
+        <w:t>корутины</w:t>
+      </w:r>
+      <w:proofErr w:type="spellEnd"/>
+      <w:r>
+        <w:t>, что исключает блокировку интерфейса приложения при ожидании ответа от сервера.</w:t>
+      </w:r>
+    </w:p>
+    <w:p>
+      <w:pPr>
+        <w:pStyle w:val="3"/>
+      </w:pPr>
+      <w:bookmarkStart w:id="23" w:name="_Toc225978031"/>
+      <w:r>
+        <w:t>2.2.2. Реализация локальной базы данных (</w:t>
+      </w:r>
+      <w:proofErr w:type="spellStart"/>
+      <w:r>
+        <w:t>Room</w:t>
+      </w:r>
+      <w:proofErr w:type="spellEnd"/>
+      <w:r>
+        <w:t>)</w:t>
+      </w:r>
+      <w:bookmarkEnd w:id="23"/>
+    </w:p>
+    <w:p>
+      <w:pPr>
+        <w:pStyle w:val="11"/>
+        <w:rPr>
+          <w:b/>
+        </w:rPr>
+      </w:pPr>
+      <w:r>
+        <w:t xml:space="preserve">Локальное кэширование реализовано на базе библиотеки </w:t>
+      </w:r>
+      <w:proofErr w:type="spellStart"/>
+      <w:r>
+        <w:rPr>
+          <w:rStyle w:val="af1"/>
+        </w:rPr>
+        <w:t>Room</w:t>
+      </w:r>
+      <w:proofErr w:type="spellEnd"/>
+      <w:r>
+        <w:t xml:space="preserve">. Класс </w:t>
+      </w:r>
+      <w:proofErr w:type="spellStart"/>
+      <w:r>
+        <w:rPr>
+          <w:rStyle w:val="af1"/>
+        </w:rPr>
+        <w:t>CurrencyEntity</w:t>
+      </w:r>
+      <w:proofErr w:type="spellEnd"/>
+      <w:r>
+        <w:t xml:space="preserve"> аннотирован как </w:t>
+      </w:r>
+      <w:r>
+        <w:rPr>
+          <w:rStyle w:val="af1"/>
+        </w:rPr>
+        <w:t>@Entity</w:t>
+      </w:r>
+      <w:r>
+        <w:t xml:space="preserve">, что позволяет </w:t>
+      </w:r>
+      <w:proofErr w:type="spellStart"/>
+      <w:r>
+        <w:t>Room</w:t>
+      </w:r>
+      <w:proofErr w:type="spellEnd"/>
+      <w:r>
+        <w:t xml:space="preserve"> автоматически генерировать SQL-таблицу. Взаимодействие с данными осуществляется через DAO (</w:t>
+      </w:r>
+      <w:proofErr w:type="spellStart"/>
+      <w:r>
+        <w:rPr>
+          <w:rStyle w:val="af1"/>
+        </w:rPr>
+        <w:t>CurrencyDao</w:t>
+      </w:r>
+      <w:proofErr w:type="spellEnd"/>
+      <w:r>
+        <w:t xml:space="preserve">), где методы возвращают </w:t>
+      </w:r>
+      <w:proofErr w:type="spellStart"/>
+      <w:proofErr w:type="gramStart"/>
+      <w:r>
+        <w:rPr>
+          <w:rStyle w:val="af1"/>
+        </w:rPr>
+        <w:t>Flow</w:t>
+      </w:r>
+      <w:proofErr w:type="spellEnd"/>
+      <w:r>
+        <w:rPr>
+          <w:rStyle w:val="af1"/>
+        </w:rPr>
+        <w:t>&lt;</w:t>
+      </w:r>
+      <w:proofErr w:type="gramEnd"/>
+      <w:r>
+        <w:rPr>
+          <w:rStyle w:val="af1"/>
+        </w:rPr>
+        <w:t>List&lt;</w:t>
+      </w:r>
+      <w:proofErr w:type="spellStart"/>
+      <w:r>
+        <w:rPr>
+          <w:rStyle w:val="af1"/>
+        </w:rPr>
+        <w:t>CurrencyEntity</w:t>
+      </w:r>
+      <w:proofErr w:type="spellEnd"/>
+      <w:r>
+        <w:rPr>
+          <w:rStyle w:val="af1"/>
+        </w:rPr>
+        <w:t>&gt;&gt;</w:t>
+      </w:r>
+      <w:r>
+        <w:t>. Это обеспечивает реактивность: при обновлении данных в базе (например, при загрузке новых курсов) интерфейс автоматически перерисовывается без участия программиста.</w:t>
+      </w:r>
+    </w:p>
+    <w:p>
+      <w:pPr>
+        <w:pStyle w:val="3"/>
+      </w:pPr>
+      <w:bookmarkStart w:id="24" w:name="_Toc225978032"/>
+      <w:r>
+        <w:t>2.2.3. Разработка связующей бизнес-логики (</w:t>
+      </w:r>
+      <w:proofErr w:type="spellStart"/>
+      <w:r>
+        <w:t>ViewModel</w:t>
+      </w:r>
+      <w:proofErr w:type="spellEnd"/>
+      <w:r>
+        <w:t>)</w:t>
+      </w:r>
+      <w:bookmarkEnd w:id="24"/>
+    </w:p>
+    <w:p>
+      <w:pPr>
+        <w:pStyle w:val="11"/>
+        <w:rPr>
+          <w:b/>
+        </w:rPr>
+      </w:pPr>
+      <w:r>
+        <w:t xml:space="preserve">Класс </w:t>
+      </w:r>
+      <w:proofErr w:type="spellStart"/>
+      <w:r>
+        <w:rPr>
+          <w:rStyle w:val="af1"/>
+        </w:rPr>
+        <w:t>ConverterViewModel</w:t>
+      </w:r>
+      <w:proofErr w:type="spellEnd"/>
+      <w:r>
+        <w:t xml:space="preserve"> является «мостом» между моделью (репозиторием) и представлением (</w:t>
+      </w:r>
+      <w:proofErr w:type="spellStart"/>
+      <w:r>
+        <w:t>Activity</w:t>
+      </w:r>
+      <w:proofErr w:type="spellEnd"/>
+      <w:r>
+        <w:t xml:space="preserve">). Вся бизнес-логика (например, пересчет суммы одной валюты в другую по кросс-курсу) вынесена во </w:t>
+      </w:r>
+      <w:proofErr w:type="spellStart"/>
+      <w:r>
+        <w:rPr>
+          <w:rStyle w:val="af1"/>
+        </w:rPr>
+        <w:t>ViewModel</w:t>
+      </w:r>
+      <w:proofErr w:type="spellEnd"/>
+      <w:r>
+        <w:t xml:space="preserve">. Важнейшим преимуществом такого подхода является «живучесть» данных: при повороте экрана устройства или изменении конфигурации </w:t>
+      </w:r>
+      <w:proofErr w:type="spellStart"/>
+      <w:r>
+        <w:t>Activity</w:t>
+      </w:r>
+      <w:proofErr w:type="spellEnd"/>
+      <w:r>
+        <w:t xml:space="preserve"> пересоздается, однако </w:t>
+      </w:r>
+      <w:proofErr w:type="spellStart"/>
+      <w:r>
+        <w:rPr>
+          <w:rStyle w:val="af1"/>
+        </w:rPr>
+        <w:t>ViewModel</w:t>
+      </w:r>
+      <w:proofErr w:type="spellEnd"/>
+      <w:r>
+        <w:t xml:space="preserve"> сохраняет свое состояние. Это позволяет избежать повторных запросов к API и обеспечивает плавность работы приложения.</w:t>
+      </w:r>
+    </w:p>
+    <w:p>
+      <w:pPr>
+        <w:pStyle w:val="11"/>
+        <w:rPr>
+          <w:b/>
+        </w:rPr>
+      </w:pPr>
+      <w:r>
+        <w:t>Метод расчета выглядит следующим образом:</w:t>
+      </w:r>
+    </w:p>
+    <w:p>
+      <w:pPr>
+        <w:pStyle w:val="af0"/>
+        <w:rPr>
+          <w:lang w:val="en-US"/>
+        </w:rPr>
+      </w:pPr>
+      <w:proofErr w:type="spellStart"/>
+      <w:r>
+        <w:rPr>
+          <w:lang w:val="en-US"/>
+        </w:rPr>
+        <w:t>val</w:t>
+      </w:r>
+      <w:proofErr w:type="spellEnd"/>
+      <w:r>
+        <w:rPr>
+          <w:lang w:val="en-US"/>
+        </w:rPr>
+        <w:t xml:space="preserve"> result = </w:t>
+      </w:r>
+      <w:proofErr w:type="spellStart"/>
+      <w:r>
+        <w:rPr>
+          <w:lang w:val="en-US"/>
+        </w:rPr>
+        <w:t>currentInput</w:t>
+      </w:r>
+      <w:proofErr w:type="spellEnd"/>
+      <w:r>
+        <w:rPr>
+          <w:lang w:val="en-US"/>
+        </w:rPr>
+        <w:t xml:space="preserve"> * (</w:t>
+      </w:r>
+      <w:proofErr w:type="spellStart"/>
+      <w:r>
+        <w:rPr>
+          <w:lang w:val="en-US"/>
+        </w:rPr>
+        <w:t>rateGive</w:t>
+      </w:r>
+      <w:proofErr w:type="spellEnd"/>
+      <w:r>
+        <w:rPr>
+          <w:lang w:val="en-US"/>
+        </w:rPr>
+        <w:t xml:space="preserve"> / </w:t>
+      </w:r>
+      <w:proofErr w:type="spellStart"/>
+      <w:r>
+        <w:rPr>
+          <w:lang w:val="en-US"/>
+        </w:rPr>
+        <w:t>rateReceive</w:t>
+      </w:r>
+      <w:proofErr w:type="spellEnd"/>
+      <w:r>
+        <w:rPr>
+          <w:lang w:val="en-US"/>
+        </w:rPr>
+        <w:t>).</w:t>
+      </w:r>
+    </w:p>
+    <w:p>
+      <w:pPr>
+        <w:pStyle w:val="11"/>
+        <w:rPr>
+          <w:b/>
+        </w:rPr>
+      </w:pPr>
+      <w:r>
+        <w:lastRenderedPageBreak/>
+        <w:t xml:space="preserve">Благодаря использованию </w:t>
+      </w:r>
+      <w:proofErr w:type="spellStart"/>
+      <w:r>
+        <w:rPr>
+          <w:rStyle w:val="af1"/>
+        </w:rPr>
+        <w:t>LiveData</w:t>
+      </w:r>
+      <w:proofErr w:type="spellEnd"/>
+      <w:r>
+        <w:t xml:space="preserve"> или </w:t>
+      </w:r>
+      <w:proofErr w:type="spellStart"/>
+      <w:r>
+        <w:rPr>
+          <w:rStyle w:val="af1"/>
+        </w:rPr>
+        <w:t>StateFlow</w:t>
+      </w:r>
+      <w:proofErr w:type="spellEnd"/>
+      <w:r>
+        <w:t xml:space="preserve">, результат расчета автоматически передается в </w:t>
+      </w:r>
+      <w:proofErr w:type="spellStart"/>
+      <w:r>
+        <w:rPr>
+          <w:rStyle w:val="af1"/>
+        </w:rPr>
+        <w:t>Activity</w:t>
+      </w:r>
+      <w:proofErr w:type="spellEnd"/>
+      <w:r>
+        <w:t xml:space="preserve">, где обновляется текстовое поле </w:t>
+      </w:r>
+      <w:proofErr w:type="spellStart"/>
+      <w:r>
+        <w:rPr>
+          <w:rStyle w:val="af1"/>
+        </w:rPr>
+        <w:t>tvAmountReceive</w:t>
+      </w:r>
+      <w:proofErr w:type="spellEnd"/>
+      <w:r>
+        <w:t xml:space="preserve"> в режиме реального времени.</w:t>
+      </w:r>
+    </w:p>
+    <w:p>
+      <w:pPr>
+        <w:pStyle w:val="3"/>
+      </w:pPr>
+      <w:bookmarkStart w:id="25" w:name="_Toc225978033"/>
+      <w:r>
+        <w:t>2.2.4. Алгоритмы подготовки данных для графиков</w:t>
+      </w:r>
+      <w:bookmarkEnd w:id="25"/>
+    </w:p>
+    <w:p>
+      <w:pPr>
+        <w:pStyle w:val="11"/>
+        <w:rPr>
+          <w:b/>
+        </w:rPr>
+      </w:pPr>
+      <w:r>
+        <w:t xml:space="preserve">Для реализации визуальной статистики в </w:t>
+      </w:r>
+      <w:proofErr w:type="spellStart"/>
+      <w:r>
+        <w:rPr>
+          <w:rStyle w:val="af1"/>
+        </w:rPr>
+        <w:t>DetailsActivity</w:t>
+      </w:r>
+      <w:proofErr w:type="spellEnd"/>
+      <w:r>
+        <w:t xml:space="preserve"> используется библиотека </w:t>
+      </w:r>
+      <w:proofErr w:type="spellStart"/>
+      <w:r>
+        <w:rPr>
+          <w:rStyle w:val="af1"/>
+        </w:rPr>
+        <w:t>MPAndroidChart</w:t>
+      </w:r>
+      <w:proofErr w:type="spellEnd"/>
+      <w:r>
+        <w:t xml:space="preserve">. Логика обработки данных для графика реализована в </w:t>
+      </w:r>
+      <w:proofErr w:type="spellStart"/>
+      <w:r>
+        <w:rPr>
+          <w:rStyle w:val="af1"/>
+        </w:rPr>
+        <w:t>DetailsViewModel</w:t>
+      </w:r>
+      <w:proofErr w:type="spellEnd"/>
+      <w:r>
+        <w:t>: полученный из API список исторических данных (</w:t>
+      </w:r>
+      <w:proofErr w:type="spellStart"/>
+      <w:r>
+        <w:rPr>
+          <w:rStyle w:val="af1"/>
+        </w:rPr>
+        <w:t>HistoricalRateEntity</w:t>
+      </w:r>
+      <w:proofErr w:type="spellEnd"/>
+      <w:r>
+        <w:t xml:space="preserve">) преобразуется в список объектов </w:t>
+      </w:r>
+      <w:proofErr w:type="spellStart"/>
+      <w:r>
+        <w:rPr>
+          <w:rStyle w:val="af1"/>
+        </w:rPr>
+        <w:t>Entry</w:t>
+      </w:r>
+      <w:proofErr w:type="spellEnd"/>
+      <w:r>
+        <w:t xml:space="preserve">, которые библиотека графиков понимает как координаты (x, y). Использование </w:t>
+      </w:r>
+      <w:proofErr w:type="spellStart"/>
+      <w:r>
+        <w:rPr>
+          <w:rStyle w:val="af1"/>
+        </w:rPr>
+        <w:t>CubicBezier</w:t>
+      </w:r>
+      <w:proofErr w:type="spellEnd"/>
+      <w:r>
+        <w:t xml:space="preserve"> в качестве режима отрисовки линии делает график визуально сглаженным, что повышает информативность интерфейса.</w:t>
+      </w:r>
+    </w:p>
+    <w:p>
+      <w:pPr>
+        <w:pStyle w:val="2"/>
+      </w:pPr>
+      <w:bookmarkStart w:id="26" w:name="_Toc225978034"/>
+      <w:r>
+        <w:t>2.3. Тестирование мобильного приложения</w:t>
+      </w:r>
+      <w:bookmarkEnd w:id="26"/>
+    </w:p>
+    <w:p>
+      <w:pPr>
+        <w:pStyle w:val="11"/>
+        <w:rPr>
+          <w:b/>
+        </w:rPr>
+      </w:pPr>
+      <w:r>
+        <w:t>После этапа кодирования было проведено функциональное тестирование, направленное на проверку устойчивости приложения к ошибкам пользователя и сбоям сети.</w:t>
+      </w:r>
+    </w:p>
+    <w:p>
+      <w:pPr>
+        <w:pStyle w:val="3"/>
+      </w:pPr>
+      <w:bookmarkStart w:id="27" w:name="_Toc225978035"/>
+      <w:r>
+        <w:t>2.3.1. Функциональное тестирование алгоритмов и работы с сетью</w:t>
+      </w:r>
+      <w:bookmarkEnd w:id="27"/>
+    </w:p>
+    <w:p>
+      <w:pPr>
+        <w:pStyle w:val="11"/>
+        <w:rPr>
+          <w:b/>
+        </w:rPr>
+      </w:pPr>
+      <w:r>
+        <w:t xml:space="preserve">В ходе тестирования проверялись сценарии отсутствия интернет-соединения. Установлено, что благодаря локальному кэшированию через </w:t>
+      </w:r>
+      <w:proofErr w:type="spellStart"/>
+      <w:r>
+        <w:rPr>
+          <w:rStyle w:val="af1"/>
+        </w:rPr>
+        <w:t>Room</w:t>
+      </w:r>
+      <w:proofErr w:type="spellEnd"/>
+      <w:r>
+        <w:t xml:space="preserve">, пользователь видит последние актуальные данные, сохраненные в базе данных, что подтверждает корректность архитектуры репозитория. Ввод некорректных числовых данных в конвертер был исключен на уровне настройки </w:t>
+      </w:r>
+      <w:proofErr w:type="spellStart"/>
+      <w:r>
+        <w:rPr>
+          <w:rStyle w:val="af1"/>
+        </w:rPr>
+        <w:t>inputType</w:t>
+      </w:r>
+      <w:proofErr w:type="spellEnd"/>
+      <w:r>
+        <w:rPr>
+          <w:rStyle w:val="af1"/>
+        </w:rPr>
+        <w:t>="</w:t>
+      </w:r>
+      <w:proofErr w:type="spellStart"/>
+      <w:r>
+        <w:rPr>
+          <w:rStyle w:val="af1"/>
+        </w:rPr>
+        <w:t>numberDecimal</w:t>
+      </w:r>
+      <w:proofErr w:type="spellEnd"/>
+      <w:r>
+        <w:rPr>
+          <w:rStyle w:val="af1"/>
+        </w:rPr>
+        <w:t>"</w:t>
+      </w:r>
+      <w:r>
+        <w:t xml:space="preserve"> в XML-разметке, что предотвращает аварийное завершение работы программы (краши).</w:t>
+      </w:r>
+    </w:p>
+    <w:p>
+      <w:pPr>
+        <w:pStyle w:val="3"/>
+      </w:pPr>
+      <w:bookmarkStart w:id="28" w:name="_Toc225978036"/>
+      <w:r>
+        <w:t>2.3.2. Тестирование производительности</w:t>
+      </w:r>
+      <w:bookmarkEnd w:id="28"/>
+    </w:p>
+    <w:p>
+      <w:pPr>
+        <w:pStyle w:val="11"/>
+        <w:rPr>
+          <w:b/>
+        </w:rPr>
+      </w:pPr>
+      <w:r>
+        <w:t xml:space="preserve">Оценка производительности проводилась с использованием </w:t>
+      </w:r>
+      <w:proofErr w:type="spellStart"/>
+      <w:r>
+        <w:t>Android</w:t>
+      </w:r>
+      <w:proofErr w:type="spellEnd"/>
+      <w:r>
+        <w:t xml:space="preserve"> </w:t>
+      </w:r>
+      <w:proofErr w:type="spellStart"/>
+      <w:r>
+        <w:t>Profiler</w:t>
+      </w:r>
+      <w:proofErr w:type="spellEnd"/>
+      <w:r>
+        <w:t xml:space="preserve">. Было зафиксировано, что потребление оперативной памяти остается в рамках допустимых значений при смене конфигураций устройства. Время выполнения «тяжелых» операций (парсинг XML-ответа сервера) составило </w:t>
+      </w:r>
+      <w:r>
+        <w:lastRenderedPageBreak/>
+        <w:t xml:space="preserve">менее 200 мс, что подтверждает правильность выбора </w:t>
+      </w:r>
+      <w:proofErr w:type="spellStart"/>
+      <w:r>
+        <w:rPr>
+          <w:rStyle w:val="af1"/>
+        </w:rPr>
+        <w:t>Kotlin</w:t>
+      </w:r>
+      <w:proofErr w:type="spellEnd"/>
+      <w:r>
+        <w:rPr>
+          <w:rStyle w:val="af1"/>
+        </w:rPr>
+        <w:t xml:space="preserve"> </w:t>
+      </w:r>
+      <w:proofErr w:type="spellStart"/>
+      <w:r>
+        <w:rPr>
+          <w:rStyle w:val="af1"/>
+        </w:rPr>
+        <w:t>Coroutines</w:t>
+      </w:r>
+      <w:proofErr w:type="spellEnd"/>
+      <w:r>
+        <w:t xml:space="preserve"> как основного инструмента многопоточности.</w:t>
+      </w:r>
+    </w:p>
+    <w:p>
+      <w:pPr>
+        <w:rPr>
+          <w:rFonts w:ascii="Times New Roman" w:hAnsi="Times New Roman"/>
+          <w:bCs/>
+          <w:sz w:val="28"/>
+        </w:rPr>
+      </w:pPr>
+      <w:r>
+        <w:rPr>
+          <w:b/>
+          <w:bCs/>
+        </w:rPr>
+        <w:br w:type="page"/>
+      </w:r>
+    </w:p>
+    <w:p>
+      <w:pPr>
+        <w:pStyle w:val="1"/>
+      </w:pPr>
+      <w:bookmarkStart w:id="29" w:name="_Toc225978037"/>
+      <w:r>
+        <w:lastRenderedPageBreak/>
+        <w:t>ЗАКЛЮЧЕНИЕ</w:t>
+      </w:r>
+      <w:bookmarkEnd w:id="29"/>
+    </w:p>
+    <w:p>
+      <w:pPr>
+        <w:pStyle w:val="11"/>
+        <w:rPr>
+          <w:b/>
+        </w:rPr>
+      </w:pPr>
+      <w:r>
+        <w:t xml:space="preserve">В рамках выполнения данной курсовой работы было спроектировано и реализовано мобильное приложение «Курсы Валют» для операционной системы </w:t>
+      </w:r>
+      <w:proofErr w:type="spellStart"/>
+      <w:r>
+        <w:t>Android</w:t>
+      </w:r>
+      <w:proofErr w:type="spellEnd"/>
+      <w:r>
+        <w:t>. Поставленная во введении цель по автоматизации мониторинга финансовых котировок и реализации инструментария для валютных расчетов была успешно достигнута.</w:t>
+      </w:r>
+    </w:p>
+    <w:p>
+      <w:pPr>
+        <w:pStyle w:val="11"/>
+        <w:rPr>
+          <w:b/>
+        </w:rPr>
+      </w:pPr>
+      <w:r>
+        <w:t>В ходе работы были решены следующие задачи:</w:t>
+      </w:r>
+    </w:p>
+    <w:p>
+      <w:pPr>
+        <w:pStyle w:val="11"/>
+        <w:numPr>
+          <w:ilvl w:val="0"/>
+          <w:numId w:val="6"/>
+        </w:numPr>
+        <w:rPr>
+          <w:b/>
+        </w:rPr>
+      </w:pPr>
+      <w:r>
+        <w:t>Проведен анализ предметной области, выявлены недостатки существующих банковских и универсальных конвертеров, что послужило базой для формирования требований к собственному продукту.</w:t>
+      </w:r>
+    </w:p>
+    <w:p>
+      <w:pPr>
+        <w:pStyle w:val="11"/>
+        <w:numPr>
+          <w:ilvl w:val="0"/>
+          <w:numId w:val="6"/>
+        </w:numPr>
+        <w:rPr>
+          <w:b/>
+        </w:rPr>
+      </w:pPr>
+      <w:r>
+        <w:t xml:space="preserve">Обоснован выбор актуального технологического стека, сочетающего надежность </w:t>
+      </w:r>
+      <w:proofErr w:type="spellStart"/>
+      <w:r>
+        <w:t>Kotlin</w:t>
+      </w:r>
+      <w:proofErr w:type="spellEnd"/>
+      <w:r>
+        <w:t xml:space="preserve">, асинхронность </w:t>
+      </w:r>
+      <w:proofErr w:type="spellStart"/>
+      <w:r>
+        <w:t>Coroutines</w:t>
+      </w:r>
+      <w:proofErr w:type="spellEnd"/>
+      <w:r>
+        <w:t xml:space="preserve"> и реактивность компонентов </w:t>
+      </w:r>
+      <w:proofErr w:type="spellStart"/>
+      <w:r>
+        <w:t>Room</w:t>
+      </w:r>
+      <w:proofErr w:type="spellEnd"/>
+      <w:r>
+        <w:t xml:space="preserve"> и </w:t>
+      </w:r>
+      <w:proofErr w:type="spellStart"/>
+      <w:r>
+        <w:t>Retrofit</w:t>
+      </w:r>
+      <w:proofErr w:type="spellEnd"/>
+      <w:r>
+        <w:t>.</w:t>
+      </w:r>
+    </w:p>
+    <w:p>
+      <w:pPr>
+        <w:pStyle w:val="11"/>
+        <w:numPr>
+          <w:ilvl w:val="0"/>
+          <w:numId w:val="6"/>
+        </w:numPr>
+        <w:rPr>
+          <w:b/>
+        </w:rPr>
+      </w:pPr>
+      <w:r>
+        <w:t>Разработана архитектура системы, представленная UML-диаграммами, что позволило структурировать процесс разработки и избежать критических ошибок в логике приложения.</w:t>
+      </w:r>
+    </w:p>
+    <w:p>
+      <w:pPr>
+        <w:pStyle w:val="11"/>
+        <w:numPr>
+          <w:ilvl w:val="0"/>
+          <w:numId w:val="6"/>
+        </w:numPr>
+        <w:rPr>
+          <w:b/>
+        </w:rPr>
+      </w:pPr>
+      <w:r>
+        <w:t>Реализован пользовательский интерфейс в стиле «</w:t>
+      </w:r>
+      <w:proofErr w:type="spellStart"/>
+      <w:r>
+        <w:t>Glassmorphism</w:t>
+      </w:r>
+      <w:proofErr w:type="spellEnd"/>
+      <w:r>
+        <w:t>», обеспечивающий современный внешний вид и удобство навигации.</w:t>
+      </w:r>
+    </w:p>
+    <w:p>
+      <w:pPr>
+        <w:pStyle w:val="11"/>
+        <w:numPr>
+          <w:ilvl w:val="0"/>
+          <w:numId w:val="6"/>
+        </w:numPr>
+        <w:rPr>
+          <w:b/>
+        </w:rPr>
+      </w:pPr>
+      <w:r>
+        <w:t>Интегрировано сетевое взаимодействие с официальным сервером ЦБ РФ, обеспечивающее точность получаемых данных.</w:t>
+      </w:r>
+    </w:p>
+    <w:p>
+      <w:pPr>
+        <w:pStyle w:val="11"/>
+        <w:numPr>
+          <w:ilvl w:val="0"/>
+          <w:numId w:val="6"/>
+        </w:numPr>
+        <w:rPr>
+          <w:b/>
+        </w:rPr>
+      </w:pPr>
+      <w:r>
+        <w:t>Проведено функциональное тестирование, подтвердившее работоспособность приложения в оффлайн-режиме и стабильность алгоритмов конвертации.</w:t>
+      </w:r>
+    </w:p>
+    <w:p>
+      <w:pPr>
+        <w:pStyle w:val="11"/>
+        <w:rPr>
+          <w:b/>
+        </w:rPr>
+      </w:pPr>
+      <w:r>
+        <w:t>Практическая значимость работы заключается в создании готового к эксплуатации инструмента, который не требует оплаты подписок, не содержит навязчивой рекламы и гарантирует точность данных. Разработанное приложение может служить основой для дальнейших доработок, таких как внедрение системы оповещений о достижении валютой заданного курса или расширение списка доступных для отслеживания финансовых активов</w:t>
+      </w:r>
+      <w:r>
+        <w:t>.</w:t>
+      </w:r>
+    </w:p>
+    <w:p>
+      <w:pPr>
+        <w:pStyle w:val="1"/>
+      </w:pPr>
+      <w:bookmarkStart w:id="30" w:name="_Toc225978038"/>
+      <w:r>
+        <w:lastRenderedPageBreak/>
+        <w:t>СПИСОК ЛИТЕРАТУРЫ</w:t>
+      </w:r>
+      <w:bookmarkEnd w:id="30"/>
+    </w:p>
+    <w:p>
+      <w:pPr>
+        <w:pStyle w:val="11"/>
+        <w:rPr>
+          <w:b/>
+          <w:bCs w:val="0"/>
+        </w:rPr>
+      </w:pPr>
+      <w:r>
+        <w:rPr>
+          <w:b/>
+          <w:bCs w:val="0"/>
+        </w:rPr>
+        <w:t>Учебная литература:</w:t>
+      </w:r>
+    </w:p>
+    <w:p>
+      <w:pPr>
+        <w:pStyle w:val="11"/>
+        <w:numPr>
+          <w:ilvl w:val="0"/>
+          <w:numId w:val="8"/>
+        </w:numPr>
+        <w:rPr>
+          <w:b/>
+        </w:rPr>
+      </w:pPr>
+      <w:r>
+        <w:t xml:space="preserve">Блинов, И. Н. Java и </w:t>
+      </w:r>
+      <w:proofErr w:type="spellStart"/>
+      <w:r>
+        <w:t>Kotlin</w:t>
+      </w:r>
+      <w:proofErr w:type="spellEnd"/>
+      <w:r>
+        <w:t xml:space="preserve">. Методы </w:t>
+      </w:r>
+      <w:proofErr w:type="gramStart"/>
+      <w:r>
+        <w:t>программирования :</w:t>
+      </w:r>
+      <w:proofErr w:type="gramEnd"/>
+      <w:r>
+        <w:t xml:space="preserve"> учебное пособие / И. Н. Блинов, В. С. Романчик. — </w:t>
+      </w:r>
+      <w:proofErr w:type="gramStart"/>
+      <w:r>
+        <w:t>Минск :</w:t>
+      </w:r>
+      <w:proofErr w:type="gramEnd"/>
+      <w:r>
+        <w:t xml:space="preserve"> Четыре четверти, 2022. — 912 с.</w:t>
+      </w:r>
+    </w:p>
+    <w:p>
+      <w:pPr>
+        <w:pStyle w:val="11"/>
+        <w:numPr>
+          <w:ilvl w:val="0"/>
+          <w:numId w:val="8"/>
+        </w:numPr>
+        <w:rPr>
+          <w:b/>
+        </w:rPr>
+      </w:pPr>
+      <w:r>
+        <w:t xml:space="preserve">Голощапов, А. Л. Разработка мобильных приложений под </w:t>
+      </w:r>
+      <w:proofErr w:type="spellStart"/>
+      <w:proofErr w:type="gramStart"/>
+      <w:r>
+        <w:t>Android</w:t>
+      </w:r>
+      <w:proofErr w:type="spellEnd"/>
+      <w:r>
+        <w:t xml:space="preserve"> :</w:t>
+      </w:r>
+      <w:proofErr w:type="gramEnd"/>
+      <w:r>
+        <w:t xml:space="preserve"> учебное пособие / А. Л. Голощапов. — </w:t>
+      </w:r>
+      <w:proofErr w:type="gramStart"/>
+      <w:r>
+        <w:t>Москва :</w:t>
+      </w:r>
+      <w:proofErr w:type="gramEnd"/>
+      <w:r>
+        <w:t xml:space="preserve"> РИОР, 2023. — 234 с.</w:t>
+      </w:r>
+    </w:p>
+    <w:p>
+      <w:pPr>
+        <w:pStyle w:val="11"/>
+        <w:numPr>
+          <w:ilvl w:val="0"/>
+          <w:numId w:val="8"/>
+        </w:numPr>
+        <w:rPr>
+          <w:b/>
+        </w:rPr>
+      </w:pPr>
+      <w:proofErr w:type="spellStart"/>
+      <w:r>
+        <w:t>Зиглер</w:t>
+      </w:r>
+      <w:proofErr w:type="spellEnd"/>
+      <w:r>
+        <w:t xml:space="preserve">, К. Разработка приложений для </w:t>
+      </w:r>
+      <w:proofErr w:type="spellStart"/>
+      <w:r>
+        <w:t>Android</w:t>
+      </w:r>
+      <w:proofErr w:type="spellEnd"/>
+      <w:r>
+        <w:t xml:space="preserve">: от идеи до </w:t>
+      </w:r>
+      <w:proofErr w:type="gramStart"/>
+      <w:r>
+        <w:t>публикации :</w:t>
+      </w:r>
+      <w:proofErr w:type="gramEnd"/>
+      <w:r>
+        <w:t xml:space="preserve"> практическое руководство / К. </w:t>
+      </w:r>
+      <w:proofErr w:type="spellStart"/>
+      <w:r>
+        <w:t>Зиглер</w:t>
+      </w:r>
+      <w:proofErr w:type="spellEnd"/>
+      <w:r>
+        <w:t>. — Санкт-</w:t>
+      </w:r>
+      <w:proofErr w:type="gramStart"/>
+      <w:r>
+        <w:t>Петербург :</w:t>
+      </w:r>
+      <w:proofErr w:type="gramEnd"/>
+      <w:r>
+        <w:t xml:space="preserve"> Питер, 2021. — 432 с.</w:t>
+      </w:r>
+    </w:p>
+    <w:p>
+      <w:pPr>
+        <w:pStyle w:val="11"/>
+        <w:numPr>
+          <w:ilvl w:val="0"/>
+          <w:numId w:val="8"/>
+        </w:numPr>
+        <w:rPr>
+          <w:b/>
+        </w:rPr>
+      </w:pPr>
+      <w:r>
+        <w:t xml:space="preserve">Иванов, В. В. Архитектура мобильных приложений на базе </w:t>
+      </w:r>
+      <w:proofErr w:type="spellStart"/>
+      <w:r>
+        <w:t>Android</w:t>
+      </w:r>
+      <w:proofErr w:type="spellEnd"/>
+      <w:r>
+        <w:t xml:space="preserve">. Паттерны MVVM и </w:t>
+      </w:r>
+      <w:proofErr w:type="spellStart"/>
+      <w:r>
+        <w:t>Clean</w:t>
+      </w:r>
+      <w:proofErr w:type="spellEnd"/>
+      <w:r>
+        <w:t xml:space="preserve"> Architecture / В. В. Иванов // Информационные технологии и системы. — 2024. — № 2. — С. 12-24.</w:t>
+      </w:r>
+    </w:p>
+    <w:p>
+      <w:pPr>
+        <w:pStyle w:val="11"/>
+        <w:numPr>
+          <w:ilvl w:val="0"/>
+          <w:numId w:val="8"/>
+        </w:numPr>
+        <w:rPr>
+          <w:b/>
+        </w:rPr>
+      </w:pPr>
+      <w:r>
+        <w:t xml:space="preserve">Майер, Р. </w:t>
+      </w:r>
+      <w:proofErr w:type="spellStart"/>
+      <w:r>
+        <w:t>Android</w:t>
+      </w:r>
+      <w:proofErr w:type="spellEnd"/>
+      <w:r>
+        <w:t xml:space="preserve">. Разработка приложений для </w:t>
+      </w:r>
+      <w:proofErr w:type="gramStart"/>
+      <w:r>
+        <w:t>профессионалов :</w:t>
+      </w:r>
+      <w:proofErr w:type="gramEnd"/>
+      <w:r>
+        <w:t xml:space="preserve"> руководство / Р. Майер, Я. Лейк. — 5-е изд. — </w:t>
+      </w:r>
+      <w:proofErr w:type="gramStart"/>
+      <w:r>
+        <w:t>Москва :</w:t>
+      </w:r>
+      <w:proofErr w:type="gramEnd"/>
+      <w:r>
+        <w:t xml:space="preserve"> Диалектика, 2022. — 1024 с.</w:t>
+      </w:r>
+    </w:p>
+    <w:p>
+      <w:pPr>
+        <w:pStyle w:val="11"/>
+        <w:numPr>
+          <w:ilvl w:val="0"/>
+          <w:numId w:val="8"/>
+        </w:numPr>
+        <w:rPr>
+          <w:b/>
+        </w:rPr>
+      </w:pPr>
+      <w:r>
+        <w:t xml:space="preserve">Петросян, Л. Э. Разработка мобильных приложений на </w:t>
+      </w:r>
+      <w:proofErr w:type="spellStart"/>
+      <w:proofErr w:type="gramStart"/>
+      <w:r>
+        <w:t>Kotlin</w:t>
+      </w:r>
+      <w:proofErr w:type="spellEnd"/>
+      <w:r>
+        <w:t xml:space="preserve"> :</w:t>
+      </w:r>
+      <w:proofErr w:type="gramEnd"/>
+      <w:r>
+        <w:t xml:space="preserve"> учебное пособие / Л. Э. Петросян, Н. А. Приходько. — </w:t>
+      </w:r>
+      <w:proofErr w:type="gramStart"/>
+      <w:r>
+        <w:t>Москва :</w:t>
+      </w:r>
+      <w:proofErr w:type="gramEnd"/>
+      <w:r>
+        <w:t xml:space="preserve"> РТУ МИРЭА, 2024. — 108 с. — ISBN 978-5-7339-2215-7.</w:t>
+      </w:r>
+    </w:p>
+    <w:p>
+      <w:pPr>
+        <w:pStyle w:val="11"/>
+        <w:numPr>
+          <w:ilvl w:val="0"/>
+          <w:numId w:val="8"/>
+        </w:numPr>
+        <w:rPr>
+          <w:b/>
+        </w:rPr>
+      </w:pPr>
+      <w:r>
+        <w:t xml:space="preserve">Синицын, И. В. Разработка мобильных </w:t>
+      </w:r>
+      <w:proofErr w:type="gramStart"/>
+      <w:r>
+        <w:t>приложений :</w:t>
+      </w:r>
+      <w:proofErr w:type="gramEnd"/>
+      <w:r>
+        <w:t xml:space="preserve"> учебное пособие / И. В. Синицын, Е. А. Чернов, Ю. А. Воронцов. — </w:t>
+      </w:r>
+      <w:proofErr w:type="gramStart"/>
+      <w:r>
+        <w:t>Москва :</w:t>
+      </w:r>
+      <w:proofErr w:type="gramEnd"/>
+      <w:r>
+        <w:t xml:space="preserve"> РТУ МИРЭА, 2023 — Часть 1 — 168 с.</w:t>
+      </w:r>
+    </w:p>
+    <w:p>
+      <w:pPr>
+        <w:pStyle w:val="11"/>
+        <w:numPr>
+          <w:ilvl w:val="0"/>
+          <w:numId w:val="8"/>
+        </w:numPr>
+        <w:rPr>
+          <w:b/>
+        </w:rPr>
+      </w:pPr>
+      <w:r>
+        <w:t xml:space="preserve">Сычев, А. В. Разработка мобильных приложений для платформы </w:t>
+      </w:r>
+      <w:proofErr w:type="spellStart"/>
+      <w:proofErr w:type="gramStart"/>
+      <w:r>
+        <w:t>Android</w:t>
+      </w:r>
+      <w:proofErr w:type="spellEnd"/>
+      <w:r>
+        <w:t xml:space="preserve"> :</w:t>
+      </w:r>
+      <w:proofErr w:type="gramEnd"/>
+      <w:r>
+        <w:t xml:space="preserve"> учебное пособие / А. В. Сычев. — </w:t>
+      </w:r>
+      <w:proofErr w:type="gramStart"/>
+      <w:r>
+        <w:t>Москва :</w:t>
+      </w:r>
+      <w:proofErr w:type="gramEnd"/>
+      <w:r>
+        <w:t xml:space="preserve"> ИНТУИТ, 2021. — 402 с.</w:t>
+      </w:r>
+    </w:p>
+    <w:p>
+      <w:pPr>
+        <w:pStyle w:val="11"/>
+        <w:numPr>
+          <w:ilvl w:val="0"/>
+          <w:numId w:val="8"/>
+        </w:numPr>
+        <w:rPr>
+          <w:b/>
+        </w:rPr>
+      </w:pPr>
+      <w:r>
+        <w:t xml:space="preserve">Федорова, Г.Н. Разработка программных модулей программного обеспечения для компьютерных систем: учебник / </w:t>
+      </w:r>
+      <w:proofErr w:type="gramStart"/>
+      <w:r>
+        <w:t>Г.Н</w:t>
+      </w:r>
+      <w:proofErr w:type="gramEnd"/>
+      <w:r>
+        <w:t xml:space="preserve"> Федорова. – М.: Академия, 2024. – 336 с.</w:t>
+      </w:r>
+    </w:p>
+    <w:p>
+      <w:pPr>
+        <w:pStyle w:val="11"/>
+        <w:rPr>
+          <w:b/>
+          <w:bCs w:val="0"/>
+        </w:rPr>
+      </w:pPr>
+      <w:r>
+        <w:rPr>
+          <w:b/>
+          <w:bCs w:val="0"/>
+        </w:rPr>
+        <w:t>Интернет-ресурсы и документация:</w:t>
+      </w:r>
+    </w:p>
+    <w:p>
+      <w:pPr>
+        <w:pStyle w:val="11"/>
+        <w:numPr>
+          <w:ilvl w:val="0"/>
+          <w:numId w:val="8"/>
+        </w:numPr>
+        <w:rPr>
+          <w:b/>
+          <w:lang w:val="en-US"/>
+        </w:rPr>
+      </w:pPr>
+      <w:r>
+        <w:rPr>
+          <w:lang w:val="en-US"/>
+        </w:rPr>
+        <w:lastRenderedPageBreak/>
+        <w:t>Android Developers: Guide to app architecture [</w:t>
+      </w:r>
+      <w:r>
+        <w:t>Электронный</w:t>
+      </w:r>
+      <w:r>
+        <w:rPr>
+          <w:lang w:val="en-US"/>
+        </w:rPr>
+        <w:t xml:space="preserve"> </w:t>
+      </w:r>
+      <w:r>
+        <w:t>ресурс</w:t>
+      </w:r>
+      <w:r>
+        <w:rPr>
+          <w:lang w:val="en-US"/>
+        </w:rPr>
+        <w:t>]. — URL: https://developer.android.com/topic/architecture (</w:t>
+      </w:r>
+      <w:r>
+        <w:t>дата</w:t>
+      </w:r>
+      <w:r>
+        <w:rPr>
+          <w:lang w:val="en-US"/>
+        </w:rPr>
+        <w:t xml:space="preserve"> </w:t>
+      </w:r>
+      <w:r>
+        <w:t>обращения</w:t>
+      </w:r>
+      <w:r>
+        <w:rPr>
+          <w:lang w:val="en-US"/>
+        </w:rPr>
+        <w:t>: 20.03.2026).</w:t>
+      </w:r>
+    </w:p>
+    <w:p>
+      <w:pPr>
+        <w:pStyle w:val="11"/>
+        <w:numPr>
+          <w:ilvl w:val="0"/>
+          <w:numId w:val="8"/>
+        </w:numPr>
+        <w:rPr>
+          <w:b/>
+          <w:lang w:val="en-US"/>
+        </w:rPr>
+      </w:pPr>
+      <w:r>
+        <w:rPr>
+          <w:lang w:val="en-US"/>
+        </w:rPr>
+        <w:t>Android Developers: Save data in a local database using Room [</w:t>
+      </w:r>
+      <w:r>
+        <w:t>Электронный</w:t>
+      </w:r>
+      <w:r>
+        <w:rPr>
+          <w:lang w:val="en-US"/>
+        </w:rPr>
+        <w:t xml:space="preserve"> </w:t>
+      </w:r>
+      <w:r>
+        <w:t>ресурс</w:t>
+      </w:r>
+      <w:r>
+        <w:rPr>
+          <w:lang w:val="en-US"/>
+        </w:rPr>
+        <w:t>]. — URL: https://developer.android.com/training/data-storage/room (</w:t>
+      </w:r>
+      <w:r>
+        <w:t>дата</w:t>
+      </w:r>
+      <w:r>
+        <w:rPr>
+          <w:lang w:val="en-US"/>
+        </w:rPr>
+        <w:t xml:space="preserve"> </w:t>
+      </w:r>
+      <w:r>
+        <w:t>обращения</w:t>
+      </w:r>
+      <w:r>
+        <w:rPr>
+          <w:lang w:val="en-US"/>
+        </w:rPr>
+        <w:t>: 22.03.2026).</w:t>
+      </w:r>
+    </w:p>
+    <w:p>
+      <w:pPr>
+        <w:pStyle w:val="11"/>
+        <w:numPr>
+          <w:ilvl w:val="0"/>
+          <w:numId w:val="8"/>
+        </w:numPr>
+        <w:rPr>
+          <w:b/>
+          <w:lang w:val="en-US"/>
+        </w:rPr>
+      </w:pPr>
+      <w:r>
+        <w:rPr>
+          <w:lang w:val="en-US"/>
+        </w:rPr>
+        <w:t>Kotlin Documentation: Coroutines and Flows [</w:t>
+      </w:r>
+      <w:r>
+        <w:t>Электронный</w:t>
+      </w:r>
+      <w:r>
+        <w:rPr>
+          <w:lang w:val="en-US"/>
+        </w:rPr>
+        <w:t xml:space="preserve"> </w:t>
+      </w:r>
+      <w:r>
+        <w:t>ресурс</w:t>
+      </w:r>
+      <w:r>
+        <w:rPr>
+          <w:lang w:val="en-US"/>
+        </w:rPr>
+        <w:t>] // JetBrains. — URL: https://kotlinlang.org/docs/coroutines-overview.html (</w:t>
+      </w:r>
+      <w:r>
+        <w:t>дата</w:t>
+      </w:r>
+      <w:r>
+        <w:rPr>
+          <w:lang w:val="en-US"/>
+        </w:rPr>
+        <w:t xml:space="preserve"> </w:t>
+      </w:r>
+      <w:r>
+        <w:t>обращения</w:t>
+      </w:r>
+      <w:r>
+        <w:rPr>
+          <w:lang w:val="en-US"/>
+        </w:rPr>
+        <w:t>: 15.03.2026).</w:t>
+      </w:r>
+    </w:p>
+    <w:p>
+      <w:pPr>
+        <w:pStyle w:val="11"/>
+        <w:numPr>
+          <w:ilvl w:val="0"/>
+          <w:numId w:val="8"/>
+        </w:numPr>
+        <w:rPr>
+          <w:b/>
+          <w:lang w:val="en-US"/>
+        </w:rPr>
+      </w:pPr>
+      <w:proofErr w:type="spellStart"/>
+      <w:r>
+        <w:rPr>
+          <w:lang w:val="en-US"/>
+        </w:rPr>
+        <w:t>MPAndroidChart</w:t>
+      </w:r>
+      <w:proofErr w:type="spellEnd"/>
+      <w:r>
+        <w:rPr>
+          <w:lang w:val="en-US"/>
+        </w:rPr>
+        <w:t xml:space="preserve"> Documentation [</w:t>
+      </w:r>
+      <w:r>
+        <w:t>Электронный</w:t>
+      </w:r>
+      <w:r>
+        <w:rPr>
+          <w:lang w:val="en-US"/>
+        </w:rPr>
+        <w:t xml:space="preserve"> </w:t>
+      </w:r>
+      <w:r>
+        <w:t>ресурс</w:t>
+      </w:r>
+      <w:r>
+        <w:rPr>
+          <w:lang w:val="en-US"/>
+        </w:rPr>
+        <w:t>] // GitHub. — URL: https://github.com/PhilJay/MPAndroidChart (</w:t>
+      </w:r>
+      <w:r>
+        <w:t>дата</w:t>
+      </w:r>
+      <w:r>
+        <w:rPr>
+          <w:lang w:val="en-US"/>
+        </w:rPr>
+        <w:t xml:space="preserve"> </w:t>
+      </w:r>
+      <w:r>
+        <w:t>обращения</w:t>
+      </w:r>
+      <w:r>
+        <w:rPr>
+          <w:lang w:val="en-US"/>
+        </w:rPr>
+        <w:t>: 18.03.2026).</w:t>
+      </w:r>
+    </w:p>
+    <w:p>
+      <w:pPr>
+        <w:pStyle w:val="11"/>
+        <w:numPr>
+          <w:ilvl w:val="0"/>
+          <w:numId w:val="8"/>
+        </w:numPr>
+        <w:rPr>
+          <w:b/>
+          <w:lang w:val="en-US"/>
+        </w:rPr>
+      </w:pPr>
+      <w:r>
+        <w:rPr>
+          <w:lang w:val="en-US"/>
+        </w:rPr>
+        <w:t>Retrofit 2 Documentation [</w:t>
+      </w:r>
+      <w:r>
+        <w:t>Электронный</w:t>
+      </w:r>
+      <w:r>
+        <w:rPr>
+          <w:lang w:val="en-US"/>
+        </w:rPr>
+        <w:t xml:space="preserve"> </w:t>
+      </w:r>
+      <w:r>
+        <w:t>ресурс</w:t>
+      </w:r>
+      <w:r>
+        <w:rPr>
+          <w:lang w:val="en-US"/>
+        </w:rPr>
+        <w:t>] // Square Open Source. — URL: https://square.github.io/retrofit/ (</w:t>
+      </w:r>
+      <w:r>
+        <w:t>дата</w:t>
+      </w:r>
+      <w:r>
+        <w:rPr>
+          <w:lang w:val="en-US"/>
+        </w:rPr>
+        <w:t xml:space="preserve"> </w:t>
+      </w:r>
+      <w:r>
+        <w:t>обращения</w:t>
+      </w:r>
+      <w:r>
+        <w:rPr>
+          <w:lang w:val="en-US"/>
+        </w:rPr>
+        <w:t>: 25.03.2026).</w:t>
+      </w:r>
+    </w:p>
+    <w:p>
+      <w:pPr>
+        <w:pStyle w:val="11"/>
+        <w:numPr>
+          <w:ilvl w:val="0"/>
+          <w:numId w:val="8"/>
+        </w:numPr>
+        <w:rPr>
+          <w:b/>
+        </w:rPr>
+      </w:pPr>
+      <w:r>
+        <w:t>Официальная документация Центрального Банка РФ: XML-шлюз котировок валют [Электронный ресурс]. — URL: https://www.cbr.ru/development/SXML/ (дата обращения: 28.03.2026).</w:t>
+      </w:r>
+    </w:p>
+    <w:p>
+      <w:pPr>
+        <w:pStyle w:val="1"/>
+      </w:pPr>
+      <w:r>
+        <w:br w:type="page"/>
+      </w:r>
+      <w:bookmarkStart w:id="31" w:name="_Toc225978039"/>
+      <w:r>
+        <w:lastRenderedPageBreak/>
+        <w:t>ПРИЛОЖЕНИЕ</w:t>
+      </w:r>
+      <w:bookmarkEnd w:id="31"/>
+    </w:p>
+    <w:p>
+      <w:pPr>
+        <w:pStyle w:val="11"/>
+        <w:rPr>
+          <w:b/>
+        </w:rPr>
+      </w:pPr>
+      <w:r>
+        <w:t xml:space="preserve">Полный исходный код проекта, включая XML-макеты пользовательского интерфейса, ресурсы и конфигурационные файлы сборки </w:t>
+      </w:r>
+      <w:proofErr w:type="spellStart"/>
+      <w:r>
+        <w:t>Gradle</w:t>
+      </w:r>
+      <w:proofErr w:type="spellEnd"/>
+      <w:r>
+        <w:t>, размещен в удаленном репозитории и доступен для скачивания и ознакомления.</w:t>
+      </w:r>
+    </w:p>
+    <w:p>
+      <w:pPr>
+        <w:pStyle w:val="11"/>
+        <w:jc w:val="center"/>
+      </w:pPr>
+      <w:r>
+        <w:t xml:space="preserve">Ссылка на репозиторий: </w:t>
+      </w:r>
+      <w:hyperlink r:id="rId13" w:history="1">
+        <w:r>
+          <w:rPr>
+            <w:rStyle w:val="af2"/>
+          </w:rPr>
+          <w:t>https://github.com/DanMenshi/course_work</w:t>
+        </w:r>
+      </w:hyperlink>
+    </w:p>
+    <w:p>
+      <w:pPr>
+        <w:pStyle w:val="11"/>
+        <w:jc w:val="center"/>
+      </w:pPr>
+      <w:r>
+        <w:t>QR-код для быстрого перехода к репозиторию:</w:t>
+      </w:r>
+    </w:p>
+    <w:p>
+      <w:pPr>
+        <w:pStyle w:val="11"/>
+        <w:jc w:val="center"/>
+      </w:pPr>
+      <w:r>
+        <w:rPr>
+          <w:noProof/>
+        </w:rPr>
+        <w:drawing>
+          <wp:inline distT="0" distB="0" distL="0" distR="0" wp14:anchorId="0B0FB8DC" wp14:editId="75337C34">
+            <wp:extent cx="3934374" cy="3943900"/>
+            <wp:effectExtent l="0" t="0" r="9525" b="0"/>
+            <wp:docPr id="1660477171" name="Рисунок 1"/>
+            <wp:cNvGraphicFramePr>
+              <a:graphicFrameLocks xmlns:a="http://schemas.openxmlformats.org/drawingml/2006/main" noChangeAspect="1"/>
+            </wp:cNvGraphicFramePr>
+            <a:graphic xmlns:a="http://schemas.openxmlformats.org/drawingml/2006/main">
+              <a:graphicData uri="http://schemas.openxmlformats.org/drawingml/2006/picture">
+                <pic:pic xmlns:pic="http://schemas.openxmlformats.org/drawingml/2006/picture">
+                  <pic:nvPicPr>
+                    <pic:cNvPr id="1660477171" name=""/>
+                    <pic:cNvPicPr/>
+                  </pic:nvPicPr>
+                  <pic:blipFill>
+                    <a:blip r:embed="rId14"/>
+                    <a:stretch>
+                      <a:fillRect/>
+                    </a:stretch>
+                  </pic:blipFill>
+                  <pic:spPr>
+                    <a:xfrm>
+                      <a:off x="0" y="0"/>
+                      <a:ext cx="3934374" cy="3943900"/>
+                    </a:xfrm>
+                    <a:prstGeom prst="rect">
+                      <a:avLst/>
+                    </a:prstGeom>
+                  </pic:spPr>
+                </pic:pic>
+              </a:graphicData>
+            </a:graphic>
+          </wp:inline>
+        </w:drawing>
+      </w:r>
+    </w:p>
     <w:sectPr>
+      <w:headerReference w:type="default" r:id="rId15"/>
       <w:pgSz w:w="11906" w:h="16838"/>
-      <w:pgMar w:top="1134" w:right="850" w:bottom="1134" w:left="1701" w:header="708" w:footer="708" w:gutter="0"/>
+      <w:pgMar w:top="1134" w:right="851" w:bottom="1134" w:left="1701" w:header="709" w:footer="709" w:gutter="0"/>
       <w:cols w:space="708"/>
+      <w:titlePg/>
       <w:docGrid w:linePitch="360"/>
     </w:sectPr>
   </w:body>
 </w:document>
+</file>
+
+<file path=word/endnotes.xml><?xml version="1.0" encoding="utf-8"?>
+<w:endnotes xmlns:wpc="http://schemas.microsoft.com/office/word/2010/wordprocessingCanvas" xmlns:cx="http://schemas.microsoft.com/office/drawing/2014/chartex" xmlns:cx1="http://schemas.microsoft.com/office/drawing/2015/9/8/chartex" xmlns:cx2="http://schemas.microsoft.com/office/drawing/2015/10/21/chartex" xmlns:cx3="http://schemas.microsoft.com/office/drawing/2016/5/9/chartex" xmlns:cx4="http://schemas.microsoft.com/office/drawing/2016/5/10/chartex" xmlns:cx5="http://schemas.microsoft.com/office/drawing/2016/5/11/chartex" xmlns:cx6="http://schemas.microsoft.com/office/drawing/2016/5/12/chartex" xmlns:cx7="http://schemas.microsoft.com/office/drawing/2016/5/13/chartex" xmlns:cx8="http://schemas.microsoft.com/office/drawing/2016/5/14/chartex" xmlns:mc="http://schemas.openxmlformats.org/markup-compatibility/2006" xmlns:aink="http://schemas.microsoft.com/office/drawing/2016/ink" xmlns:am3d="http://schemas.microsoft.com/office/drawing/2017/model3d" xmlns:o="urn:schemas-microsoft-com:office:office" xmlns:r="http://schemas.openxmlformats.org/officeDocument/2006/relationships" xmlns:m="http://schemas.openxmlformats.org/officeDocument/2006/math" xmlns:v="urn:schemas-microsoft-com:vml" xmlns:wp14="http://schemas.microsoft.com/office/word/2010/wordprocessingDrawing" xmlns:wp="http://schemas.openxmlformats.org/drawingml/2006/wordprocessingDrawing" xmlns:w10="urn:schemas-microsoft-com:office:word" xmlns:w="http://schemas.openxmlformats.org/wordprocessingml/2006/main" xmlns:w14="http://schemas.microsoft.com/office/word/2010/wordml" xmlns:w15="http://schemas.microsoft.com/office/word/2012/wordml" xmlns:w16cex="http://schemas.microsoft.com/office/word/2018/wordml/cex" xmlns:w16cid="http://schemas.microsoft.com/office/word/2016/wordml/cid" xmlns:w16="http://schemas.microsoft.com/office/word/2018/wordml" xmlns:w16sdtdh="http://schemas.microsoft.com/office/word/2020/wordml/sdtdatahash" xmlns:w16se="http://schemas.microsoft.com/office/word/2015/wordml/symex" xmlns:wpg="http://schemas.microsoft.com/office/word/2010/wordprocessingGroup" xmlns:wpi="http://schemas.microsoft.com/office/word/2010/wordprocessingInk" xmlns:wne="http://schemas.microsoft.com/office/word/2006/wordml" xmlns:wps="http://schemas.microsoft.com/office/word/2010/wordprocessingShape" mc:Ignorable="w14 w15 w16se w16cid w16 w16cex w16sdtdh wp14">
+  <w:endnote w:type="separator" w:id="-1">
+    <w:p>
+      <w:pPr>
+        <w:spacing w:after="0" w:line="240" w:lineRule="auto"/>
+      </w:pPr>
+      <w:r>
+        <w:separator/>
+      </w:r>
+    </w:p>
+  </w:endnote>
+  <w:endnote w:type="continuationSeparator" w:id="0">
+    <w:p>
+      <w:pPr>
+        <w:spacing w:after="0" w:line="240" w:lineRule="auto"/>
+      </w:pPr>
+      <w:r>
+        <w:continuationSeparator/>
+      </w:r>
+    </w:p>
+  </w:endnote>
+</w:endnotes>
+</file>
+
+<file path=word/footnotes.xml><?xml version="1.0" encoding="utf-8"?>
+<w:footnotes xmlns:wpc="http://schemas.microsoft.com/office/word/2010/wordprocessingCanvas" xmlns:cx="http://schemas.microsoft.com/office/drawing/2014/chartex" xmlns:cx1="http://schemas.microsoft.com/office/drawing/2015/9/8/chartex" xmlns:cx2="http://schemas.microsoft.com/office/drawing/2015/10/21/chartex" xmlns:cx3="http://schemas.microsoft.com/office/drawing/2016/5/9/chartex" xmlns:cx4="http://schemas.microsoft.com/office/drawing/2016/5/10/chartex" xmlns:cx5="http://schemas.microsoft.com/office/drawing/2016/5/11/chartex" xmlns:cx6="http://schemas.microsoft.com/office/drawing/2016/5/12/chartex" xmlns:cx7="http://schemas.microsoft.com/office/drawing/2016/5/13/chartex" xmlns:cx8="http://schemas.microsoft.com/office/drawing/2016/5/14/chartex" xmlns:mc="http://schemas.openxmlformats.org/markup-compatibility/2006" xmlns:aink="http://schemas.microsoft.com/office/drawing/2016/ink" xmlns:am3d="http://schemas.microsoft.com/office/drawing/2017/model3d" xmlns:o="urn:schemas-microsoft-com:office:office" xmlns:r="http://schemas.openxmlformats.org/officeDocument/2006/relationships" xmlns:m="http://schemas.openxmlformats.org/officeDocument/2006/math" xmlns:v="urn:schemas-microsoft-com:vml" xmlns:wp14="http://schemas.microsoft.com/office/word/2010/wordprocessingDrawing" xmlns:wp="http://schemas.openxmlformats.org/drawingml/2006/wordprocessingDrawing" xmlns:w10="urn:schemas-microsoft-com:office:word" xmlns:w="http://schemas.openxmlformats.org/wordprocessingml/2006/main" xmlns:w14="http://schemas.microsoft.com/office/word/2010/wordml" xmlns:w15="http://schemas.microsoft.com/office/word/2012/wordml" xmlns:w16cex="http://schemas.microsoft.com/office/word/2018/wordml/cex" xmlns:w16cid="http://schemas.microsoft.com/office/word/2016/wordml/cid" xmlns:w16="http://schemas.microsoft.com/office/word/2018/wordml" xmlns:w16sdtdh="http://schemas.microsoft.com/office/word/2020/wordml/sdtdatahash" xmlns:w16se="http://schemas.microsoft.com/office/word/2015/wordml/symex" xmlns:wpg="http://schemas.microsoft.com/office/word/2010/wordprocessingGroup" xmlns:wpi="http://schemas.microsoft.com/office/word/2010/wordprocessingInk" xmlns:wne="http://schemas.microsoft.com/office/word/2006/wordml" xmlns:wps="http://schemas.microsoft.com/office/word/2010/wordprocessingShape" mc:Ignorable="w14 w15 w16se w16cid w16 w16cex w16sdtdh wp14">
+  <w:footnote w:type="separator" w:id="-1">
+    <w:p>
+      <w:pPr>
+        <w:spacing w:after="0" w:line="240" w:lineRule="auto"/>
+      </w:pPr>
+      <w:r>
+        <w:separator/>
+      </w:r>
+    </w:p>
+  </w:footnote>
+  <w:footnote w:type="continuationSeparator" w:id="0">
+    <w:p>
+      <w:pPr>
+        <w:spacing w:after="0" w:line="240" w:lineRule="auto"/>
+      </w:pPr>
+      <w:r>
+        <w:continuationSeparator/>
+      </w:r>
+    </w:p>
+  </w:footnote>
+</w:footnotes>
+</file>
+
+<file path=word/header1.xml><?xml version="1.0" encoding="utf-8"?>
+<w:hdr xmlns:wpc="http://schemas.microsoft.com/office/word/2010/wordprocessingCanvas" xmlns:cx="http://schemas.microsoft.com/office/drawing/2014/chartex" xmlns:cx1="http://schemas.microsoft.com/office/drawing/2015/9/8/chartex" xmlns:cx2="http://schemas.microsoft.com/office/drawing/2015/10/21/chartex" xmlns:cx3="http://schemas.microsoft.com/office/drawing/2016/5/9/chartex" xmlns:cx4="http://schemas.microsoft.com/office/drawing/2016/5/10/chartex" xmlns:cx5="http://schemas.microsoft.com/office/drawing/2016/5/11/chartex" xmlns:cx6="http://schemas.microsoft.com/office/drawing/2016/5/12/chartex" xmlns:cx7="http://schemas.microsoft.com/office/drawing/2016/5/13/chartex" xmlns:cx8="http://schemas.microsoft.com/office/drawing/2016/5/14/chartex" xmlns:mc="http://schemas.openxmlformats.org/markup-compatibility/2006" xmlns:aink="http://schemas.microsoft.com/office/drawing/2016/ink" xmlns:am3d="http://schemas.microsoft.com/office/drawing/2017/model3d" xmlns:o="urn:schemas-microsoft-com:office:office" xmlns:r="http://schemas.openxmlformats.org/officeDocument/2006/relationships" xmlns:m="http://schemas.openxmlformats.org/officeDocument/2006/math" xmlns:v="urn:schemas-microsoft-com:vml" xmlns:wp14="http://schemas.microsoft.com/office/word/2010/wordprocessingDrawing" xmlns:wp="http://schemas.openxmlformats.org/drawingml/2006/wordprocessingDrawing" xmlns:w10="urn:schemas-microsoft-com:office:word" xmlns:w="http://schemas.openxmlformats.org/wordprocessingml/2006/main" xmlns:w14="http://schemas.microsoft.com/office/word/2010/wordml" xmlns:w15="http://schemas.microsoft.com/office/word/2012/wordml" xmlns:w16cex="http://schemas.microsoft.com/office/word/2018/wordml/cex" xmlns:w16cid="http://schemas.microsoft.com/office/word/2016/wordml/cid" xmlns:w16="http://schemas.microsoft.com/office/word/2018/wordml" xmlns:w16sdtdh="http://schemas.microsoft.com/office/word/2020/wordml/sdtdatahash" xmlns:w16se="http://schemas.microsoft.com/office/word/2015/wordml/symex" xmlns:wpg="http://schemas.microsoft.com/office/word/2010/wordprocessingGroup" xmlns:wpi="http://schemas.microsoft.com/office/word/2010/wordprocessingInk" xmlns:wne="http://schemas.microsoft.com/office/word/2006/wordml" xmlns:wps="http://schemas.microsoft.com/office/word/2010/wordprocessingShape" mc:Ignorable="w14 w15 w16se w16cid w16 w16cex w16sdtdh wp14">
+  <w:sdt>
+    <w:sdtPr>
+      <w:rPr>
+        <w:rFonts w:ascii="Times New Roman" w:hAnsi="Times New Roman" w:cs="Times New Roman"/>
+        <w:sz w:val="28"/>
+        <w:szCs w:val="28"/>
+      </w:rPr>
+      <w:id w:val="-1431583306"/>
+      <w:docPartObj>
+        <w:docPartGallery w:val="Page Numbers (Top of Page)"/>
+        <w:docPartUnique/>
+      </w:docPartObj>
+    </w:sdtPr>
+    <w:sdtEndPr/>
+    <w:sdtContent>
+      <w:p>
+        <w:pPr>
+          <w:pStyle w:val="ac"/>
+          <w:jc w:val="center"/>
+          <w:rPr>
+            <w:rFonts w:ascii="Times New Roman" w:hAnsi="Times New Roman" w:cs="Times New Roman"/>
+            <w:sz w:val="28"/>
+            <w:szCs w:val="28"/>
+          </w:rPr>
+        </w:pPr>
+        <w:r>
+          <w:rPr>
+            <w:rFonts w:ascii="Times New Roman" w:hAnsi="Times New Roman" w:cs="Times New Roman"/>
+            <w:sz w:val="28"/>
+            <w:szCs w:val="28"/>
+          </w:rPr>
+          <w:fldChar w:fldCharType="begin"/>
+        </w:r>
+        <w:r>
+          <w:rPr>
+            <w:rFonts w:ascii="Times New Roman" w:hAnsi="Times New Roman" w:cs="Times New Roman"/>
+            <w:sz w:val="28"/>
+            <w:szCs w:val="28"/>
+          </w:rPr>
+          <w:instrText>PAGE   \* MERGEFORMAT</w:instrText>
+        </w:r>
+        <w:r>
+          <w:rPr>
+            <w:rFonts w:ascii="Times New Roman" w:hAnsi="Times New Roman" w:cs="Times New Roman"/>
+            <w:sz w:val="28"/>
+            <w:szCs w:val="28"/>
+          </w:rPr>
+          <w:fldChar w:fldCharType="separate"/>
+        </w:r>
+        <w:r>
+          <w:rPr>
+            <w:rFonts w:ascii="Times New Roman" w:hAnsi="Times New Roman" w:cs="Times New Roman"/>
+            <w:sz w:val="28"/>
+            <w:szCs w:val="28"/>
+          </w:rPr>
+          <w:t>2</w:t>
+        </w:r>
+        <w:r>
+          <w:rPr>
+            <w:rFonts w:ascii="Times New Roman" w:hAnsi="Times New Roman" w:cs="Times New Roman"/>
+            <w:sz w:val="28"/>
+            <w:szCs w:val="28"/>
+          </w:rPr>
+          <w:fldChar w:fldCharType="end"/>
+        </w:r>
+      </w:p>
+    </w:sdtContent>
+  </w:sdt>
+  <w:p>
+    <w:pPr>
+      <w:pStyle w:val="ac"/>
+    </w:pPr>
+  </w:p>
+</w:hdr>
+</file>
+
+<file path=word/numbering.xml><?xml version="1.0" encoding="utf-8"?>
+<w:numbering xmlns:wpc="http://schemas.microsoft.com/office/word/2010/wordprocessingCanvas" xmlns:cx="http://schemas.microsoft.com/office/drawing/2014/chartex" xmlns:cx1="http://schemas.microsoft.com/office/drawing/2015/9/8/chartex" xmlns:cx2="http://schemas.microsoft.com/office/drawing/2015/10/21/chartex" xmlns:cx3="http://schemas.microsoft.com/office/drawing/2016/5/9/chartex" xmlns:cx4="http://schemas.microsoft.com/office/drawing/2016/5/10/chartex" xmlns:cx5="http://schemas.microsoft.com/office/drawing/2016/5/11/chartex" xmlns:cx6="http://schemas.microsoft.com/office/drawing/2016/5/12/chartex" xmlns:cx7="http://schemas.microsoft.com/office/drawing/2016/5/13/chartex" xmlns:cx8="http://schemas.microsoft.com/office/drawing/2016/5/14/chartex" xmlns:mc="http://schemas.openxmlformats.org/markup-compatibility/2006" xmlns:aink="http://schemas.microsoft.com/office/drawing/2016/ink" xmlns:am3d="http://schemas.microsoft.com/office/drawing/2017/model3d" xmlns:o="urn:schemas-microsoft-com:office:office" xmlns:r="http://schemas.openxmlformats.org/officeDocument/2006/relationships" xmlns:m="http://schemas.openxmlformats.org/officeDocument/2006/math" xmlns:v="urn:schemas-microsoft-com:vml" xmlns:wp14="http://schemas.microsoft.com/office/word/2010/wordprocessingDrawing" xmlns:wp="http://schemas.openxmlformats.org/drawingml/2006/wordprocessingDrawing" xmlns:w10="urn:schemas-microsoft-com:office:word" xmlns:w="http://schemas.openxmlformats.org/wordprocessingml/2006/main" xmlns:w14="http://schemas.microsoft.com/office/word/2010/wordml" xmlns:w15="http://schemas.microsoft.com/office/word/2012/wordml" xmlns:w16cex="http://schemas.microsoft.com/office/word/2018/wordml/cex" xmlns:w16cid="http://schemas.microsoft.com/office/word/2016/wordml/cid" xmlns:w16="http://schemas.microsoft.com/office/word/2018/wordml" xmlns:w16sdtdh="http://schemas.microsoft.com/office/word/2020/wordml/sdtdatahash" xmlns:w16se="http://schemas.microsoft.com/office/word/2015/wordml/symex" xmlns:wpg="http://schemas.microsoft.com/office/word/2010/wordprocessingGroup" xmlns:wpi="http://schemas.microsoft.com/office/word/2010/wordprocessingInk" xmlns:wne="http://schemas.microsoft.com/office/word/2006/wordml" xmlns:wps="http://schemas.microsoft.com/office/word/2010/wordprocessingShape" mc:Ignorable="w14 w15 w16se w16cid w16 w16cex w16sdtdh wp14">
+  <w:abstractNum w:abstractNumId="0" w15:restartNumberingAfterBreak="0">
+    <w:nsid w:val="016D5AAC"/>
+    <w:multiLevelType w:val="hybridMultilevel"/>
+    <w:tmpl w:val="64D2591A"/>
+    <w:lvl w:ilvl="0" w:tplc="0419000F">
+      <w:start w:val="1"/>
+      <w:numFmt w:val="decimal"/>
+      <w:lvlText w:val="%1."/>
+      <w:lvlJc w:val="left"/>
+      <w:pPr>
+        <w:ind w:left="720" w:hanging="360"/>
+      </w:pPr>
+    </w:lvl>
+    <w:lvl w:ilvl="1" w:tplc="04190019" w:tentative="1">
+      <w:start w:val="1"/>
+      <w:numFmt w:val="lowerLetter"/>
+      <w:lvlText w:val="%2."/>
+      <w:lvlJc w:val="left"/>
+      <w:pPr>
+        <w:ind w:left="1440" w:hanging="360"/>
+      </w:pPr>
+    </w:lvl>
+    <w:lvl w:ilvl="2" w:tplc="0419001B" w:tentative="1">
+      <w:start w:val="1"/>
+      <w:numFmt w:val="lowerRoman"/>
+      <w:lvlText w:val="%3."/>
+      <w:lvlJc w:val="right"/>
+      <w:pPr>
+        <w:ind w:left="2160" w:hanging="180"/>
+      </w:pPr>
+    </w:lvl>
+    <w:lvl w:ilvl="3" w:tplc="0419000F" w:tentative="1">
+      <w:start w:val="1"/>
+      <w:numFmt w:val="decimal"/>
+      <w:lvlText w:val="%4."/>
+      <w:lvlJc w:val="left"/>
+      <w:pPr>
+        <w:ind w:left="2880" w:hanging="360"/>
+      </w:pPr>
+    </w:lvl>
+    <w:lvl w:ilvl="4" w:tplc="04190019" w:tentative="1">
+      <w:start w:val="1"/>
+      <w:numFmt w:val="lowerLetter"/>
+      <w:lvlText w:val="%5."/>
+      <w:lvlJc w:val="left"/>
+      <w:pPr>
+        <w:ind w:left="3600" w:hanging="360"/>
+      </w:pPr>
+    </w:lvl>
+    <w:lvl w:ilvl="5" w:tplc="0419001B" w:tentative="1">
+      <w:start w:val="1"/>
+      <w:numFmt w:val="lowerRoman"/>
+      <w:lvlText w:val="%6."/>
+      <w:lvlJc w:val="right"/>
+      <w:pPr>
+        <w:ind w:left="4320" w:hanging="180"/>
+      </w:pPr>
+    </w:lvl>
+    <w:lvl w:ilvl="6" w:tplc="0419000F" w:tentative="1">
+      <w:start w:val="1"/>
+      <w:numFmt w:val="decimal"/>
+      <w:lvlText w:val="%7."/>
+      <w:lvlJc w:val="left"/>
+      <w:pPr>
+        <w:ind w:left="5040" w:hanging="360"/>
+      </w:pPr>
+    </w:lvl>
+    <w:lvl w:ilvl="7" w:tplc="04190019" w:tentative="1">
+      <w:start w:val="1"/>
+      <w:numFmt w:val="lowerLetter"/>
+      <w:lvlText w:val="%8."/>
+      <w:lvlJc w:val="left"/>
+      <w:pPr>
+        <w:ind w:left="5760" w:hanging="360"/>
+      </w:pPr>
+    </w:lvl>
+    <w:lvl w:ilvl="8" w:tplc="0419001B" w:tentative="1">
+      <w:start w:val="1"/>
+      <w:numFmt w:val="lowerRoman"/>
+      <w:lvlText w:val="%9."/>
+      <w:lvlJc w:val="right"/>
+      <w:pPr>
+        <w:ind w:left="6480" w:hanging="180"/>
+      </w:pPr>
+    </w:lvl>
+  </w:abstractNum>
+  <w:abstractNum w:abstractNumId="1" w15:restartNumberingAfterBreak="0">
+    <w:nsid w:val="306717EA"/>
+    <w:multiLevelType w:val="hybridMultilevel"/>
+    <w:tmpl w:val="66427ABA"/>
+    <w:lvl w:ilvl="0" w:tplc="0419000F">
+      <w:start w:val="1"/>
+      <w:numFmt w:val="decimal"/>
+      <w:lvlText w:val="%1."/>
+      <w:lvlJc w:val="left"/>
+      <w:pPr>
+        <w:ind w:left="720" w:hanging="360"/>
+      </w:pPr>
+    </w:lvl>
+    <w:lvl w:ilvl="1" w:tplc="04190019" w:tentative="1">
+      <w:start w:val="1"/>
+      <w:numFmt w:val="lowerLetter"/>
+      <w:lvlText w:val="%2."/>
+      <w:lvlJc w:val="left"/>
+      <w:pPr>
+        <w:ind w:left="1440" w:hanging="360"/>
+      </w:pPr>
+    </w:lvl>
+    <w:lvl w:ilvl="2" w:tplc="0419001B" w:tentative="1">
+      <w:start w:val="1"/>
+      <w:numFmt w:val="lowerRoman"/>
+      <w:lvlText w:val="%3."/>
+      <w:lvlJc w:val="right"/>
+      <w:pPr>
+        <w:ind w:left="2160" w:hanging="180"/>
+      </w:pPr>
+    </w:lvl>
+    <w:lvl w:ilvl="3" w:tplc="0419000F" w:tentative="1">
+      <w:start w:val="1"/>
+      <w:numFmt w:val="decimal"/>
+      <w:lvlText w:val="%4."/>
+      <w:lvlJc w:val="left"/>
+      <w:pPr>
+        <w:ind w:left="2880" w:hanging="360"/>
+      </w:pPr>
+    </w:lvl>
+    <w:lvl w:ilvl="4" w:tplc="04190019" w:tentative="1">
+      <w:start w:val="1"/>
+      <w:numFmt w:val="lowerLetter"/>
+      <w:lvlText w:val="%5."/>
+      <w:lvlJc w:val="left"/>
+      <w:pPr>
+        <w:ind w:left="3600" w:hanging="360"/>
+      </w:pPr>
+    </w:lvl>
+    <w:lvl w:ilvl="5" w:tplc="0419001B" w:tentative="1">
+      <w:start w:val="1"/>
+      <w:numFmt w:val="lowerRoman"/>
+      <w:lvlText w:val="%6."/>
+      <w:lvlJc w:val="right"/>
+      <w:pPr>
+        <w:ind w:left="4320" w:hanging="180"/>
+      </w:pPr>
+    </w:lvl>
+    <w:lvl w:ilvl="6" w:tplc="0419000F" w:tentative="1">
+      <w:start w:val="1"/>
+      <w:numFmt w:val="decimal"/>
+      <w:lvlText w:val="%7."/>
+      <w:lvlJc w:val="left"/>
+      <w:pPr>
+        <w:ind w:left="5040" w:hanging="360"/>
+      </w:pPr>
+    </w:lvl>
+    <w:lvl w:ilvl="7" w:tplc="04190019" w:tentative="1">
+      <w:start w:val="1"/>
+      <w:numFmt w:val="lowerLetter"/>
+      <w:lvlText w:val="%8."/>
+      <w:lvlJc w:val="left"/>
+      <w:pPr>
+        <w:ind w:left="5760" w:hanging="360"/>
+      </w:pPr>
+    </w:lvl>
+    <w:lvl w:ilvl="8" w:tplc="0419001B" w:tentative="1">
+      <w:start w:val="1"/>
+      <w:numFmt w:val="lowerRoman"/>
+      <w:lvlText w:val="%9."/>
+      <w:lvlJc w:val="right"/>
+      <w:pPr>
+        <w:ind w:left="6480" w:hanging="180"/>
+      </w:pPr>
+    </w:lvl>
+  </w:abstractNum>
+  <w:abstractNum w:abstractNumId="2" w15:restartNumberingAfterBreak="0">
+    <w:nsid w:val="34A724FC"/>
+    <w:multiLevelType w:val="hybridMultilevel"/>
+    <w:tmpl w:val="447CC090"/>
+    <w:lvl w:ilvl="0" w:tplc="0419000F">
+      <w:start w:val="1"/>
+      <w:numFmt w:val="decimal"/>
+      <w:lvlText w:val="%1."/>
+      <w:lvlJc w:val="left"/>
+      <w:pPr>
+        <w:ind w:left="720" w:hanging="360"/>
+      </w:pPr>
+    </w:lvl>
+    <w:lvl w:ilvl="1" w:tplc="04190019" w:tentative="1">
+      <w:start w:val="1"/>
+      <w:numFmt w:val="lowerLetter"/>
+      <w:lvlText w:val="%2."/>
+      <w:lvlJc w:val="left"/>
+      <w:pPr>
+        <w:ind w:left="1440" w:hanging="360"/>
+      </w:pPr>
+    </w:lvl>
+    <w:lvl w:ilvl="2" w:tplc="0419001B" w:tentative="1">
+      <w:start w:val="1"/>
+      <w:numFmt w:val="lowerRoman"/>
+      <w:lvlText w:val="%3."/>
+      <w:lvlJc w:val="right"/>
+      <w:pPr>
+        <w:ind w:left="2160" w:hanging="180"/>
+      </w:pPr>
+    </w:lvl>
+    <w:lvl w:ilvl="3" w:tplc="0419000F" w:tentative="1">
+      <w:start w:val="1"/>
+      <w:numFmt w:val="decimal"/>
+      <w:lvlText w:val="%4."/>
+      <w:lvlJc w:val="left"/>
+      <w:pPr>
+        <w:ind w:left="2880" w:hanging="360"/>
+      </w:pPr>
+    </w:lvl>
+    <w:lvl w:ilvl="4" w:tplc="04190019" w:tentative="1">
+      <w:start w:val="1"/>
+      <w:numFmt w:val="lowerLetter"/>
+      <w:lvlText w:val="%5."/>
+      <w:lvlJc w:val="left"/>
+      <w:pPr>
+        <w:ind w:left="3600" w:hanging="360"/>
+      </w:pPr>
+    </w:lvl>
+    <w:lvl w:ilvl="5" w:tplc="0419001B" w:tentative="1">
+      <w:start w:val="1"/>
+      <w:numFmt w:val="lowerRoman"/>
+      <w:lvlText w:val="%6."/>
+      <w:lvlJc w:val="right"/>
+      <w:pPr>
+        <w:ind w:left="4320" w:hanging="180"/>
+      </w:pPr>
+    </w:lvl>
+    <w:lvl w:ilvl="6" w:tplc="0419000F" w:tentative="1">
+      <w:start w:val="1"/>
+      <w:numFmt w:val="decimal"/>
+      <w:lvlText w:val="%7."/>
+      <w:lvlJc w:val="left"/>
+      <w:pPr>
+        <w:ind w:left="5040" w:hanging="360"/>
+      </w:pPr>
+    </w:lvl>
+    <w:lvl w:ilvl="7" w:tplc="04190019" w:tentative="1">
+      <w:start w:val="1"/>
+      <w:numFmt w:val="lowerLetter"/>
+      <w:lvlText w:val="%8."/>
+      <w:lvlJc w:val="left"/>
+      <w:pPr>
+        <w:ind w:left="5760" w:hanging="360"/>
+      </w:pPr>
+    </w:lvl>
+    <w:lvl w:ilvl="8" w:tplc="0419001B" w:tentative="1">
+      <w:start w:val="1"/>
+      <w:numFmt w:val="lowerRoman"/>
+      <w:lvlText w:val="%9."/>
+      <w:lvlJc w:val="right"/>
+      <w:pPr>
+        <w:ind w:left="6480" w:hanging="180"/>
+      </w:pPr>
+    </w:lvl>
+  </w:abstractNum>
+  <w:abstractNum w:abstractNumId="3" w15:restartNumberingAfterBreak="0">
+    <w:nsid w:val="41E07001"/>
+    <w:multiLevelType w:val="hybridMultilevel"/>
+    <w:tmpl w:val="60D8A278"/>
+    <w:lvl w:ilvl="0" w:tplc="0419000F">
+      <w:start w:val="1"/>
+      <w:numFmt w:val="decimal"/>
+      <w:lvlText w:val="%1."/>
+      <w:lvlJc w:val="left"/>
+      <w:pPr>
+        <w:ind w:left="720" w:hanging="360"/>
+      </w:pPr>
+    </w:lvl>
+    <w:lvl w:ilvl="1" w:tplc="04190019" w:tentative="1">
+      <w:start w:val="1"/>
+      <w:numFmt w:val="lowerLetter"/>
+      <w:lvlText w:val="%2."/>
+      <w:lvlJc w:val="left"/>
+      <w:pPr>
+        <w:ind w:left="1440" w:hanging="360"/>
+      </w:pPr>
+    </w:lvl>
+    <w:lvl w:ilvl="2" w:tplc="0419001B" w:tentative="1">
+      <w:start w:val="1"/>
+      <w:numFmt w:val="lowerRoman"/>
+      <w:lvlText w:val="%3."/>
+      <w:lvlJc w:val="right"/>
+      <w:pPr>
+        <w:ind w:left="2160" w:hanging="180"/>
+      </w:pPr>
+    </w:lvl>
+    <w:lvl w:ilvl="3" w:tplc="0419000F" w:tentative="1">
+      <w:start w:val="1"/>
+      <w:numFmt w:val="decimal"/>
+      <w:lvlText w:val="%4."/>
+      <w:lvlJc w:val="left"/>
+      <w:pPr>
+        <w:ind w:left="2880" w:hanging="360"/>
+      </w:pPr>
+    </w:lvl>
+    <w:lvl w:ilvl="4" w:tplc="04190019" w:tentative="1">
+      <w:start w:val="1"/>
+      <w:numFmt w:val="lowerLetter"/>
+      <w:lvlText w:val="%5."/>
+      <w:lvlJc w:val="left"/>
+      <w:pPr>
+        <w:ind w:left="3600" w:hanging="360"/>
+      </w:pPr>
+    </w:lvl>
+    <w:lvl w:ilvl="5" w:tplc="0419001B" w:tentative="1">
+      <w:start w:val="1"/>
+      <w:numFmt w:val="lowerRoman"/>
+      <w:lvlText w:val="%6."/>
+      <w:lvlJc w:val="right"/>
+      <w:pPr>
+        <w:ind w:left="4320" w:hanging="180"/>
+      </w:pPr>
+    </w:lvl>
+    <w:lvl w:ilvl="6" w:tplc="0419000F" w:tentative="1">
+      <w:start w:val="1"/>
+      <w:numFmt w:val="decimal"/>
+      <w:lvlText w:val="%7."/>
+      <w:lvlJc w:val="left"/>
+      <w:pPr>
+        <w:ind w:left="5040" w:hanging="360"/>
+      </w:pPr>
+    </w:lvl>
+    <w:lvl w:ilvl="7" w:tplc="04190019" w:tentative="1">
+      <w:start w:val="1"/>
+      <w:numFmt w:val="lowerLetter"/>
+      <w:lvlText w:val="%8."/>
+      <w:lvlJc w:val="left"/>
+      <w:pPr>
+        <w:ind w:left="5760" w:hanging="360"/>
+      </w:pPr>
+    </w:lvl>
+    <w:lvl w:ilvl="8" w:tplc="0419001B" w:tentative="1">
+      <w:start w:val="1"/>
+      <w:numFmt w:val="lowerRoman"/>
+      <w:lvlText w:val="%9."/>
+      <w:lvlJc w:val="right"/>
+      <w:pPr>
+        <w:ind w:left="6480" w:hanging="180"/>
+      </w:pPr>
+    </w:lvl>
+  </w:abstractNum>
+  <w:abstractNum w:abstractNumId="4" w15:restartNumberingAfterBreak="0">
+    <w:nsid w:val="41E1084C"/>
+    <w:multiLevelType w:val="hybridMultilevel"/>
+    <w:tmpl w:val="0A0A991E"/>
+    <w:lvl w:ilvl="0" w:tplc="0419000F">
+      <w:start w:val="1"/>
+      <w:numFmt w:val="decimal"/>
+      <w:lvlText w:val="%1."/>
+      <w:lvlJc w:val="left"/>
+      <w:pPr>
+        <w:ind w:left="720" w:hanging="360"/>
+      </w:pPr>
+    </w:lvl>
+    <w:lvl w:ilvl="1" w:tplc="04190019" w:tentative="1">
+      <w:start w:val="1"/>
+      <w:numFmt w:val="lowerLetter"/>
+      <w:lvlText w:val="%2."/>
+      <w:lvlJc w:val="left"/>
+      <w:pPr>
+        <w:ind w:left="1440" w:hanging="360"/>
+      </w:pPr>
+    </w:lvl>
+    <w:lvl w:ilvl="2" w:tplc="0419001B" w:tentative="1">
+      <w:start w:val="1"/>
+      <w:numFmt w:val="lowerRoman"/>
+      <w:lvlText w:val="%3."/>
+      <w:lvlJc w:val="right"/>
+      <w:pPr>
+        <w:ind w:left="2160" w:hanging="180"/>
+      </w:pPr>
+    </w:lvl>
+    <w:lvl w:ilvl="3" w:tplc="0419000F" w:tentative="1">
+      <w:start w:val="1"/>
+      <w:numFmt w:val="decimal"/>
+      <w:lvlText w:val="%4."/>
+      <w:lvlJc w:val="left"/>
+      <w:pPr>
+        <w:ind w:left="2880" w:hanging="360"/>
+      </w:pPr>
+    </w:lvl>
+    <w:lvl w:ilvl="4" w:tplc="04190019" w:tentative="1">
+      <w:start w:val="1"/>
+      <w:numFmt w:val="lowerLetter"/>
+      <w:lvlText w:val="%5."/>
+      <w:lvlJc w:val="left"/>
+      <w:pPr>
+        <w:ind w:left="3600" w:hanging="360"/>
+      </w:pPr>
+    </w:lvl>
+    <w:lvl w:ilvl="5" w:tplc="0419001B" w:tentative="1">
+      <w:start w:val="1"/>
+      <w:numFmt w:val="lowerRoman"/>
+      <w:lvlText w:val="%6."/>
+      <w:lvlJc w:val="right"/>
+      <w:pPr>
+        <w:ind w:left="4320" w:hanging="180"/>
+      </w:pPr>
+    </w:lvl>
+    <w:lvl w:ilvl="6" w:tplc="0419000F" w:tentative="1">
+      <w:start w:val="1"/>
+      <w:numFmt w:val="decimal"/>
+      <w:lvlText w:val="%7."/>
+      <w:lvlJc w:val="left"/>
+      <w:pPr>
+        <w:ind w:left="5040" w:hanging="360"/>
+      </w:pPr>
+    </w:lvl>
+    <w:lvl w:ilvl="7" w:tplc="04190019" w:tentative="1">
+      <w:start w:val="1"/>
+      <w:numFmt w:val="lowerLetter"/>
+      <w:lvlText w:val="%8."/>
+      <w:lvlJc w:val="left"/>
+      <w:pPr>
+        <w:ind w:left="5760" w:hanging="360"/>
+      </w:pPr>
+    </w:lvl>
+    <w:lvl w:ilvl="8" w:tplc="0419001B" w:tentative="1">
+      <w:start w:val="1"/>
+      <w:numFmt w:val="lowerRoman"/>
+      <w:lvlText w:val="%9."/>
+      <w:lvlJc w:val="right"/>
+      <w:pPr>
+        <w:ind w:left="6480" w:hanging="180"/>
+      </w:pPr>
+    </w:lvl>
+  </w:abstractNum>
+  <w:abstractNum w:abstractNumId="5" w15:restartNumberingAfterBreak="0">
+    <w:nsid w:val="445F2510"/>
+    <w:multiLevelType w:val="hybridMultilevel"/>
+    <w:tmpl w:val="0840E4D0"/>
+    <w:lvl w:ilvl="0" w:tplc="0419000F">
+      <w:start w:val="1"/>
+      <w:numFmt w:val="decimal"/>
+      <w:lvlText w:val="%1."/>
+      <w:lvlJc w:val="left"/>
+      <w:pPr>
+        <w:ind w:left="720" w:hanging="360"/>
+      </w:pPr>
+    </w:lvl>
+    <w:lvl w:ilvl="1" w:tplc="04190019">
+      <w:start w:val="1"/>
+      <w:numFmt w:val="lowerLetter"/>
+      <w:lvlText w:val="%2."/>
+      <w:lvlJc w:val="left"/>
+      <w:pPr>
+        <w:ind w:left="1440" w:hanging="360"/>
+      </w:pPr>
+    </w:lvl>
+    <w:lvl w:ilvl="2" w:tplc="0419001B" w:tentative="1">
+      <w:start w:val="1"/>
+      <w:numFmt w:val="lowerRoman"/>
+      <w:lvlText w:val="%3."/>
+      <w:lvlJc w:val="right"/>
+      <w:pPr>
+        <w:ind w:left="2160" w:hanging="180"/>
+      </w:pPr>
+    </w:lvl>
+    <w:lvl w:ilvl="3" w:tplc="0419000F" w:tentative="1">
+      <w:start w:val="1"/>
+      <w:numFmt w:val="decimal"/>
+      <w:lvlText w:val="%4."/>
+      <w:lvlJc w:val="left"/>
+      <w:pPr>
+        <w:ind w:left="2880" w:hanging="360"/>
+      </w:pPr>
+    </w:lvl>
+    <w:lvl w:ilvl="4" w:tplc="04190019" w:tentative="1">
+      <w:start w:val="1"/>
+      <w:numFmt w:val="lowerLetter"/>
+      <w:lvlText w:val="%5."/>
+      <w:lvlJc w:val="left"/>
+      <w:pPr>
+        <w:ind w:left="3600" w:hanging="360"/>
+      </w:pPr>
+    </w:lvl>
+    <w:lvl w:ilvl="5" w:tplc="0419001B" w:tentative="1">
+      <w:start w:val="1"/>
+      <w:numFmt w:val="lowerRoman"/>
+      <w:lvlText w:val="%6."/>
+      <w:lvlJc w:val="right"/>
+      <w:pPr>
+        <w:ind w:left="4320" w:hanging="180"/>
+      </w:pPr>
+    </w:lvl>
+    <w:lvl w:ilvl="6" w:tplc="0419000F" w:tentative="1">
+      <w:start w:val="1"/>
+      <w:numFmt w:val="decimal"/>
+      <w:lvlText w:val="%7."/>
+      <w:lvlJc w:val="left"/>
+      <w:pPr>
+        <w:ind w:left="5040" w:hanging="360"/>
+      </w:pPr>
+    </w:lvl>
+    <w:lvl w:ilvl="7" w:tplc="04190019" w:tentative="1">
+      <w:start w:val="1"/>
+      <w:numFmt w:val="lowerLetter"/>
+      <w:lvlText w:val="%8."/>
+      <w:lvlJc w:val="left"/>
+      <w:pPr>
+        <w:ind w:left="5760" w:hanging="360"/>
+      </w:pPr>
+    </w:lvl>
+    <w:lvl w:ilvl="8" w:tplc="0419001B" w:tentative="1">
+      <w:start w:val="1"/>
+      <w:numFmt w:val="lowerRoman"/>
+      <w:lvlText w:val="%9."/>
+      <w:lvlJc w:val="right"/>
+      <w:pPr>
+        <w:ind w:left="6480" w:hanging="180"/>
+      </w:pPr>
+    </w:lvl>
+  </w:abstractNum>
+  <w:abstractNum w:abstractNumId="6" w15:restartNumberingAfterBreak="0">
+    <w:nsid w:val="4A8223E3"/>
+    <w:multiLevelType w:val="hybridMultilevel"/>
+    <w:tmpl w:val="DFA6766A"/>
+    <w:lvl w:ilvl="0" w:tplc="0419000F">
+      <w:start w:val="1"/>
+      <w:numFmt w:val="decimal"/>
+      <w:lvlText w:val="%1."/>
+      <w:lvlJc w:val="left"/>
+      <w:pPr>
+        <w:ind w:left="720" w:hanging="360"/>
+      </w:pPr>
+    </w:lvl>
+    <w:lvl w:ilvl="1" w:tplc="04190019" w:tentative="1">
+      <w:start w:val="1"/>
+      <w:numFmt w:val="lowerLetter"/>
+      <w:lvlText w:val="%2."/>
+      <w:lvlJc w:val="left"/>
+      <w:pPr>
+        <w:ind w:left="1440" w:hanging="360"/>
+      </w:pPr>
+    </w:lvl>
+    <w:lvl w:ilvl="2" w:tplc="0419001B" w:tentative="1">
+      <w:start w:val="1"/>
+      <w:numFmt w:val="lowerRoman"/>
+      <w:lvlText w:val="%3."/>
+      <w:lvlJc w:val="right"/>
+      <w:pPr>
+        <w:ind w:left="2160" w:hanging="180"/>
+      </w:pPr>
+    </w:lvl>
+    <w:lvl w:ilvl="3" w:tplc="0419000F" w:tentative="1">
+      <w:start w:val="1"/>
+      <w:numFmt w:val="decimal"/>
+      <w:lvlText w:val="%4."/>
+      <w:lvlJc w:val="left"/>
+      <w:pPr>
+        <w:ind w:left="2880" w:hanging="360"/>
+      </w:pPr>
+    </w:lvl>
+    <w:lvl w:ilvl="4" w:tplc="04190019" w:tentative="1">
+      <w:start w:val="1"/>
+      <w:numFmt w:val="lowerLetter"/>
+      <w:lvlText w:val="%5."/>
+      <w:lvlJc w:val="left"/>
+      <w:pPr>
+        <w:ind w:left="3600" w:hanging="360"/>
+      </w:pPr>
+    </w:lvl>
+    <w:lvl w:ilvl="5" w:tplc="0419001B" w:tentative="1">
+      <w:start w:val="1"/>
+      <w:numFmt w:val="lowerRoman"/>
+      <w:lvlText w:val="%6."/>
+      <w:lvlJc w:val="right"/>
+      <w:pPr>
+        <w:ind w:left="4320" w:hanging="180"/>
+      </w:pPr>
+    </w:lvl>
+    <w:lvl w:ilvl="6" w:tplc="0419000F" w:tentative="1">
+      <w:start w:val="1"/>
+      <w:numFmt w:val="decimal"/>
+      <w:lvlText w:val="%7."/>
+      <w:lvlJc w:val="left"/>
+      <w:pPr>
+        <w:ind w:left="5040" w:hanging="360"/>
+      </w:pPr>
+    </w:lvl>
+    <w:lvl w:ilvl="7" w:tplc="04190019" w:tentative="1">
+      <w:start w:val="1"/>
+      <w:numFmt w:val="lowerLetter"/>
+      <w:lvlText w:val="%8."/>
+      <w:lvlJc w:val="left"/>
+      <w:pPr>
+        <w:ind w:left="5760" w:hanging="360"/>
+      </w:pPr>
+    </w:lvl>
+    <w:lvl w:ilvl="8" w:tplc="0419001B" w:tentative="1">
+      <w:start w:val="1"/>
+      <w:numFmt w:val="lowerRoman"/>
+      <w:lvlText w:val="%9."/>
+      <w:lvlJc w:val="right"/>
+      <w:pPr>
+        <w:ind w:left="6480" w:hanging="180"/>
+      </w:pPr>
+    </w:lvl>
+  </w:abstractNum>
+  <w:abstractNum w:abstractNumId="7" w15:restartNumberingAfterBreak="0">
+    <w:nsid w:val="620B0C2D"/>
+    <w:multiLevelType w:val="hybridMultilevel"/>
+    <w:tmpl w:val="96A6ED42"/>
+    <w:lvl w:ilvl="0" w:tplc="0419000F">
+      <w:start w:val="1"/>
+      <w:numFmt w:val="decimal"/>
+      <w:lvlText w:val="%1."/>
+      <w:lvlJc w:val="left"/>
+      <w:pPr>
+        <w:ind w:left="720" w:hanging="360"/>
+      </w:pPr>
+    </w:lvl>
+    <w:lvl w:ilvl="1" w:tplc="04190019" w:tentative="1">
+      <w:start w:val="1"/>
+      <w:numFmt w:val="lowerLetter"/>
+      <w:lvlText w:val="%2."/>
+      <w:lvlJc w:val="left"/>
+      <w:pPr>
+        <w:ind w:left="1440" w:hanging="360"/>
+      </w:pPr>
+    </w:lvl>
+    <w:lvl w:ilvl="2" w:tplc="0419001B" w:tentative="1">
+      <w:start w:val="1"/>
+      <w:numFmt w:val="lowerRoman"/>
+      <w:lvlText w:val="%3."/>
+      <w:lvlJc w:val="right"/>
+      <w:pPr>
+        <w:ind w:left="2160" w:hanging="180"/>
+      </w:pPr>
+    </w:lvl>
+    <w:lvl w:ilvl="3" w:tplc="0419000F" w:tentative="1">
+      <w:start w:val="1"/>
+      <w:numFmt w:val="decimal"/>
+      <w:lvlText w:val="%4."/>
+      <w:lvlJc w:val="left"/>
+      <w:pPr>
+        <w:ind w:left="2880" w:hanging="360"/>
+      </w:pPr>
+    </w:lvl>
+    <w:lvl w:ilvl="4" w:tplc="04190019" w:tentative="1">
+      <w:start w:val="1"/>
+      <w:numFmt w:val="lowerLetter"/>
+      <w:lvlText w:val="%5."/>
+      <w:lvlJc w:val="left"/>
+      <w:pPr>
+        <w:ind w:left="3600" w:hanging="360"/>
+      </w:pPr>
+    </w:lvl>
+    <w:lvl w:ilvl="5" w:tplc="0419001B" w:tentative="1">
+      <w:start w:val="1"/>
+      <w:numFmt w:val="lowerRoman"/>
+      <w:lvlText w:val="%6."/>
+      <w:lvlJc w:val="right"/>
+      <w:pPr>
+        <w:ind w:left="4320" w:hanging="180"/>
+      </w:pPr>
+    </w:lvl>
+    <w:lvl w:ilvl="6" w:tplc="0419000F" w:tentative="1">
+      <w:start w:val="1"/>
+      <w:numFmt w:val="decimal"/>
+      <w:lvlText w:val="%7."/>
+      <w:lvlJc w:val="left"/>
+      <w:pPr>
+        <w:ind w:left="5040" w:hanging="360"/>
+      </w:pPr>
+    </w:lvl>
+    <w:lvl w:ilvl="7" w:tplc="04190019" w:tentative="1">
+      <w:start w:val="1"/>
+      <w:numFmt w:val="lowerLetter"/>
+      <w:lvlText w:val="%8."/>
+      <w:lvlJc w:val="left"/>
+      <w:pPr>
+        <w:ind w:left="5760" w:hanging="360"/>
+      </w:pPr>
+    </w:lvl>
+    <w:lvl w:ilvl="8" w:tplc="0419001B" w:tentative="1">
+      <w:start w:val="1"/>
+      <w:numFmt w:val="lowerRoman"/>
+      <w:lvlText w:val="%9."/>
+      <w:lvlJc w:val="right"/>
+      <w:pPr>
+        <w:ind w:left="6480" w:hanging="180"/>
+      </w:pPr>
+    </w:lvl>
+  </w:abstractNum>
+  <w:num w:numId="1">
+    <w:abstractNumId w:val="1"/>
+  </w:num>
+  <w:num w:numId="2">
+    <w:abstractNumId w:val="0"/>
+  </w:num>
+  <w:num w:numId="3">
+    <w:abstractNumId w:val="6"/>
+  </w:num>
+  <w:num w:numId="4">
+    <w:abstractNumId w:val="7"/>
+  </w:num>
+  <w:num w:numId="5">
+    <w:abstractNumId w:val="2"/>
+  </w:num>
+  <w:num w:numId="6">
+    <w:abstractNumId w:val="3"/>
+  </w:num>
+  <w:num w:numId="7">
+    <w:abstractNumId w:val="4"/>
+  </w:num>
+  <w:num w:numId="8">
+    <w:abstractNumId w:val="5"/>
+  </w:num>
+</w:numbering>
 </file>
 
 <file path=word/styles.xml><?xml version="1.0" encoding="utf-8"?>
@@ -586,14 +8617,16 @@
     <w:rPrDefault>
       <w:rPr>
         <w:rFonts w:asciiTheme="minorHAnsi" w:eastAsiaTheme="minorHAnsi" w:hAnsiTheme="minorHAnsi" w:cstheme="minorBidi"/>
-        <w:sz w:val="22"/>
-        <w:szCs w:val="22"/>
+        <w:kern w:val="2"/>
+        <w:sz w:val="24"/>
+        <w:szCs w:val="24"/>
         <w:lang w:val="ru-RU" w:eastAsia="en-US" w:bidi="ar-SA"/>
+        <w14:ligatures w14:val="standardContextual"/>
       </w:rPr>
     </w:rPrDefault>
     <w:pPrDefault>
       <w:pPr>
-        <w:spacing w:after="160" w:line="259" w:lineRule="auto"/>
+        <w:spacing w:after="160" w:line="278" w:lineRule="auto"/>
       </w:pPr>
     </w:pPrDefault>
   </w:docDefaults>
@@ -978,21 +9011,213 @@
   <w:style w:type="paragraph" w:default="1" w:styleId="a">
     <w:name w:val="Normal"/>
     <w:qFormat/>
-    <w:rsid w:val="001B7E2E"/>
+  </w:style>
+  <w:style w:type="paragraph" w:styleId="1">
+    <w:name w:val="heading 1"/>
+    <w:basedOn w:val="a"/>
+    <w:next w:val="a"/>
+    <w:link w:val="10"/>
+    <w:uiPriority w:val="9"/>
+    <w:qFormat/>
+    <w:rsid w:val="00D827C4"/>
     <w:pPr>
-      <w:spacing w:line="276" w:lineRule="auto"/>
+      <w:keepNext/>
+      <w:keepLines/>
+      <w:spacing w:before="360" w:after="80"/>
+      <w:jc w:val="center"/>
+      <w:outlineLvl w:val="0"/>
     </w:pPr>
     <w:rPr>
-      <w:kern w:val="2"/>
-      <w:sz w:val="24"/>
-      <w:szCs w:val="24"/>
-      <w14:ligatures w14:val="standardContextual"/>
+      <w:rFonts w:ascii="Times New Roman" w:eastAsiaTheme="majorEastAsia" w:hAnsi="Times New Roman" w:cstheme="majorBidi"/>
+      <w:b/>
+      <w:color w:val="000000" w:themeColor="text1"/>
+      <w:sz w:val="28"/>
+      <w:szCs w:val="40"/>
+    </w:rPr>
+  </w:style>
+  <w:style w:type="paragraph" w:styleId="2">
+    <w:name w:val="heading 2"/>
+    <w:basedOn w:val="a"/>
+    <w:next w:val="a"/>
+    <w:link w:val="20"/>
+    <w:uiPriority w:val="9"/>
+    <w:unhideWhenUsed/>
+    <w:qFormat/>
+    <w:rsid w:val="006540BD"/>
+    <w:pPr>
+      <w:keepNext/>
+      <w:keepLines/>
+      <w:spacing w:before="160" w:after="80"/>
+      <w:jc w:val="center"/>
+      <w:outlineLvl w:val="1"/>
+    </w:pPr>
+    <w:rPr>
+      <w:rFonts w:ascii="Times New Roman" w:eastAsiaTheme="majorEastAsia" w:hAnsi="Times New Roman" w:cstheme="majorBidi"/>
+      <w:b/>
+      <w:color w:val="000000" w:themeColor="text1"/>
+      <w:sz w:val="28"/>
+      <w:szCs w:val="32"/>
+    </w:rPr>
+  </w:style>
+  <w:style w:type="paragraph" w:styleId="3">
+    <w:name w:val="heading 3"/>
+    <w:basedOn w:val="a"/>
+    <w:next w:val="a"/>
+    <w:link w:val="30"/>
+    <w:uiPriority w:val="9"/>
+    <w:unhideWhenUsed/>
+    <w:qFormat/>
+    <w:rsid w:val="00B60FBC"/>
+    <w:pPr>
+      <w:keepNext/>
+      <w:keepLines/>
+      <w:spacing w:before="160" w:after="80"/>
+      <w:jc w:val="center"/>
+      <w:outlineLvl w:val="2"/>
+    </w:pPr>
+    <w:rPr>
+      <w:rFonts w:ascii="Times New Roman" w:eastAsiaTheme="majorEastAsia" w:hAnsi="Times New Roman" w:cstheme="majorBidi"/>
+      <w:b/>
+      <w:color w:val="000000" w:themeColor="text1"/>
+      <w:sz w:val="28"/>
+      <w:szCs w:val="28"/>
+    </w:rPr>
+  </w:style>
+  <w:style w:type="paragraph" w:styleId="4">
+    <w:name w:val="heading 4"/>
+    <w:basedOn w:val="a"/>
+    <w:next w:val="a"/>
+    <w:link w:val="40"/>
+    <w:uiPriority w:val="9"/>
+    <w:semiHidden/>
+    <w:unhideWhenUsed/>
+    <w:qFormat/>
+    <w:rsid w:val="00CA217E"/>
+    <w:pPr>
+      <w:keepNext/>
+      <w:keepLines/>
+      <w:spacing w:before="80" w:after="40"/>
+      <w:outlineLvl w:val="3"/>
+    </w:pPr>
+    <w:rPr>
+      <w:rFonts w:eastAsiaTheme="majorEastAsia" w:cstheme="majorBidi"/>
+      <w:i/>
+      <w:iCs/>
+      <w:color w:val="0F4761" w:themeColor="accent1" w:themeShade="BF"/>
+    </w:rPr>
+  </w:style>
+  <w:style w:type="paragraph" w:styleId="5">
+    <w:name w:val="heading 5"/>
+    <w:basedOn w:val="a"/>
+    <w:next w:val="a"/>
+    <w:link w:val="50"/>
+    <w:uiPriority w:val="9"/>
+    <w:semiHidden/>
+    <w:unhideWhenUsed/>
+    <w:qFormat/>
+    <w:rsid w:val="00CA217E"/>
+    <w:pPr>
+      <w:keepNext/>
+      <w:keepLines/>
+      <w:spacing w:before="80" w:after="40"/>
+      <w:outlineLvl w:val="4"/>
+    </w:pPr>
+    <w:rPr>
+      <w:rFonts w:eastAsiaTheme="majorEastAsia" w:cstheme="majorBidi"/>
+      <w:color w:val="0F4761" w:themeColor="accent1" w:themeShade="BF"/>
+    </w:rPr>
+  </w:style>
+  <w:style w:type="paragraph" w:styleId="6">
+    <w:name w:val="heading 6"/>
+    <w:basedOn w:val="a"/>
+    <w:next w:val="a"/>
+    <w:link w:val="60"/>
+    <w:uiPriority w:val="9"/>
+    <w:semiHidden/>
+    <w:unhideWhenUsed/>
+    <w:qFormat/>
+    <w:rsid w:val="00CA217E"/>
+    <w:pPr>
+      <w:keepNext/>
+      <w:keepLines/>
+      <w:spacing w:before="40" w:after="0"/>
+      <w:outlineLvl w:val="5"/>
+    </w:pPr>
+    <w:rPr>
+      <w:rFonts w:eastAsiaTheme="majorEastAsia" w:cstheme="majorBidi"/>
+      <w:i/>
+      <w:iCs/>
+      <w:color w:val="595959" w:themeColor="text1" w:themeTint="A6"/>
+    </w:rPr>
+  </w:style>
+  <w:style w:type="paragraph" w:styleId="7">
+    <w:name w:val="heading 7"/>
+    <w:basedOn w:val="a"/>
+    <w:next w:val="a"/>
+    <w:link w:val="70"/>
+    <w:uiPriority w:val="9"/>
+    <w:semiHidden/>
+    <w:unhideWhenUsed/>
+    <w:qFormat/>
+    <w:rsid w:val="00CA217E"/>
+    <w:pPr>
+      <w:keepNext/>
+      <w:keepLines/>
+      <w:spacing w:before="40" w:after="0"/>
+      <w:outlineLvl w:val="6"/>
+    </w:pPr>
+    <w:rPr>
+      <w:rFonts w:eastAsiaTheme="majorEastAsia" w:cstheme="majorBidi"/>
+      <w:color w:val="595959" w:themeColor="text1" w:themeTint="A6"/>
+    </w:rPr>
+  </w:style>
+  <w:style w:type="paragraph" w:styleId="8">
+    <w:name w:val="heading 8"/>
+    <w:basedOn w:val="a"/>
+    <w:next w:val="a"/>
+    <w:link w:val="80"/>
+    <w:uiPriority w:val="9"/>
+    <w:semiHidden/>
+    <w:unhideWhenUsed/>
+    <w:qFormat/>
+    <w:rsid w:val="00CA217E"/>
+    <w:pPr>
+      <w:keepNext/>
+      <w:keepLines/>
+      <w:spacing w:after="0"/>
+      <w:outlineLvl w:val="7"/>
+    </w:pPr>
+    <w:rPr>
+      <w:rFonts w:eastAsiaTheme="majorEastAsia" w:cstheme="majorBidi"/>
+      <w:i/>
+      <w:iCs/>
+      <w:color w:val="272727" w:themeColor="text1" w:themeTint="D8"/>
+    </w:rPr>
+  </w:style>
+  <w:style w:type="paragraph" w:styleId="9">
+    <w:name w:val="heading 9"/>
+    <w:basedOn w:val="a"/>
+    <w:next w:val="a"/>
+    <w:link w:val="90"/>
+    <w:uiPriority w:val="9"/>
+    <w:semiHidden/>
+    <w:unhideWhenUsed/>
+    <w:qFormat/>
+    <w:rsid w:val="00CA217E"/>
+    <w:pPr>
+      <w:keepNext/>
+      <w:keepLines/>
+      <w:spacing w:after="0"/>
+      <w:outlineLvl w:val="8"/>
+    </w:pPr>
+    <w:rPr>
+      <w:rFonts w:eastAsiaTheme="majorEastAsia" w:cstheme="majorBidi"/>
+      <w:color w:val="272727" w:themeColor="text1" w:themeTint="D8"/>
     </w:rPr>
   </w:style>
   <w:style w:type="character" w:default="1" w:styleId="a0">
     <w:name w:val="Default Paragraph Font"/>
     <w:uiPriority w:val="1"/>
-    <w:semiHidden/>
     <w:unhideWhenUsed/>
   </w:style>
   <w:style w:type="table" w:default="1" w:styleId="a1">
@@ -1016,6 +9241,478 @@
     <w:semiHidden/>
     <w:unhideWhenUsed/>
   </w:style>
+  <w:style w:type="paragraph" w:customStyle="1" w:styleId="11">
+    <w:name w:val="ГОСТ Заголовок 1"/>
+    <w:basedOn w:val="a"/>
+    <w:link w:val="12"/>
+    <w:qFormat/>
+    <w:rsid w:val="00414AAB"/>
+    <w:pPr>
+      <w:spacing w:after="0" w:line="360" w:lineRule="auto"/>
+      <w:ind w:firstLine="709"/>
+      <w:jc w:val="both"/>
+    </w:pPr>
+    <w:rPr>
+      <w:rFonts w:ascii="Times New Roman" w:hAnsi="Times New Roman"/>
+      <w:bCs/>
+      <w:sz w:val="28"/>
+    </w:rPr>
+  </w:style>
+  <w:style w:type="character" w:customStyle="1" w:styleId="12">
+    <w:name w:val="ГОСТ Заголовок 1 Знак"/>
+    <w:basedOn w:val="a0"/>
+    <w:link w:val="11"/>
+    <w:rsid w:val="00414AAB"/>
+    <w:rPr>
+      <w:rFonts w:ascii="Times New Roman" w:hAnsi="Times New Roman"/>
+      <w:bCs/>
+      <w:sz w:val="28"/>
+    </w:rPr>
+  </w:style>
+  <w:style w:type="character" w:customStyle="1" w:styleId="10">
+    <w:name w:val="Заголовок 1 Знак"/>
+    <w:basedOn w:val="a0"/>
+    <w:link w:val="1"/>
+    <w:uiPriority w:val="9"/>
+    <w:rsid w:val="00D827C4"/>
+    <w:rPr>
+      <w:rFonts w:ascii="Times New Roman" w:eastAsiaTheme="majorEastAsia" w:hAnsi="Times New Roman" w:cstheme="majorBidi"/>
+      <w:b/>
+      <w:color w:val="000000" w:themeColor="text1"/>
+      <w:sz w:val="28"/>
+      <w:szCs w:val="40"/>
+    </w:rPr>
+  </w:style>
+  <w:style w:type="character" w:customStyle="1" w:styleId="20">
+    <w:name w:val="Заголовок 2 Знак"/>
+    <w:basedOn w:val="a0"/>
+    <w:link w:val="2"/>
+    <w:uiPriority w:val="9"/>
+    <w:rsid w:val="006540BD"/>
+    <w:rPr>
+      <w:rFonts w:ascii="Times New Roman" w:eastAsiaTheme="majorEastAsia" w:hAnsi="Times New Roman" w:cstheme="majorBidi"/>
+      <w:b/>
+      <w:color w:val="000000" w:themeColor="text1"/>
+      <w:sz w:val="28"/>
+      <w:szCs w:val="32"/>
+    </w:rPr>
+  </w:style>
+  <w:style w:type="character" w:customStyle="1" w:styleId="30">
+    <w:name w:val="Заголовок 3 Знак"/>
+    <w:basedOn w:val="a0"/>
+    <w:link w:val="3"/>
+    <w:uiPriority w:val="9"/>
+    <w:rsid w:val="00B60FBC"/>
+    <w:rPr>
+      <w:rFonts w:ascii="Times New Roman" w:eastAsiaTheme="majorEastAsia" w:hAnsi="Times New Roman" w:cstheme="majorBidi"/>
+      <w:b/>
+      <w:color w:val="000000" w:themeColor="text1"/>
+      <w:sz w:val="28"/>
+      <w:szCs w:val="28"/>
+    </w:rPr>
+  </w:style>
+  <w:style w:type="character" w:customStyle="1" w:styleId="40">
+    <w:name w:val="Заголовок 4 Знак"/>
+    <w:basedOn w:val="a0"/>
+    <w:link w:val="4"/>
+    <w:uiPriority w:val="9"/>
+    <w:semiHidden/>
+    <w:rsid w:val="00CA217E"/>
+    <w:rPr>
+      <w:rFonts w:eastAsiaTheme="majorEastAsia" w:cstheme="majorBidi"/>
+      <w:i/>
+      <w:iCs/>
+      <w:color w:val="0F4761" w:themeColor="accent1" w:themeShade="BF"/>
+    </w:rPr>
+  </w:style>
+  <w:style w:type="character" w:customStyle="1" w:styleId="50">
+    <w:name w:val="Заголовок 5 Знак"/>
+    <w:basedOn w:val="a0"/>
+    <w:link w:val="5"/>
+    <w:uiPriority w:val="9"/>
+    <w:semiHidden/>
+    <w:rsid w:val="00CA217E"/>
+    <w:rPr>
+      <w:rFonts w:eastAsiaTheme="majorEastAsia" w:cstheme="majorBidi"/>
+      <w:color w:val="0F4761" w:themeColor="accent1" w:themeShade="BF"/>
+    </w:rPr>
+  </w:style>
+  <w:style w:type="character" w:customStyle="1" w:styleId="60">
+    <w:name w:val="Заголовок 6 Знак"/>
+    <w:basedOn w:val="a0"/>
+    <w:link w:val="6"/>
+    <w:uiPriority w:val="9"/>
+    <w:semiHidden/>
+    <w:rsid w:val="00CA217E"/>
+    <w:rPr>
+      <w:rFonts w:eastAsiaTheme="majorEastAsia" w:cstheme="majorBidi"/>
+      <w:i/>
+      <w:iCs/>
+      <w:color w:val="595959" w:themeColor="text1" w:themeTint="A6"/>
+    </w:rPr>
+  </w:style>
+  <w:style w:type="character" w:customStyle="1" w:styleId="70">
+    <w:name w:val="Заголовок 7 Знак"/>
+    <w:basedOn w:val="a0"/>
+    <w:link w:val="7"/>
+    <w:uiPriority w:val="9"/>
+    <w:semiHidden/>
+    <w:rsid w:val="00CA217E"/>
+    <w:rPr>
+      <w:rFonts w:eastAsiaTheme="majorEastAsia" w:cstheme="majorBidi"/>
+      <w:color w:val="595959" w:themeColor="text1" w:themeTint="A6"/>
+    </w:rPr>
+  </w:style>
+  <w:style w:type="character" w:customStyle="1" w:styleId="80">
+    <w:name w:val="Заголовок 8 Знак"/>
+    <w:basedOn w:val="a0"/>
+    <w:link w:val="8"/>
+    <w:uiPriority w:val="9"/>
+    <w:semiHidden/>
+    <w:rsid w:val="00CA217E"/>
+    <w:rPr>
+      <w:rFonts w:eastAsiaTheme="majorEastAsia" w:cstheme="majorBidi"/>
+      <w:i/>
+      <w:iCs/>
+      <w:color w:val="272727" w:themeColor="text1" w:themeTint="D8"/>
+    </w:rPr>
+  </w:style>
+  <w:style w:type="character" w:customStyle="1" w:styleId="90">
+    <w:name w:val="Заголовок 9 Знак"/>
+    <w:basedOn w:val="a0"/>
+    <w:link w:val="9"/>
+    <w:uiPriority w:val="9"/>
+    <w:semiHidden/>
+    <w:rsid w:val="00CA217E"/>
+    <w:rPr>
+      <w:rFonts w:eastAsiaTheme="majorEastAsia" w:cstheme="majorBidi"/>
+      <w:color w:val="272727" w:themeColor="text1" w:themeTint="D8"/>
+    </w:rPr>
+  </w:style>
+  <w:style w:type="paragraph" w:styleId="a3">
+    <w:name w:val="Title"/>
+    <w:basedOn w:val="a"/>
+    <w:next w:val="a"/>
+    <w:link w:val="a4"/>
+    <w:uiPriority w:val="10"/>
+    <w:qFormat/>
+    <w:rsid w:val="00CA217E"/>
+    <w:pPr>
+      <w:spacing w:after="80" w:line="240" w:lineRule="auto"/>
+      <w:contextualSpacing/>
+    </w:pPr>
+    <w:rPr>
+      <w:rFonts w:asciiTheme="majorHAnsi" w:eastAsiaTheme="majorEastAsia" w:hAnsiTheme="majorHAnsi" w:cstheme="majorBidi"/>
+      <w:spacing w:val="-10"/>
+      <w:kern w:val="28"/>
+      <w:sz w:val="56"/>
+      <w:szCs w:val="56"/>
+    </w:rPr>
+  </w:style>
+  <w:style w:type="character" w:customStyle="1" w:styleId="a4">
+    <w:name w:val="Заголовок Знак"/>
+    <w:basedOn w:val="a0"/>
+    <w:link w:val="a3"/>
+    <w:uiPriority w:val="10"/>
+    <w:rsid w:val="00CA217E"/>
+    <w:rPr>
+      <w:rFonts w:asciiTheme="majorHAnsi" w:eastAsiaTheme="majorEastAsia" w:hAnsiTheme="majorHAnsi" w:cstheme="majorBidi"/>
+      <w:spacing w:val="-10"/>
+      <w:kern w:val="28"/>
+      <w:sz w:val="56"/>
+      <w:szCs w:val="56"/>
+    </w:rPr>
+  </w:style>
+  <w:style w:type="paragraph" w:styleId="a5">
+    <w:name w:val="Subtitle"/>
+    <w:basedOn w:val="a"/>
+    <w:next w:val="a"/>
+    <w:link w:val="a6"/>
+    <w:uiPriority w:val="11"/>
+    <w:qFormat/>
+    <w:rsid w:val="00CA217E"/>
+    <w:pPr>
+      <w:numPr>
+        <w:ilvl w:val="1"/>
+      </w:numPr>
+    </w:pPr>
+    <w:rPr>
+      <w:rFonts w:eastAsiaTheme="majorEastAsia" w:cstheme="majorBidi"/>
+      <w:color w:val="595959" w:themeColor="text1" w:themeTint="A6"/>
+      <w:spacing w:val="15"/>
+      <w:sz w:val="28"/>
+      <w:szCs w:val="28"/>
+    </w:rPr>
+  </w:style>
+  <w:style w:type="character" w:customStyle="1" w:styleId="a6">
+    <w:name w:val="Подзаголовок Знак"/>
+    <w:basedOn w:val="a0"/>
+    <w:link w:val="a5"/>
+    <w:uiPriority w:val="11"/>
+    <w:rsid w:val="00CA217E"/>
+    <w:rPr>
+      <w:rFonts w:eastAsiaTheme="majorEastAsia" w:cstheme="majorBidi"/>
+      <w:color w:val="595959" w:themeColor="text1" w:themeTint="A6"/>
+      <w:spacing w:val="15"/>
+      <w:sz w:val="28"/>
+      <w:szCs w:val="28"/>
+    </w:rPr>
+  </w:style>
+  <w:style w:type="paragraph" w:styleId="21">
+    <w:name w:val="Quote"/>
+    <w:basedOn w:val="a"/>
+    <w:next w:val="a"/>
+    <w:link w:val="22"/>
+    <w:uiPriority w:val="29"/>
+    <w:qFormat/>
+    <w:rsid w:val="00CA217E"/>
+    <w:pPr>
+      <w:spacing w:before="160"/>
+      <w:jc w:val="center"/>
+    </w:pPr>
+    <w:rPr>
+      <w:i/>
+      <w:iCs/>
+      <w:color w:val="404040" w:themeColor="text1" w:themeTint="BF"/>
+    </w:rPr>
+  </w:style>
+  <w:style w:type="character" w:customStyle="1" w:styleId="22">
+    <w:name w:val="Цитата 2 Знак"/>
+    <w:basedOn w:val="a0"/>
+    <w:link w:val="21"/>
+    <w:uiPriority w:val="29"/>
+    <w:rsid w:val="00CA217E"/>
+    <w:rPr>
+      <w:i/>
+      <w:iCs/>
+      <w:color w:val="404040" w:themeColor="text1" w:themeTint="BF"/>
+    </w:rPr>
+  </w:style>
+  <w:style w:type="paragraph" w:styleId="a7">
+    <w:name w:val="List Paragraph"/>
+    <w:basedOn w:val="a"/>
+    <w:uiPriority w:val="34"/>
+    <w:qFormat/>
+    <w:rsid w:val="00CA217E"/>
+    <w:pPr>
+      <w:ind w:left="720"/>
+      <w:contextualSpacing/>
+    </w:pPr>
+  </w:style>
+  <w:style w:type="character" w:styleId="a8">
+    <w:name w:val="Intense Emphasis"/>
+    <w:basedOn w:val="a0"/>
+    <w:uiPriority w:val="21"/>
+    <w:qFormat/>
+    <w:rsid w:val="00CA217E"/>
+    <w:rPr>
+      <w:i/>
+      <w:iCs/>
+      <w:color w:val="0F4761" w:themeColor="accent1" w:themeShade="BF"/>
+    </w:rPr>
+  </w:style>
+  <w:style w:type="paragraph" w:styleId="a9">
+    <w:name w:val="Intense Quote"/>
+    <w:basedOn w:val="a"/>
+    <w:next w:val="a"/>
+    <w:link w:val="aa"/>
+    <w:uiPriority w:val="30"/>
+    <w:qFormat/>
+    <w:rsid w:val="00CA217E"/>
+    <w:pPr>
+      <w:pBdr>
+        <w:top w:val="single" w:sz="4" w:space="10" w:color="0F4761" w:themeColor="accent1" w:themeShade="BF"/>
+        <w:bottom w:val="single" w:sz="4" w:space="10" w:color="0F4761" w:themeColor="accent1" w:themeShade="BF"/>
+      </w:pBdr>
+      <w:spacing w:before="360" w:after="360"/>
+      <w:ind w:left="864" w:right="864"/>
+      <w:jc w:val="center"/>
+    </w:pPr>
+    <w:rPr>
+      <w:i/>
+      <w:iCs/>
+      <w:color w:val="0F4761" w:themeColor="accent1" w:themeShade="BF"/>
+    </w:rPr>
+  </w:style>
+  <w:style w:type="character" w:customStyle="1" w:styleId="aa">
+    <w:name w:val="Выделенная цитата Знак"/>
+    <w:basedOn w:val="a0"/>
+    <w:link w:val="a9"/>
+    <w:uiPriority w:val="30"/>
+    <w:rsid w:val="00CA217E"/>
+    <w:rPr>
+      <w:i/>
+      <w:iCs/>
+      <w:color w:val="0F4761" w:themeColor="accent1" w:themeShade="BF"/>
+    </w:rPr>
+  </w:style>
+  <w:style w:type="character" w:styleId="ab">
+    <w:name w:val="Intense Reference"/>
+    <w:basedOn w:val="a0"/>
+    <w:uiPriority w:val="32"/>
+    <w:qFormat/>
+    <w:rsid w:val="00CA217E"/>
+    <w:rPr>
+      <w:b/>
+      <w:bCs/>
+      <w:smallCaps/>
+      <w:color w:val="0F4761" w:themeColor="accent1" w:themeShade="BF"/>
+      <w:spacing w:val="5"/>
+    </w:rPr>
+  </w:style>
+  <w:style w:type="paragraph" w:styleId="ac">
+    <w:name w:val="header"/>
+    <w:basedOn w:val="a"/>
+    <w:link w:val="ad"/>
+    <w:uiPriority w:val="99"/>
+    <w:unhideWhenUsed/>
+    <w:rsid w:val="00CA217E"/>
+    <w:pPr>
+      <w:tabs>
+        <w:tab w:val="center" w:pos="4677"/>
+        <w:tab w:val="right" w:pos="9355"/>
+      </w:tabs>
+      <w:spacing w:after="0" w:line="240" w:lineRule="auto"/>
+    </w:pPr>
+  </w:style>
+  <w:style w:type="character" w:customStyle="1" w:styleId="ad">
+    <w:name w:val="Верхний колонтитул Знак"/>
+    <w:basedOn w:val="a0"/>
+    <w:link w:val="ac"/>
+    <w:uiPriority w:val="99"/>
+    <w:rsid w:val="00CA217E"/>
+  </w:style>
+  <w:style w:type="paragraph" w:styleId="ae">
+    <w:name w:val="footer"/>
+    <w:basedOn w:val="a"/>
+    <w:link w:val="af"/>
+    <w:uiPriority w:val="99"/>
+    <w:unhideWhenUsed/>
+    <w:rsid w:val="00CA217E"/>
+    <w:pPr>
+      <w:tabs>
+        <w:tab w:val="center" w:pos="4677"/>
+        <w:tab w:val="right" w:pos="9355"/>
+      </w:tabs>
+      <w:spacing w:after="0" w:line="240" w:lineRule="auto"/>
+    </w:pPr>
+  </w:style>
+  <w:style w:type="character" w:customStyle="1" w:styleId="af">
+    <w:name w:val="Нижний колонтитул Знак"/>
+    <w:basedOn w:val="a0"/>
+    <w:link w:val="ae"/>
+    <w:uiPriority w:val="99"/>
+    <w:rsid w:val="00CA217E"/>
+  </w:style>
+  <w:style w:type="paragraph" w:customStyle="1" w:styleId="af0">
+    <w:name w:val="КОД"/>
+    <w:basedOn w:val="11"/>
+    <w:link w:val="af1"/>
+    <w:qFormat/>
+    <w:rsid w:val="00114684"/>
+    <w:pPr>
+      <w:ind w:firstLine="360"/>
+      <w:jc w:val="left"/>
+    </w:pPr>
+    <w:rPr>
+      <w:rFonts w:ascii="Courier New" w:hAnsi="Courier New"/>
+      <w:bCs w:val="0"/>
+      <w:sz w:val="24"/>
+    </w:rPr>
+  </w:style>
+  <w:style w:type="character" w:customStyle="1" w:styleId="af1">
+    <w:name w:val="КОД Знак"/>
+    <w:basedOn w:val="12"/>
+    <w:link w:val="af0"/>
+    <w:rsid w:val="00114684"/>
+    <w:rPr>
+      <w:rFonts w:ascii="Courier New" w:hAnsi="Courier New"/>
+      <w:b w:val="0"/>
+      <w:bCs w:val="0"/>
+      <w:sz w:val="28"/>
+    </w:rPr>
+  </w:style>
+  <w:style w:type="character" w:styleId="af2">
+    <w:name w:val="Hyperlink"/>
+    <w:basedOn w:val="a0"/>
+    <w:uiPriority w:val="99"/>
+    <w:unhideWhenUsed/>
+    <w:rsid w:val="006A5357"/>
+    <w:rPr>
+      <w:color w:val="467886" w:themeColor="hyperlink"/>
+      <w:u w:val="single"/>
+    </w:rPr>
+  </w:style>
+  <w:style w:type="character" w:styleId="af3">
+    <w:name w:val="Unresolved Mention"/>
+    <w:basedOn w:val="a0"/>
+    <w:uiPriority w:val="99"/>
+    <w:semiHidden/>
+    <w:unhideWhenUsed/>
+    <w:rsid w:val="006A5357"/>
+    <w:rPr>
+      <w:color w:val="605E5C"/>
+      <w:shd w:val="clear" w:color="auto" w:fill="E1DFDD"/>
+    </w:rPr>
+  </w:style>
+  <w:style w:type="paragraph" w:styleId="af4">
+    <w:name w:val="TOC Heading"/>
+    <w:basedOn w:val="1"/>
+    <w:next w:val="a"/>
+    <w:uiPriority w:val="39"/>
+    <w:unhideWhenUsed/>
+    <w:qFormat/>
+    <w:rsid w:val="009C214D"/>
+    <w:pPr>
+      <w:spacing w:before="240" w:after="0" w:line="259" w:lineRule="auto"/>
+      <w:outlineLvl w:val="9"/>
+    </w:pPr>
+    <w:rPr>
+      <w:kern w:val="0"/>
+      <w:sz w:val="32"/>
+      <w:szCs w:val="32"/>
+      <w:lang w:eastAsia="ru-RU"/>
+      <w14:ligatures w14:val="none"/>
+    </w:rPr>
+  </w:style>
+  <w:style w:type="paragraph" w:styleId="13">
+    <w:name w:val="toc 1"/>
+    <w:basedOn w:val="a"/>
+    <w:next w:val="a"/>
+    <w:autoRedefine/>
+    <w:uiPriority w:val="39"/>
+    <w:unhideWhenUsed/>
+    <w:rsid w:val="0068468F"/>
+    <w:pPr>
+      <w:spacing w:after="100"/>
+    </w:pPr>
+  </w:style>
+  <w:style w:type="paragraph" w:styleId="23">
+    <w:name w:val="toc 2"/>
+    <w:basedOn w:val="a"/>
+    <w:next w:val="a"/>
+    <w:autoRedefine/>
+    <w:uiPriority w:val="39"/>
+    <w:unhideWhenUsed/>
+    <w:rsid w:val="0068468F"/>
+    <w:pPr>
+      <w:spacing w:after="100"/>
+      <w:ind w:left="240"/>
+    </w:pPr>
+  </w:style>
+  <w:style w:type="paragraph" w:styleId="31">
+    <w:name w:val="toc 3"/>
+    <w:basedOn w:val="a"/>
+    <w:next w:val="a"/>
+    <w:autoRedefine/>
+    <w:uiPriority w:val="39"/>
+    <w:unhideWhenUsed/>
+    <w:rsid w:val="0068468F"/>
+    <w:pPr>
+      <w:spacing w:after="100"/>
+      <w:ind w:left="480"/>
+    </w:pPr>
+  </w:style>
 </w:styles>
 </file>
 
@@ -1030,39 +9727,39 @@
         <a:sysClr val="window" lastClr="FFFFFF"/>
       </a:lt1>
       <a:dk2>
-        <a:srgbClr val="44546A"/>
+        <a:srgbClr val="0E2841"/>
       </a:dk2>
       <a:lt2>
-        <a:srgbClr val="E7E6E6"/>
+        <a:srgbClr val="E8E8E8"/>
       </a:lt2>
       <a:accent1>
-        <a:srgbClr val="4472C4"/>
+        <a:srgbClr val="156082"/>
       </a:accent1>
       <a:accent2>
-        <a:srgbClr val="ED7D31"/>
+        <a:srgbClr val="E97132"/>
       </a:accent2>
       <a:accent3>
-        <a:srgbClr val="A5A5A5"/>
+        <a:srgbClr val="196B24"/>
       </a:accent3>
       <a:accent4>
-        <a:srgbClr val="FFC000"/>
+        <a:srgbClr val="0F9ED5"/>
       </a:accent4>
       <a:accent5>
-        <a:srgbClr val="5B9BD5"/>
+        <a:srgbClr val="A02B93"/>
       </a:accent5>
       <a:accent6>
-        <a:srgbClr val="70AD47"/>
+        <a:srgbClr val="4EA72E"/>
       </a:accent6>
       <a:hlink>
-        <a:srgbClr val="0563C1"/>
+        <a:srgbClr val="467886"/>
       </a:hlink>
       <a:folHlink>
-        <a:srgbClr val="954F72"/>
+        <a:srgbClr val="96607D"/>
       </a:folHlink>
     </a:clrScheme>
     <a:fontScheme name="Стандартная">
       <a:majorFont>
-        <a:latin typeface="Calibri Light" panose="020F0302020204030204"/>
+        <a:latin typeface="Aptos Display" panose="02110004020202020204"/>
         <a:ea typeface=""/>
         <a:cs typeface=""/>
         <a:font script="Jpan" typeface="游ゴシック Light"/>
@@ -1114,7 +9811,7 @@
         <a:font script="Tfng" typeface="Ebrima"/>
       </a:majorFont>
       <a:minorFont>
-        <a:latin typeface="Calibri" panose="020F0502020204030204"/>
+        <a:latin typeface="Aptos" panose="02110004020202020204"/>
         <a:ea typeface=""/>
         <a:cs typeface=""/>
         <a:font script="Jpan" typeface="游明朝"/>
@@ -1225,13 +9922,6 @@
         </a:gradFill>
       </a:fillStyleLst>
       <a:lnStyleLst>
-        <a:ln w="6350" cap="flat" cmpd="sng" algn="ctr">
-          <a:solidFill>
-            <a:schemeClr val="phClr"/>
-          </a:solidFill>
-          <a:prstDash val="solid"/>
-          <a:miter lim="800000"/>
-        </a:ln>
         <a:ln w="12700" cap="flat" cmpd="sng" algn="ctr">
           <a:solidFill>
             <a:schemeClr val="phClr"/>
@@ -1240,6 +9930,13 @@
           <a:miter lim="800000"/>
         </a:ln>
         <a:ln w="19050" cap="flat" cmpd="sng" algn="ctr">
+          <a:solidFill>
+            <a:schemeClr val="phClr"/>
+          </a:solidFill>
+          <a:prstDash val="solid"/>
+          <a:miter lim="800000"/>
+        </a:ln>
+        <a:ln w="25400" cap="flat" cmpd="sng" algn="ctr">
           <a:solidFill>
             <a:schemeClr val="phClr"/>
           </a:solidFill>
@@ -1304,11 +10001,31 @@
       </a:bgFillStyleLst>
     </a:fmtScheme>
   </a:themeElements>
-  <a:objectDefaults/>
+  <a:objectDefaults>
+    <a:lnDef>
+      <a:spPr/>
+      <a:bodyPr/>
+      <a:lstStyle/>
+      <a:style>
+        <a:lnRef idx="2">
+          <a:schemeClr val="accent1"/>
+        </a:lnRef>
+        <a:fillRef idx="0">
+          <a:schemeClr val="accent1"/>
+        </a:fillRef>
+        <a:effectRef idx="1">
+          <a:schemeClr val="accent1"/>
+        </a:effectRef>
+        <a:fontRef idx="minor">
+          <a:schemeClr val="tx1"/>
+        </a:fontRef>
+      </a:style>
+    </a:lnDef>
+  </a:objectDefaults>
   <a:extraClrSchemeLst/>
   <a:extLst>
     <a:ext uri="{05A4C25C-085E-4340-85A3-A5531E510DB2}">
-      <thm15:themeFamily xmlns:thm15="http://schemas.microsoft.com/office/thememl/2012/main" name="Office Theme" id="{62F939B6-93AF-4DB8-9C6B-D6C7DFDC589F}" vid="{4A3C46E8-61CC-4603-A589-7422A47A8E4A}"/>
+      <thm15:themeFamily xmlns:thm15="http://schemas.microsoft.com/office/thememl/2012/main" name="Office Theme" id="{2E142A2C-CD16-42D6-873A-C26D2A0506FA}" vid="{1BDDFF52-6CD6-40A5-AB3C-68EB2F1E4D0A}"/>
     </a:ext>
   </a:extLst>
 </a:theme>
